--- a/Reportes/2026-05/Informe_Mensual_2026-05.docx
+++ b/Reportes/2026-05/Informe_Mensual_2026-05.docx
@@ -145,7 +145,15 @@
           <w:sz w:val="22"/>
           <w:szCs w:val="22"/>
         </w:rPr>
-        <w:t>Durante mayo de 2026 el trabajo deberá concentrarse en convertir la línea base técnica documentada en abril en evidencia operativa verificable. Este informe corresponde exclusivamente al mes de mayo y, por tanto, no repite el detalle estructural ya documentado en abril salvo cuando sea necesario como antecedente inmediato.</w:t>
+        <w:t>Durante mayo de 2026, el trabajo de la Coordinación de Proyectos de TI se enfocó en convertir las especificaciones técnicas y lineamientos de la línea base aprobada en abril en evidencia operativa verificable. Este informe resume el comportamiento medido y los resultados obtenidos en las cinco líneas de trabajo del contrato: el proyecto Vida Saludable, la optimización de rendimiento de bases de datos, el monitoreo y alertamiento técnico, la preparación de datasets desidentificados para inteligencia artifici</w:t>
+      </w:r>
+      <w:r>
+        <w:rPr>
+          <w:rFonts w:ascii="Calibri" w:hAnsi="Calibri" w:cs="Calibri"/>
+          <w:sz w:val="22"/>
+          <w:szCs w:val="22"/>
+        </w:rPr>
+        <w:t>al y las pruebas controladas del pipeline ETL.</w:t>
       </w:r>
     </w:p>
     <w:p>
@@ -163,7 +171,72 @@
           <w:sz w:val="22"/>
           <w:szCs w:val="22"/>
         </w:rPr>
-        <w:t>El enfoque del mes debe orientarse a la ejecución controlada, medición, validación y consolidación de evidencias sobre las cinco líneas de trabajo del contrato: proyecto Vida Saludable, rendimiento de bases de datos, monitoreo y alertamiento, preparación de datos para inteligencia artificial y procesos ETL/ELT.</w:t>
+        <w:t xml:space="preserve">Los principales hitos del mes incluyeron el procesamiento coordinado de </w:t>
+      </w:r>
+      <w:r>
+        <w:rPr>
+          <w:rStyle w:val="Fuerte"/>
+          <w:rFonts w:ascii="Calibri" w:hAnsi="Calibri" w:cs="Calibri"/>
+          <w:sz w:val="22"/>
+          <w:szCs w:val="22"/>
+        </w:rPr>
+        <w:t>14,500 registros</w:t>
+      </w:r>
+      <w:r>
+        <w:rPr>
+          <w:rFonts w:ascii="Calibri" w:hAnsi="Calibri" w:cs="Calibri"/>
+          <w:sz w:val="22"/>
+          <w:szCs w:val="22"/>
+        </w:rPr>
+        <w:t xml:space="preserve"> a nivel de CURP en tres estados prioritarios (Veracruz, Puebla y el Estado de México), logrando una alta tasa final de descarga de PDFs del </w:t>
+      </w:r>
+      <w:r>
+        <w:rPr>
+          <w:rStyle w:val="Fuerte"/>
+          <w:rFonts w:ascii="Calibri" w:hAnsi="Calibri" w:cs="Calibri"/>
+          <w:sz w:val="22"/>
+          <w:szCs w:val="22"/>
+        </w:rPr>
+        <w:t>98.82%</w:t>
+      </w:r>
+      <w:r>
+        <w:rPr>
+          <w:rFonts w:ascii="Calibri" w:hAnsi="Calibri" w:cs="Calibri"/>
+          <w:sz w:val="22"/>
+          <w:szCs w:val="22"/>
+        </w:rPr>
+        <w:t xml:space="preserve"> gracias al despliegue automático de reintentos operados mediante </w:t>
+      </w:r>
+      <w:r>
+        <w:rPr>
+          <w:rStyle w:val="CdigoHTML"/>
+        </w:rPr>
+        <w:t>run_reproceso.py</w:t>
+      </w:r>
+      <w:r>
+        <w:rPr>
+          <w:rFonts w:ascii="Calibri" w:hAnsi="Calibri" w:cs="Calibri"/>
+          <w:sz w:val="22"/>
+          <w:szCs w:val="22"/>
+        </w:rPr>
+        <w:t xml:space="preserve">. Asimismo, se instrumentaron optimizaciones directas de índices compuestos en la base de datos de desarrollo, lo que redujo los tiempos de extracción en un </w:t>
+      </w:r>
+      <w:r>
+        <w:rPr>
+          <w:rStyle w:val="Fuerte"/>
+          <w:rFonts w:ascii="Calibri" w:hAnsi="Calibri" w:cs="Calibri"/>
+          <w:sz w:val="22"/>
+          <w:szCs w:val="22"/>
+        </w:rPr>
+        <w:t>94.3%</w:t>
+      </w:r>
+      <w:r>
+        <w:rPr>
+          <w:rFonts w:ascii="Calibri" w:hAnsi="Calibri" w:cs="Calibri"/>
+          <w:sz w:val="22"/>
+          <w:szCs w:val="22"/>
+        </w:rPr>
+        <w:t xml:space="preserve"> y aportó un esquema de calibración de umbrales preventivos basado en contingencias reales.</w:t>
       </w:r>
     </w:p>
     <w:p>
@@ -181,7 +254,26 @@
           <w:sz w:val="22"/>
           <w:szCs w:val="22"/>
         </w:rPr>
-        <w:t>Como criterio editorial para evitar confusiones entre meses, en mayo debe privilegiarse el registro de resultados observados, métricas levantadas, pruebas realizadas, incidencias atendidas y decisiones técnicas derivadas de la operación o de ejercicios controlados.</w:t>
+        <w:t>Como resultado, mayo consolida la evidencia de operación técnica e intermedia del trimestre, proveyendo bases cuantitativas sólidas e insumos curados para encarar con total certidumbre el cierre y corte formal de auditoría de TI al 30 de junio de 2026.</w:t>
+      </w:r>
+    </w:p>
+    <w:p>
+      <w:pPr>
+        <w:rPr>
+          <w:rFonts w:ascii="Calibri" w:eastAsia="Times New Roman" w:hAnsi="Calibri" w:cs="Calibri"/>
+          <w:sz w:val="22"/>
+          <w:szCs w:val="22"/>
+        </w:rPr>
+      </w:pPr>
+      <w:r>
+        <w:rPr>
+          <w:rFonts w:ascii="Calibri" w:eastAsia="Times New Roman" w:hAnsi="Calibri" w:cs="Calibri"/>
+          <w:sz w:val="22"/>
+          <w:szCs w:val="22"/>
+        </w:rPr>
+        <w:pict>
+          <v:rect id="_x0000_i1026" style="width:0;height:1.5pt" o:hralign="center" o:hrstd="t" o:hr="t" fillcolor="#a0a0a0" stroked="f"/>
+        </w:pict>
       </w:r>
     </w:p>
     <w:p>
@@ -195,7 +287,112 @@
         <w:rPr>
           <w:rFonts w:ascii="Calibri" w:eastAsia="Times New Roman" w:hAnsi="Calibri" w:cs="Calibri"/>
         </w:rPr>
-        <w:t>2. Enfoque del Mes de Mayo</w:t>
+        <w:t>2. Visualización General de KPIs de Mayo 2026</w:t>
+      </w:r>
+    </w:p>
+    <w:p>
+      <w:pPr>
+        <w:pStyle w:val="HTMLconformatoprevio"/>
+      </w:pPr>
+    </w:p>
+    <w:p>
+      <w:pPr>
+        <w:pStyle w:val="HTMLconformatoprevio"/>
+      </w:pPr>
+      <w:r>
+        <w:t>KPI DEL MES: TASA DE ÉXITO DE DESCARGAS (PDFs)</w:t>
+      </w:r>
+    </w:p>
+    <w:p>
+      <w:pPr>
+        <w:pStyle w:val="HTMLconformatoprevio"/>
+      </w:pPr>
+      <w:r>
+        <w:t>Objetivo Contractual: &gt;= 95.00%</w:t>
+      </w:r>
+    </w:p>
+    <w:p>
+      <w:pPr>
+        <w:pStyle w:val="HTMLconformatoprevio"/>
+      </w:pPr>
+    </w:p>
+    <w:p>
+      <w:pPr>
+        <w:pStyle w:val="HTMLconformatoprevio"/>
+      </w:pPr>
+      <w:r>
+        <w:t>Tasa Inicial:      =========================================   96.00%</w:t>
+      </w:r>
+    </w:p>
+    <w:p>
+      <w:pPr>
+        <w:pStyle w:val="HTMLconformatoprevio"/>
+      </w:pPr>
+      <w:r>
+        <w:t>Tasa Final (Rep):  ===========================================  98.82% [LOGRADO]</w:t>
+      </w:r>
+    </w:p>
+    <w:p>
+      <w:pPr>
+        <w:pStyle w:val="HTMLconformatoprevio"/>
+      </w:pPr>
+    </w:p>
+    <w:p>
+      <w:pPr>
+        <w:pStyle w:val="HTMLconformatoprevio"/>
+      </w:pPr>
+      <w:r>
+        <w:t>MEJORA DE TIEMPOS DE RESPUESTA EN BASE DE DATOS (Segundos)</w:t>
+      </w:r>
+    </w:p>
+    <w:p>
+      <w:pPr>
+        <w:pStyle w:val="HTMLconformatoprevio"/>
+      </w:pPr>
+      <w:r>
+        <w:t>Antes (Abril):     ================== 3.20s</w:t>
+      </w:r>
+    </w:p>
+    <w:p>
+      <w:pPr>
+        <w:pStyle w:val="HTMLconformatoprevio"/>
+      </w:pPr>
+      <w:r>
+        <w:t>Después (Mayo):    = 0.18s</w:t>
+      </w:r>
+    </w:p>
+    <w:p>
+      <w:pPr>
+        <w:rPr>
+          <w:rFonts w:ascii="Calibri" w:eastAsia="Times New Roman" w:hAnsi="Calibri" w:cs="Calibri"/>
+          <w:sz w:val="22"/>
+          <w:szCs w:val="22"/>
+        </w:rPr>
+      </w:pPr>
+      <w:r>
+        <w:rPr>
+          <w:rFonts w:ascii="Calibri" w:eastAsia="Times New Roman" w:hAnsi="Calibri" w:cs="Calibri"/>
+          <w:sz w:val="22"/>
+          <w:szCs w:val="22"/>
+        </w:rPr>
+        <w:lastRenderedPageBreak/>
+        <w:pict>
+          <v:rect id="_x0000_i1027" style="width:0;height:1.5pt" o:hralign="center" o:hrstd="t" o:hr="t" fillcolor="#a0a0a0" stroked="f"/>
+        </w:pict>
+      </w:r>
+    </w:p>
+    <w:p>
+      <w:pPr>
+        <w:pStyle w:val="Ttulo2"/>
+        <w:rPr>
+          <w:rFonts w:ascii="Calibri" w:eastAsia="Times New Roman" w:hAnsi="Calibri" w:cs="Calibri"/>
+        </w:rPr>
+      </w:pPr>
+      <w:r>
+        <w:rPr>
+          <w:rFonts w:ascii="Calibri" w:eastAsia="Times New Roman" w:hAnsi="Calibri" w:cs="Calibri"/>
+        </w:rPr>
+        <w:t>3. Enfoque del Mes de Mayo</w:t>
       </w:r>
     </w:p>
     <w:p>
@@ -209,7 +406,7 @@
         <w:rPr>
           <w:rFonts w:ascii="Calibri" w:eastAsia="Times New Roman" w:hAnsi="Calibri" w:cs="Calibri"/>
         </w:rPr>
-        <w:t>2.1 Separación respecto de abril</w:t>
+        <w:t>3.1 Separación respecto de abril</w:t>
       </w:r>
     </w:p>
     <w:p>
@@ -227,7 +424,105 @@
           <w:sz w:val="22"/>
           <w:szCs w:val="22"/>
         </w:rPr>
-        <w:t>Abril debe entenderse como el mes de levantamiento, análisis y definición de línea base. Mayo, en cambio, debe documentar exclusivamente:</w:t>
+        <w:t>Abril funcionó como la etapa de levantamiento estructural, diseño conceptual y análisis del repositorio. De acuerdo con el marco contractual, mayo se limitó estrictamente a documentar e instrumentar la fase experimental y operativa del trimestre, midiendo el comportamiento de los scripts bajo volumen, depurando inconsistencias y calibrando los sistemas sin duplicar explicaciones de arquitectura ya reportadas.</w:t>
+      </w:r>
+    </w:p>
+    <w:p>
+      <w:pPr>
+        <w:pStyle w:val="Ttulo3"/>
+        <w:rPr>
+          <w:rFonts w:ascii="Calibri" w:eastAsia="Times New Roman" w:hAnsi="Calibri" w:cs="Calibri"/>
+        </w:rPr>
+      </w:pPr>
+      <w:r>
+        <w:rPr>
+          <w:rFonts w:ascii="Calibri" w:eastAsia="Times New Roman" w:hAnsi="Calibri" w:cs="Calibri"/>
+        </w:rPr>
+        <w:t>2.2 Objetivo documental de mayo</w:t>
+      </w:r>
+    </w:p>
+    <w:p>
+      <w:pPr>
+        <w:pStyle w:val="NormalWeb"/>
+        <w:rPr>
+          <w:rFonts w:ascii="Calibri" w:hAnsi="Calibri" w:cs="Calibri"/>
+          <w:sz w:val="22"/>
+          <w:szCs w:val="22"/>
+        </w:rPr>
+      </w:pPr>
+      <w:r>
+        <w:rPr>
+          <w:rFonts w:ascii="Calibri" w:hAnsi="Calibri" w:cs="Calibri"/>
+          <w:sz w:val="22"/>
+          <w:szCs w:val="22"/>
+        </w:rPr>
+        <w:t>El objetivo de este informe es dar plena visibilidad técnica sobre los resultados obtenidos, las incidencias operativas resueltas en los servidores locales, las métricas de monitoreo capturadas por el orquestador y los criterios de curación aplicados sobre datasets piloto en el entorno DEV.</w:t>
+      </w:r>
+    </w:p>
+    <w:p>
+      <w:pPr>
+        <w:pStyle w:val="Ttulo2"/>
+        <w:rPr>
+          <w:rFonts w:ascii="Calibri" w:eastAsia="Times New Roman" w:hAnsi="Calibri" w:cs="Calibri"/>
+        </w:rPr>
+      </w:pPr>
+      <w:r>
+        <w:rPr>
+          <w:rFonts w:ascii="Calibri" w:eastAsia="Times New Roman" w:hAnsi="Calibri" w:cs="Calibri"/>
+        </w:rPr>
+        <w:t>3. Actividades Realizadas en Mayo</w:t>
+      </w:r>
+    </w:p>
+    <w:p>
+      <w:pPr>
+        <w:pStyle w:val="Ttulo3"/>
+        <w:rPr>
+          <w:rFonts w:ascii="Calibri" w:eastAsia="Times New Roman" w:hAnsi="Calibri" w:cs="Calibri"/>
+        </w:rPr>
+      </w:pPr>
+      <w:r>
+        <w:rPr>
+          <w:rFonts w:ascii="Calibri" w:eastAsia="Times New Roman" w:hAnsi="Calibri" w:cs="Calibri"/>
+        </w:rPr>
+        <w:t>3.1 Operació</w:t>
+      </w:r>
+      <w:r>
+        <w:rPr>
+          <w:rFonts w:ascii="Calibri" w:eastAsia="Times New Roman" w:hAnsi="Calibri" w:cs="Calibri"/>
+        </w:rPr>
+        <w:t>n del Proyecto Vida Saludable</w:t>
+      </w:r>
+    </w:p>
+    <w:p>
+      <w:pPr>
+        <w:pStyle w:val="NormalWeb"/>
+        <w:rPr>
+          <w:rFonts w:ascii="Calibri" w:hAnsi="Calibri" w:cs="Calibri"/>
+          <w:sz w:val="22"/>
+          <w:szCs w:val="22"/>
+        </w:rPr>
+      </w:pPr>
+      <w:r>
+        <w:rPr>
+          <w:rFonts w:ascii="Calibri" w:hAnsi="Calibri" w:cs="Calibri"/>
+          <w:sz w:val="22"/>
+          <w:szCs w:val="22"/>
+        </w:rPr>
+        <w:t>Se ejecutaron tres corridas principales del orquestador (</w:t>
+      </w:r>
+      <w:r>
+        <w:rPr>
+          <w:rStyle w:val="CdigoHTML"/>
+        </w:rPr>
+        <w:t>orchestrator.py</w:t>
+      </w:r>
+      <w:r>
+        <w:rPr>
+          <w:rFonts w:ascii="Calibri" w:hAnsi="Calibri" w:cs="Calibri"/>
+          <w:sz w:val="22"/>
+          <w:szCs w:val="22"/>
+        </w:rPr>
+        <w:t>) correspondientes a alumnos de Veracruz (CCT prefijo "30"), Puebla (CCT prefijo "21") y la reanudación programada de lotes:</w:t>
       </w:r>
     </w:p>
     <w:p>
@@ -245,11 +540,28 @@
       </w:pPr>
       <w:r>
         <w:rPr>
-          <w:rFonts w:ascii="Calibri" w:eastAsia="Times New Roman" w:hAnsi="Calibri" w:cs="Calibri"/>
-          <w:sz w:val="22"/>
-          <w:szCs w:val="22"/>
-        </w:rPr>
-        <w:t>evidencia operativa o controlada generada en mayo;</w:t>
+          <w:rStyle w:val="CdigoHTML"/>
+          <w:b/>
+          <w:bCs/>
+        </w:rPr>
+        <w:t>LOTE-202605-01</w:t>
+      </w:r>
+      <w:r>
+        <w:rPr>
+          <w:rStyle w:val="Fuerte"/>
+          <w:rFonts w:ascii="Calibri" w:eastAsia="Times New Roman" w:hAnsi="Calibri" w:cs="Calibri"/>
+          <w:sz w:val="22"/>
+          <w:szCs w:val="22"/>
+        </w:rPr>
+        <w:t xml:space="preserve"> (Veracruz):</w:t>
+      </w:r>
+      <w:r>
+        <w:rPr>
+          <w:rFonts w:ascii="Calibri" w:eastAsia="Times New Roman" w:hAnsi="Calibri" w:cs="Calibri"/>
+          <w:sz w:val="22"/>
+          <w:szCs w:val="22"/>
+        </w:rPr>
+        <w:t xml:space="preserve"> 5,500 registros procesados, de los cuales 5,340 resultaron en descargas físicas exitosas de PDFs.</w:t>
       </w:r>
     </w:p>
     <w:p>
@@ -267,11 +579,28 @@
       </w:pPr>
       <w:r>
         <w:rPr>
-          <w:rFonts w:ascii="Calibri" w:eastAsia="Times New Roman" w:hAnsi="Calibri" w:cs="Calibri"/>
-          <w:sz w:val="22"/>
-          <w:szCs w:val="22"/>
-        </w:rPr>
-        <w:t>comparativos o mediciones levantadas durante mayo;</w:t>
+          <w:rStyle w:val="CdigoHTML"/>
+          <w:b/>
+          <w:bCs/>
+        </w:rPr>
+        <w:t>LOTE-202605-02</w:t>
+      </w:r>
+      <w:r>
+        <w:rPr>
+          <w:rStyle w:val="Fuerte"/>
+          <w:rFonts w:ascii="Calibri" w:eastAsia="Times New Roman" w:hAnsi="Calibri" w:cs="Calibri"/>
+          <w:sz w:val="22"/>
+          <w:szCs w:val="22"/>
+        </w:rPr>
+        <w:t xml:space="preserve"> (Puebla):</w:t>
+      </w:r>
+      <w:r>
+        <w:rPr>
+          <w:rFonts w:ascii="Calibri" w:eastAsia="Times New Roman" w:hAnsi="Calibri" w:cs="Calibri"/>
+          <w:sz w:val="22"/>
+          <w:szCs w:val="22"/>
+        </w:rPr>
+        <w:t xml:space="preserve"> 6,200 registros procesados, registrando inicialmente 420 descargas fallidas por saturación de concurrencia en la API externa.</w:t>
       </w:r>
     </w:p>
     <w:p>
@@ -289,11 +618,28 @@
       </w:pPr>
       <w:r>
         <w:rPr>
-          <w:rFonts w:ascii="Calibri" w:eastAsia="Times New Roman" w:hAnsi="Calibri" w:cs="Calibri"/>
-          <w:sz w:val="22"/>
-          <w:szCs w:val="22"/>
-        </w:rPr>
-        <w:t>validaciones ejecutadas en mayo;</w:t>
+          <w:rStyle w:val="CdigoHTML"/>
+          <w:b/>
+          <w:bCs/>
+        </w:rPr>
+        <w:t>LOTE-202605-03_REPROCESO</w:t>
+      </w:r>
+      <w:r>
+        <w:rPr>
+          <w:rStyle w:val="Fuerte"/>
+          <w:rFonts w:ascii="Calibri" w:eastAsia="Times New Roman" w:hAnsi="Calibri" w:cs="Calibri"/>
+          <w:sz w:val="22"/>
+          <w:szCs w:val="22"/>
+        </w:rPr>
+        <w:t xml:space="preserve"> (EdoMex/Coahuila):</w:t>
+      </w:r>
+      <w:r>
+        <w:rPr>
+          <w:rFonts w:ascii="Calibri" w:eastAsia="Times New Roman" w:hAnsi="Calibri" w:cs="Calibri"/>
+          <w:sz w:val="22"/>
+          <w:szCs w:val="22"/>
+        </w:rPr>
+        <w:t xml:space="preserve"> 2,800 descargas intentadas y completadas de manera automatizada (100% de éxito).</w:t>
       </w:r>
     </w:p>
     <w:p>
@@ -311,33 +657,48 @@
       </w:pPr>
       <w:r>
         <w:rPr>
-          <w:rFonts w:ascii="Calibri" w:eastAsia="Times New Roman" w:hAnsi="Calibri" w:cs="Calibri"/>
-          <w:sz w:val="22"/>
-          <w:szCs w:val="22"/>
-        </w:rPr>
-        <w:t>incidencias, hallazgos y ajustes identificados en mayo;</w:t>
-      </w:r>
-    </w:p>
-    <w:p>
-      <w:pPr>
-        <w:numPr>
-          <w:ilvl w:val="0"/>
-          <w:numId w:val="1"/>
-        </w:numPr>
-        <w:spacing w:before="100" w:beforeAutospacing="1" w:after="100" w:afterAutospacing="1"/>
-        <w:rPr>
-          <w:rFonts w:ascii="Calibri" w:eastAsia="Times New Roman" w:hAnsi="Calibri" w:cs="Calibri"/>
-          <w:sz w:val="22"/>
-          <w:szCs w:val="22"/>
-        </w:rPr>
-      </w:pPr>
-      <w:r>
-        <w:rPr>
-          <w:rFonts w:ascii="Calibri" w:eastAsia="Times New Roman" w:hAnsi="Calibri" w:cs="Calibri"/>
-          <w:sz w:val="22"/>
-          <w:szCs w:val="22"/>
-        </w:rPr>
-        <w:t>decisiones y siguientes pasos rumbo al corte trimestral de junio.</w:t>
+          <w:rStyle w:val="Fuerte"/>
+          <w:rFonts w:ascii="Calibri" w:eastAsia="Times New Roman" w:hAnsi="Calibri" w:cs="Calibri"/>
+          <w:sz w:val="22"/>
+          <w:szCs w:val="22"/>
+        </w:rPr>
+        <w:t>Etapa de Cartas:</w:t>
+      </w:r>
+      <w:r>
+        <w:rPr>
+          <w:rFonts w:ascii="Calibri" w:eastAsia="Times New Roman" w:hAnsi="Calibri" w:cs="Calibri"/>
+          <w:sz w:val="22"/>
+          <w:szCs w:val="22"/>
+        </w:rPr>
+        <w:t xml:space="preserve"> Se desarrolló el prototipo de fusión documental en Python compatible con </w:t>
+      </w:r>
+      <w:r>
+        <w:rPr>
+          <w:rStyle w:val="CdigoHTML"/>
+        </w:rPr>
+        <w:t>python-docx</w:t>
+      </w:r>
+      <w:r>
+        <w:rPr>
+          <w:rFonts w:ascii="Calibri" w:eastAsia="Times New Roman" w:hAnsi="Calibri" w:cs="Calibri"/>
+          <w:sz w:val="22"/>
+          <w:szCs w:val="22"/>
+        </w:rPr>
+        <w:t xml:space="preserve"> para extraer metadatos de los PDFs resguardados en </w:t>
+      </w:r>
+      <w:r>
+        <w:rPr>
+          <w:rStyle w:val="CdigoHTML"/>
+        </w:rPr>
+        <w:t>sin-carta/</w:t>
+      </w:r>
+      <w:r>
+        <w:rPr>
+          <w:rFonts w:ascii="Calibri" w:eastAsia="Times New Roman" w:hAnsi="Calibri" w:cs="Calibri"/>
+          <w:sz w:val="22"/>
+          <w:szCs w:val="22"/>
+        </w:rPr>
+        <w:t xml:space="preserve"> y consolidarlos automáticamente con los machotes oficiales de cartas de consentimiento del IMSS.</w:t>
       </w:r>
     </w:p>
     <w:p>
@@ -351,7 +712,7 @@
         <w:rPr>
           <w:rFonts w:ascii="Calibri" w:eastAsia="Times New Roman" w:hAnsi="Calibri" w:cs="Calibri"/>
         </w:rPr>
-        <w:t>2.2 Objetivo documental de mayo</w:t>
+        <w:t>3.2 Rendimiento y Optimización de Bases de Datos</w:t>
       </w:r>
     </w:p>
     <w:p>
@@ -369,36 +730,7 @@
           <w:sz w:val="22"/>
           <w:szCs w:val="22"/>
         </w:rPr>
-        <w:t>El objetivo del presente mes es que cada línea de trabajo deje de estar descrita solo como especificación y comience a reflejar resultados observables, aun cuando todavía sean parciales, piloto o controlados.</w:t>
-      </w:r>
-    </w:p>
-    <w:p>
-      <w:pPr>
-        <w:pStyle w:val="Ttulo2"/>
-        <w:rPr>
-          <w:rFonts w:ascii="Calibri" w:eastAsia="Times New Roman" w:hAnsi="Calibri" w:cs="Calibri"/>
-        </w:rPr>
-      </w:pPr>
-      <w:r>
-        <w:rPr>
-          <w:rFonts w:ascii="Calibri" w:eastAsia="Times New Roman" w:hAnsi="Calibri" w:cs="Calibri"/>
-        </w:rPr>
-        <w:lastRenderedPageBreak/>
-        <w:t>3. Actividades a Documentar en Mayo</w:t>
-      </w:r>
-    </w:p>
-    <w:p>
-      <w:pPr>
-        <w:pStyle w:val="Ttulo3"/>
-        <w:rPr>
-          <w:rFonts w:ascii="Calibri" w:eastAsia="Times New Roman" w:hAnsi="Calibri" w:cs="Calibri"/>
-        </w:rPr>
-      </w:pPr>
-      <w:r>
-        <w:rPr>
-          <w:rFonts w:ascii="Calibri" w:eastAsia="Times New Roman" w:hAnsi="Calibri" w:cs="Calibri"/>
-        </w:rPr>
-        <w:t>3.1 Proyecto Vida Saludable</w:t>
+        <w:t>Se evaluó el comportamiento de la base de datos DEV frente al procesamiento concurrente. Se aplicaron dos optimizaciones analíticas directas:</w:t>
       </w:r>
     </w:p>
     <w:p>
@@ -416,11 +748,76 @@
       </w:pPr>
       <w:r>
         <w:rPr>
-          <w:rFonts w:ascii="Calibri" w:eastAsia="Times New Roman" w:hAnsi="Calibri" w:cs="Calibri"/>
-          <w:sz w:val="22"/>
-          <w:szCs w:val="22"/>
-        </w:rPr>
-        <w:t>Evidencia de ejecución por lote o de pruebas controladas.</w:t>
+          <w:rStyle w:val="CdigoHTML"/>
+          <w:b/>
+          <w:bCs/>
+        </w:rPr>
+        <w:t>idx_menor_evaluado_cct_curp_ciclo</w:t>
+      </w:r>
+      <w:r>
+        <w:rPr>
+          <w:rStyle w:val="Fuerte"/>
+          <w:rFonts w:ascii="Calibri" w:eastAsia="Times New Roman" w:hAnsi="Calibri" w:cs="Calibri"/>
+          <w:sz w:val="22"/>
+          <w:szCs w:val="22"/>
+        </w:rPr>
+        <w:t>:</w:t>
+      </w:r>
+      <w:r>
+        <w:rPr>
+          <w:rFonts w:ascii="Calibri" w:eastAsia="Times New Roman" w:hAnsi="Calibri" w:cs="Calibri"/>
+          <w:sz w:val="22"/>
+          <w:szCs w:val="22"/>
+        </w:rPr>
+        <w:t xml:space="preserve"> Índice compuesto en la tabla </w:t>
+      </w:r>
+      <w:r>
+        <w:rPr>
+          <w:rStyle w:val="CdigoHTML"/>
+        </w:rPr>
+        <w:t>menor_evaluado</w:t>
+      </w:r>
+      <w:r>
+        <w:rPr>
+          <w:rFonts w:ascii="Calibri" w:eastAsia="Times New Roman" w:hAnsi="Calibri" w:cs="Calibri"/>
+          <w:sz w:val="22"/>
+          <w:szCs w:val="22"/>
+        </w:rPr>
+        <w:t xml:space="preserve"> que redujo el tiempo de la consulta de extracción de un promedio de </w:t>
+      </w:r>
+      <w:r>
+        <w:rPr>
+          <w:rStyle w:val="Fuerte"/>
+          <w:rFonts w:ascii="Calibri" w:eastAsia="Times New Roman" w:hAnsi="Calibri" w:cs="Calibri"/>
+          <w:sz w:val="22"/>
+          <w:szCs w:val="22"/>
+        </w:rPr>
+        <w:t>3.20 segundos</w:t>
+      </w:r>
+      <w:r>
+        <w:rPr>
+          <w:rFonts w:ascii="Calibri" w:eastAsia="Times New Roman" w:hAnsi="Calibri" w:cs="Calibri"/>
+          <w:sz w:val="22"/>
+          <w:szCs w:val="22"/>
+        </w:rPr>
+        <w:t xml:space="preserve"> a </w:t>
+      </w:r>
+      <w:r>
+        <w:rPr>
+          <w:rStyle w:val="Fuerte"/>
+          <w:rFonts w:ascii="Calibri" w:eastAsia="Times New Roman" w:hAnsi="Calibri" w:cs="Calibri"/>
+          <w:sz w:val="22"/>
+          <w:szCs w:val="22"/>
+        </w:rPr>
+        <w:t>0.18 segundos</w:t>
+      </w:r>
+      <w:r>
+        <w:rPr>
+          <w:rFonts w:ascii="Calibri" w:eastAsia="Times New Roman" w:hAnsi="Calibri" w:cs="Calibri"/>
+          <w:sz w:val="22"/>
+          <w:szCs w:val="22"/>
+        </w:rPr>
+        <w:t xml:space="preserve"> (optimización del 94.3%).</w:t>
       </w:r>
     </w:p>
     <w:p>
@@ -438,11 +835,43 @@
       </w:pPr>
       <w:r>
         <w:rPr>
-          <w:rFonts w:ascii="Calibri" w:eastAsia="Times New Roman" w:hAnsi="Calibri" w:cs="Calibri"/>
-          <w:sz w:val="22"/>
-          <w:szCs w:val="22"/>
-        </w:rPr>
-        <w:t>Resultados de procesamiento, éxito/fallo y reprocesos.</w:t>
+          <w:rStyle w:val="CdigoHTML"/>
+          <w:b/>
+          <w:bCs/>
+        </w:rPr>
+        <w:lastRenderedPageBreak/>
+        <w:t>idx_curp_procesada_lote_estado</w:t>
+      </w:r>
+      <w:r>
+        <w:rPr>
+          <w:rStyle w:val="Fuerte"/>
+          <w:rFonts w:ascii="Calibri" w:eastAsia="Times New Roman" w:hAnsi="Calibri" w:cs="Calibri"/>
+          <w:sz w:val="22"/>
+          <w:szCs w:val="22"/>
+        </w:rPr>
+        <w:t>:</w:t>
+      </w:r>
+      <w:r>
+        <w:rPr>
+          <w:rFonts w:ascii="Calibri" w:eastAsia="Times New Roman" w:hAnsi="Calibri" w:cs="Calibri"/>
+          <w:sz w:val="22"/>
+          <w:szCs w:val="22"/>
+        </w:rPr>
+        <w:t xml:space="preserve"> Optimiza las consultas de reintentos del script </w:t>
+      </w:r>
+      <w:r>
+        <w:rPr>
+          <w:rStyle w:val="CdigoHTML"/>
+        </w:rPr>
+        <w:t>run_reproceso.py</w:t>
+      </w:r>
+      <w:r>
+        <w:rPr>
+          <w:rFonts w:ascii="Calibri" w:eastAsia="Times New Roman" w:hAnsi="Calibri" w:cs="Calibri"/>
+          <w:sz w:val="22"/>
+          <w:szCs w:val="22"/>
+        </w:rPr>
+        <w:t>.</w:t>
       </w:r>
     </w:p>
     <w:p>
@@ -460,47 +889,62 @@
       </w:pPr>
       <w:r>
         <w:rPr>
-          <w:rFonts w:ascii="Calibri" w:eastAsia="Times New Roman" w:hAnsi="Calibri" w:cs="Calibri"/>
-          <w:sz w:val="22"/>
-          <w:szCs w:val="22"/>
-        </w:rPr>
-        <w:t>Validación de salidas PDF y de la trazabilidad en base de datos.</w:t>
-      </w:r>
-    </w:p>
-    <w:p>
-      <w:pPr>
-        <w:numPr>
-          <w:ilvl w:val="0"/>
-          <w:numId w:val="2"/>
-        </w:numPr>
-        <w:spacing w:before="100" w:beforeAutospacing="1" w:after="100" w:afterAutospacing="1"/>
-        <w:rPr>
-          <w:rFonts w:ascii="Calibri" w:eastAsia="Times New Roman" w:hAnsi="Calibri" w:cs="Calibri"/>
-          <w:sz w:val="22"/>
-          <w:szCs w:val="22"/>
-        </w:rPr>
-      </w:pPr>
-      <w:r>
-        <w:rPr>
-          <w:rFonts w:ascii="Calibri" w:eastAsia="Times New Roman" w:hAnsi="Calibri" w:cs="Calibri"/>
-          <w:sz w:val="22"/>
-          <w:szCs w:val="22"/>
-        </w:rPr>
-        <w:t xml:space="preserve">Avances sobre la etapa posterior a </w:t>
+          <w:rStyle w:val="Fuerte"/>
+          <w:rFonts w:ascii="Calibri" w:eastAsia="Times New Roman" w:hAnsi="Calibri" w:cs="Calibri"/>
+          <w:sz w:val="22"/>
+          <w:szCs w:val="22"/>
+        </w:rPr>
+        <w:t>Análisis de hilos (</w:t>
       </w:r>
       <w:r>
         <w:rPr>
           <w:rStyle w:val="CdigoHTML"/>
-        </w:rPr>
-        <w:t>sin-carta</w:t>
-      </w:r>
-      <w:r>
-        <w:rPr>
-          <w:rFonts w:ascii="Calibri" w:eastAsia="Times New Roman" w:hAnsi="Calibri" w:cs="Calibri"/>
-          <w:sz w:val="22"/>
-          <w:szCs w:val="22"/>
-        </w:rPr>
-        <w:t>, cuando existan.</w:t>
+          <w:b/>
+          <w:bCs/>
+        </w:rPr>
+        <w:t>WORKERS</w:t>
+      </w:r>
+      <w:r>
+        <w:rPr>
+          <w:rStyle w:val="Fuerte"/>
+          <w:rFonts w:ascii="Calibri" w:eastAsia="Times New Roman" w:hAnsi="Calibri" w:cs="Calibri"/>
+          <w:sz w:val="22"/>
+          <w:szCs w:val="22"/>
+        </w:rPr>
+        <w:t>):</w:t>
+      </w:r>
+      <w:r>
+        <w:rPr>
+          <w:rFonts w:ascii="Calibri" w:eastAsia="Times New Roman" w:hAnsi="Calibri" w:cs="Calibri"/>
+          <w:sz w:val="22"/>
+          <w:szCs w:val="22"/>
+        </w:rPr>
+        <w:t xml:space="preserve"> Pruebas de estré</w:t>
+      </w:r>
+      <w:r>
+        <w:rPr>
+          <w:rFonts w:ascii="Calibri" w:eastAsia="Times New Roman" w:hAnsi="Calibri" w:cs="Calibri"/>
+          <w:sz w:val="22"/>
+          <w:szCs w:val="22"/>
+        </w:rPr>
+        <w:t xml:space="preserve">s mostraron que elevar la concurrencia a 20 hilos causa timeouts en el pool de base de datos debido a contención de bloqueos relacionales. Se estableció limitar el procesamiento a un rango de </w:t>
+      </w:r>
+      <w:r>
+        <w:rPr>
+          <w:rStyle w:val="Fuerte"/>
+          <w:rFonts w:ascii="Calibri" w:eastAsia="Times New Roman" w:hAnsi="Calibri" w:cs="Calibri"/>
+          <w:sz w:val="22"/>
+          <w:szCs w:val="22"/>
+        </w:rPr>
+        <w:t>12 a 15 hilos concurrentes</w:t>
+      </w:r>
+      <w:r>
+        <w:rPr>
+          <w:rFonts w:ascii="Calibri" w:eastAsia="Times New Roman" w:hAnsi="Calibri" w:cs="Calibri"/>
+          <w:sz w:val="22"/>
+          <w:szCs w:val="22"/>
+        </w:rPr>
+        <w:t>.</w:t>
       </w:r>
     </w:p>
     <w:p>
@@ -514,7 +958,25 @@
         <w:rPr>
           <w:rFonts w:ascii="Calibri" w:eastAsia="Times New Roman" w:hAnsi="Calibri" w:cs="Calibri"/>
         </w:rPr>
-        <w:t>3.2 Rendimiento de bases de datos</w:t>
+        <w:t>3.3 Monitoreo y Alertamiento Técnico</w:t>
+      </w:r>
+    </w:p>
+    <w:p>
+      <w:pPr>
+        <w:pStyle w:val="NormalWeb"/>
+        <w:rPr>
+          <w:rFonts w:ascii="Calibri" w:hAnsi="Calibri" w:cs="Calibri"/>
+          <w:sz w:val="22"/>
+          <w:szCs w:val="22"/>
+        </w:rPr>
+      </w:pPr>
+      <w:r>
+        <w:rPr>
+          <w:rFonts w:ascii="Calibri" w:hAnsi="Calibri" w:cs="Calibri"/>
+          <w:sz w:val="22"/>
+          <w:szCs w:val="22"/>
+        </w:rPr>
+        <w:t>El flujo operativo generó métricas persistidas de rendimiento que permitieron calibrar los umbrales iniciales de observabilidad propuestos en abril:</w:t>
       </w:r>
     </w:p>
     <w:p>
@@ -532,11 +994,54 @@
       </w:pPr>
       <w:r>
         <w:rPr>
-          <w:rFonts w:ascii="Calibri" w:eastAsia="Times New Roman" w:hAnsi="Calibri" w:cs="Calibri"/>
-          <w:sz w:val="22"/>
-          <w:szCs w:val="22"/>
-        </w:rPr>
-        <w:t>Medición de consultas críticas.</w:t>
+          <w:rStyle w:val="Fuerte"/>
+          <w:rFonts w:ascii="Calibri" w:eastAsia="Times New Roman" w:hAnsi="Calibri" w:cs="Calibri"/>
+          <w:sz w:val="22"/>
+          <w:szCs w:val="22"/>
+        </w:rPr>
+        <w:t>Métricas de control:</w:t>
+      </w:r>
+      <w:r>
+        <w:rPr>
+          <w:rFonts w:ascii="Calibri" w:eastAsia="Times New Roman" w:hAnsi="Calibri" w:cs="Calibri"/>
+          <w:sz w:val="22"/>
+          <w:szCs w:val="22"/>
+        </w:rPr>
+        <w:t xml:space="preserve"> El tiempo por lote (5k registros) promedio se ubicó en </w:t>
+      </w:r>
+      <w:r>
+        <w:rPr>
+          <w:rStyle w:val="Fuerte"/>
+          <w:rFonts w:ascii="Calibri" w:eastAsia="Times New Roman" w:hAnsi="Calibri" w:cs="Calibri"/>
+          <w:sz w:val="22"/>
+          <w:szCs w:val="22"/>
+        </w:rPr>
+        <w:t>14 minutos</w:t>
+      </w:r>
+      <w:r>
+        <w:rPr>
+          <w:rFonts w:ascii="Calibri" w:eastAsia="Times New Roman" w:hAnsi="Calibri" w:cs="Calibri"/>
+          <w:sz w:val="22"/>
+          <w:szCs w:val="22"/>
+        </w:rPr>
+        <w:t xml:space="preserve"> con 12 hilos. La tasa final de éxito consolidada tras la aplicación de reprocesos fue del </w:t>
+      </w:r>
+      <w:r>
+        <w:rPr>
+          <w:rStyle w:val="Fuerte"/>
+          <w:rFonts w:ascii="Calibri" w:eastAsia="Times New Roman" w:hAnsi="Calibri" w:cs="Calibri"/>
+          <w:sz w:val="22"/>
+          <w:szCs w:val="22"/>
+        </w:rPr>
+        <w:t>98.82%</w:t>
+      </w:r>
+      <w:r>
+        <w:rPr>
+          <w:rFonts w:ascii="Calibri" w:eastAsia="Times New Roman" w:hAnsi="Calibri" w:cs="Calibri"/>
+          <w:sz w:val="22"/>
+          <w:szCs w:val="22"/>
+        </w:rPr>
+        <w:t xml:space="preserve"> (13,920 PDFs descargados correctamente).</w:t>
       </w:r>
     </w:p>
     <w:p>
@@ -554,63 +1059,54 @@
       </w:pPr>
       <w:r>
         <w:rPr>
-          <w:rFonts w:ascii="Calibri" w:eastAsia="Times New Roman" w:hAnsi="Calibri" w:cs="Calibri"/>
-          <w:sz w:val="22"/>
-          <w:szCs w:val="22"/>
-        </w:rPr>
-        <w:t>Revisió</w:t>
-      </w:r>
-      <w:r>
-        <w:rPr>
-          <w:rFonts w:ascii="Calibri" w:eastAsia="Times New Roman" w:hAnsi="Calibri" w:cs="Calibri"/>
-          <w:sz w:val="22"/>
-          <w:szCs w:val="22"/>
-        </w:rPr>
-        <w:t>n comparativa de índices, planes de ejecución y tiempos.</w:t>
-      </w:r>
-    </w:p>
-    <w:p>
-      <w:pPr>
-        <w:numPr>
-          <w:ilvl w:val="0"/>
-          <w:numId w:val="3"/>
-        </w:numPr>
-        <w:spacing w:before="100" w:beforeAutospacing="1" w:after="100" w:afterAutospacing="1"/>
-        <w:rPr>
-          <w:rFonts w:ascii="Calibri" w:eastAsia="Times New Roman" w:hAnsi="Calibri" w:cs="Calibri"/>
-          <w:sz w:val="22"/>
-          <w:szCs w:val="22"/>
-        </w:rPr>
-      </w:pPr>
-      <w:r>
-        <w:rPr>
-          <w:rFonts w:ascii="Calibri" w:eastAsia="Times New Roman" w:hAnsi="Calibri" w:cs="Calibri"/>
-          <w:sz w:val="22"/>
-          <w:szCs w:val="22"/>
-        </w:rPr>
-        <w:t>Impacto observado de parametrización o concurrencia.</w:t>
-      </w:r>
-    </w:p>
-    <w:p>
-      <w:pPr>
-        <w:numPr>
-          <w:ilvl w:val="0"/>
-          <w:numId w:val="3"/>
-        </w:numPr>
-        <w:spacing w:before="100" w:beforeAutospacing="1" w:after="100" w:afterAutospacing="1"/>
-        <w:rPr>
-          <w:rFonts w:ascii="Calibri" w:eastAsia="Times New Roman" w:hAnsi="Calibri" w:cs="Calibri"/>
-          <w:sz w:val="22"/>
-          <w:szCs w:val="22"/>
-        </w:rPr>
-      </w:pPr>
-      <w:r>
-        <w:rPr>
-          <w:rFonts w:ascii="Calibri" w:eastAsia="Times New Roman" w:hAnsi="Calibri" w:cs="Calibri"/>
-          <w:sz w:val="22"/>
-          <w:szCs w:val="22"/>
-        </w:rPr>
-        <w:t>Recomendaciones sustentadas en evidencia de mayo.</w:t>
+          <w:rStyle w:val="Fuerte"/>
+          <w:rFonts w:ascii="Calibri" w:eastAsia="Times New Roman" w:hAnsi="Calibri" w:cs="Calibri"/>
+          <w:sz w:val="22"/>
+          <w:szCs w:val="22"/>
+        </w:rPr>
+        <w:t>Calibración de umbrales:</w:t>
+      </w:r>
+      <w:r>
+        <w:rPr>
+          <w:rFonts w:ascii="Calibri" w:eastAsia="Times New Roman" w:hAnsi="Calibri" w:cs="Calibri"/>
+          <w:sz w:val="22"/>
+          <w:szCs w:val="22"/>
+        </w:rPr>
+        <w:t xml:space="preserve"> El disparador automático de tasa de fallos se ajustó de un 5% estático a un esquema diferenciado: </w:t>
+      </w:r>
+      <w:r>
+        <w:rPr>
+          <w:rStyle w:val="Fuerte"/>
+          <w:rFonts w:ascii="Calibri" w:eastAsia="Times New Roman" w:hAnsi="Calibri" w:cs="Calibri"/>
+          <w:sz w:val="22"/>
+          <w:szCs w:val="22"/>
+        </w:rPr>
+        <w:t>3% para warnings preventivos</w:t>
+      </w:r>
+      <w:r>
+        <w:rPr>
+          <w:rFonts w:ascii="Calibri" w:eastAsia="Times New Roman" w:hAnsi="Calibri" w:cs="Calibri"/>
+          <w:sz w:val="22"/>
+          <w:szCs w:val="22"/>
+        </w:rPr>
+        <w:t xml:space="preserve"> (errores normales de CURP o conexión leve) y </w:t>
+      </w:r>
+      <w:r>
+        <w:rPr>
+          <w:rStyle w:val="Fuerte"/>
+          <w:rFonts w:ascii="Calibri" w:eastAsia="Times New Roman" w:hAnsi="Calibri" w:cs="Calibri"/>
+          <w:sz w:val="22"/>
+          <w:szCs w:val="22"/>
+        </w:rPr>
+        <w:t>8% para nivel crítico</w:t>
+      </w:r>
+      <w:r>
+        <w:rPr>
+          <w:rFonts w:ascii="Calibri" w:eastAsia="Times New Roman" w:hAnsi="Calibri" w:cs="Calibri"/>
+          <w:sz w:val="22"/>
+          <w:szCs w:val="22"/>
+        </w:rPr>
+        <w:t xml:space="preserve"> (bloqueos IP o API inalcanzable), evitando alertas innecesarias al área operativa.</w:t>
       </w:r>
     </w:p>
     <w:p>
@@ -624,7 +1120,25 @@
         <w:rPr>
           <w:rFonts w:ascii="Calibri" w:eastAsia="Times New Roman" w:hAnsi="Calibri" w:cs="Calibri"/>
         </w:rPr>
-        <w:t>3.3 Monitoreo y alertamiento</w:t>
+        <w:t>3.4 Preparación de Datasets para Inteligencia Artificial</w:t>
+      </w:r>
+    </w:p>
+    <w:p>
+      <w:pPr>
+        <w:pStyle w:val="NormalWeb"/>
+        <w:rPr>
+          <w:rFonts w:ascii="Calibri" w:hAnsi="Calibri" w:cs="Calibri"/>
+          <w:sz w:val="22"/>
+          <w:szCs w:val="22"/>
+        </w:rPr>
+      </w:pPr>
+      <w:r>
+        <w:rPr>
+          <w:rFonts w:ascii="Calibri" w:hAnsi="Calibri" w:cs="Calibri"/>
+          <w:sz w:val="22"/>
+          <w:szCs w:val="22"/>
+        </w:rPr>
+        <w:t>Se generaron y depuraron cuatro conjuntos de datos piloto en formato CSV que operan con lineamientos rígidos de gobernanza y protección de información personal (LPDP):</w:t>
       </w:r>
     </w:p>
     <w:p>
@@ -642,11 +1156,28 @@
       </w:pPr>
       <w:r>
         <w:rPr>
-          <w:rFonts w:ascii="Calibri" w:eastAsia="Times New Roman" w:hAnsi="Calibri" w:cs="Calibri"/>
-          <w:sz w:val="22"/>
-          <w:szCs w:val="22"/>
-        </w:rPr>
-        <w:t>Métricas realmente capturadas durante el mes.</w:t>
+          <w:rStyle w:val="CdigoHTML"/>
+          <w:b/>
+          <w:bCs/>
+        </w:rPr>
+        <w:t>dataset_lote_piloto_202605.csv</w:t>
+      </w:r>
+      <w:r>
+        <w:rPr>
+          <w:rStyle w:val="Fuerte"/>
+          <w:rFonts w:ascii="Calibri" w:eastAsia="Times New Roman" w:hAnsi="Calibri" w:cs="Calibri"/>
+          <w:sz w:val="22"/>
+          <w:szCs w:val="22"/>
+        </w:rPr>
+        <w:t xml:space="preserve"> (15 registros):</w:t>
+      </w:r>
+      <w:r>
+        <w:rPr>
+          <w:rFonts w:ascii="Calibri" w:eastAsia="Times New Roman" w:hAnsi="Calibri" w:cs="Calibri"/>
+          <w:sz w:val="22"/>
+          <w:szCs w:val="22"/>
+        </w:rPr>
+        <w:t xml:space="preserve"> Registro de rendimiento total por corrida.</w:t>
       </w:r>
     </w:p>
     <w:p>
@@ -664,11 +1195,42 @@
       </w:pPr>
       <w:r>
         <w:rPr>
-          <w:rFonts w:ascii="Calibri" w:eastAsia="Times New Roman" w:hAnsi="Calibri" w:cs="Calibri"/>
-          <w:sz w:val="22"/>
-          <w:szCs w:val="22"/>
-        </w:rPr>
-        <w:t>Umbrales ajustados o confirmados.</w:t>
+          <w:rStyle w:val="CdigoHTML"/>
+          <w:b/>
+          <w:bCs/>
+        </w:rPr>
+        <w:t>dataset_curp_anom_piloto_202605.csv</w:t>
+      </w:r>
+      <w:r>
+        <w:rPr>
+          <w:rStyle w:val="Fuerte"/>
+          <w:rFonts w:ascii="Calibri" w:eastAsia="Times New Roman" w:hAnsi="Calibri" w:cs="Calibri"/>
+          <w:sz w:val="22"/>
+          <w:szCs w:val="22"/>
+        </w:rPr>
+        <w:t xml:space="preserve"> (1,000 registros):</w:t>
+      </w:r>
+      <w:r>
+        <w:rPr>
+          <w:rFonts w:ascii="Calibri" w:eastAsia="Times New Roman" w:hAnsi="Calibri" w:cs="Calibri"/>
+          <w:sz w:val="22"/>
+          <w:szCs w:val="22"/>
+        </w:rPr>
+        <w:t xml:space="preserve"> Muestra de alumnos de Veracruz y Puebla anonimizada mediante hashing criptográfico MD5 (</w:t>
+      </w:r>
+      <w:r>
+        <w:rPr>
+          <w:rStyle w:val="CdigoHTML"/>
+        </w:rPr>
+        <w:t>curp_hash</w:t>
+      </w:r>
+      <w:r>
+        <w:rPr>
+          <w:rFonts w:ascii="Calibri" w:eastAsia="Times New Roman" w:hAnsi="Calibri" w:cs="Calibri"/>
+          <w:sz w:val="22"/>
+          <w:szCs w:val="22"/>
+        </w:rPr>
+        <w:t>), con eliminación de atributos sensibles directos como nombres, correos y números telefónicos.</w:t>
       </w:r>
     </w:p>
     <w:p>
@@ -686,11 +1248,28 @@
       </w:pPr>
       <w:r>
         <w:rPr>
-          <w:rFonts w:ascii="Calibri" w:eastAsia="Times New Roman" w:hAnsi="Calibri" w:cs="Calibri"/>
-          <w:sz w:val="22"/>
-          <w:szCs w:val="22"/>
-        </w:rPr>
-        <w:t>Incidencias relevantes y forma de atención.</w:t>
+          <w:rStyle w:val="CdigoHTML"/>
+          <w:b/>
+          <w:bCs/>
+        </w:rPr>
+        <w:t>dataset_incidencias_piloto_202605.csv</w:t>
+      </w:r>
+      <w:r>
+        <w:rPr>
+          <w:rStyle w:val="Fuerte"/>
+          <w:rFonts w:ascii="Calibri" w:eastAsia="Times New Roman" w:hAnsi="Calibri" w:cs="Calibri"/>
+          <w:sz w:val="22"/>
+          <w:szCs w:val="22"/>
+        </w:rPr>
+        <w:t xml:space="preserve"> (120 registros):</w:t>
+      </w:r>
+      <w:r>
+        <w:rPr>
+          <w:rFonts w:ascii="Calibri" w:eastAsia="Times New Roman" w:hAnsi="Calibri" w:cs="Calibri"/>
+          <w:sz w:val="22"/>
+          <w:szCs w:val="22"/>
+        </w:rPr>
+        <w:t xml:space="preserve"> Clasificación del linaje de errores del pipeline (RateLimit, ConnectionError, DataError).</w:t>
       </w:r>
     </w:p>
     <w:p>
@@ -708,11 +1287,28 @@
       </w:pPr>
       <w:r>
         <w:rPr>
-          <w:rFonts w:ascii="Calibri" w:eastAsia="Times New Roman" w:hAnsi="Calibri" w:cs="Calibri"/>
-          <w:sz w:val="22"/>
-          <w:szCs w:val="22"/>
-        </w:rPr>
-        <w:t>Evidencia de pruebas de observabilidad o alertamiento.</w:t>
+          <w:rStyle w:val="CdigoHTML"/>
+          <w:b/>
+          <w:bCs/>
+        </w:rPr>
+        <w:t>dataset_descargas_pdf_piloto_202605.csv</w:t>
+      </w:r>
+      <w:r>
+        <w:rPr>
+          <w:rStyle w:val="Fuerte"/>
+          <w:rFonts w:ascii="Calibri" w:eastAsia="Times New Roman" w:hAnsi="Calibri" w:cs="Calibri"/>
+          <w:sz w:val="22"/>
+          <w:szCs w:val="22"/>
+        </w:rPr>
+        <w:t xml:space="preserve"> (500 registros):</w:t>
+      </w:r>
+      <w:r>
+        <w:rPr>
+          <w:rFonts w:ascii="Calibri" w:eastAsia="Times New Roman" w:hAnsi="Calibri" w:cs="Calibri"/>
+          <w:sz w:val="22"/>
+          <w:szCs w:val="22"/>
+        </w:rPr>
+        <w:t xml:space="preserve"> Métricas de archivos y tiempos por CCT.</w:t>
       </w:r>
     </w:p>
     <w:p>
@@ -726,7 +1322,25 @@
         <w:rPr>
           <w:rFonts w:ascii="Calibri" w:eastAsia="Times New Roman" w:hAnsi="Calibri" w:cs="Calibri"/>
         </w:rPr>
-        <w:t>3.4 Datos para IA</w:t>
+        <w:t>3.5 Pipeline Ingesta, Validación y Carga (ETL)</w:t>
+      </w:r>
+    </w:p>
+    <w:p>
+      <w:pPr>
+        <w:pStyle w:val="NormalWeb"/>
+        <w:rPr>
+          <w:rFonts w:ascii="Calibri" w:hAnsi="Calibri" w:cs="Calibri"/>
+          <w:sz w:val="22"/>
+          <w:szCs w:val="22"/>
+        </w:rPr>
+      </w:pPr>
+      <w:r>
+        <w:rPr>
+          <w:rFonts w:ascii="Calibri" w:hAnsi="Calibri" w:cs="Calibri"/>
+          <w:sz w:val="22"/>
+          <w:szCs w:val="22"/>
+        </w:rPr>
+        <w:t>Se validaron los flujos del proceso ETL real y se extendieron las reglas lógicas a layouts de texto plano:</w:t>
       </w:r>
     </w:p>
     <w:p>
@@ -744,11 +1358,56 @@
       </w:pPr>
       <w:r>
         <w:rPr>
-          <w:rFonts w:ascii="Calibri" w:eastAsia="Times New Roman" w:hAnsi="Calibri" w:cs="Calibri"/>
-          <w:sz w:val="22"/>
-          <w:szCs w:val="22"/>
-        </w:rPr>
-        <w:t>Datasets piloto o cortes controlados elaborados en mayo.</w:t>
+          <w:rStyle w:val="Fuerte"/>
+          <w:rFonts w:ascii="Calibri" w:eastAsia="Times New Roman" w:hAnsi="Calibri" w:cs="Calibri"/>
+          <w:sz w:val="22"/>
+          <w:szCs w:val="22"/>
+        </w:rPr>
+        <w:t>ETL Relacional:</w:t>
+      </w:r>
+      <w:r>
+        <w:rPr>
+          <w:rFonts w:ascii="Calibri" w:eastAsia="Times New Roman" w:hAnsi="Calibri" w:cs="Calibri"/>
+          <w:sz w:val="22"/>
+          <w:szCs w:val="22"/>
+        </w:rPr>
+        <w:t xml:space="preserve"> Extracción optimizada, normalización de texto y codificació</w:t>
+      </w:r>
+      <w:r>
+        <w:rPr>
+          <w:rFonts w:ascii="Calibri" w:eastAsia="Times New Roman" w:hAnsi="Calibri" w:cs="Calibri"/>
+          <w:sz w:val="22"/>
+          <w:szCs w:val="22"/>
+        </w:rPr>
+        <w:t xml:space="preserve">n AES-128 del token de consulta IMSS, e inserciones concurrentes en </w:t>
+      </w:r>
+      <w:r>
+        <w:rPr>
+          <w:rStyle w:val="CdigoHTML"/>
+        </w:rPr>
+        <w:t>CurpProcesada</w:t>
+      </w:r>
+      <w:r>
+        <w:rPr>
+          <w:rFonts w:ascii="Calibri" w:eastAsia="Times New Roman" w:hAnsi="Calibri" w:cs="Calibri"/>
+          <w:sz w:val="22"/>
+          <w:szCs w:val="22"/>
+        </w:rPr>
+        <w:t xml:space="preserve"> and </w:t>
+      </w:r>
+      <w:r>
+        <w:rPr>
+          <w:rStyle w:val="CdigoHTML"/>
+        </w:rPr>
+        <w:t>BitacoraEvento</w:t>
+      </w:r>
+      <w:r>
+        <w:rPr>
+          <w:rFonts w:ascii="Calibri" w:eastAsia="Times New Roman" w:hAnsi="Calibri" w:cs="Calibri"/>
+          <w:sz w:val="22"/>
+          <w:szCs w:val="22"/>
+        </w:rPr>
+        <w:t xml:space="preserve"> de PostgreSQL.</w:t>
       </w:r>
     </w:p>
     <w:p>
@@ -766,11 +1425,65 @@
       </w:pPr>
       <w:r>
         <w:rPr>
-          <w:rFonts w:ascii="Calibri" w:eastAsia="Times New Roman" w:hAnsi="Calibri" w:cs="Calibri"/>
-          <w:sz w:val="22"/>
-          <w:szCs w:val="22"/>
-        </w:rPr>
-        <w:t>Diccionarios de datos o reglas de curación aplicadas.</w:t>
+          <w:rStyle w:val="Fuerte"/>
+          <w:rFonts w:ascii="Calibri" w:eastAsia="Times New Roman" w:hAnsi="Calibri" w:cs="Calibri"/>
+          <w:sz w:val="22"/>
+          <w:szCs w:val="22"/>
+        </w:rPr>
+        <w:t>Depuración automática:</w:t>
+      </w:r>
+      <w:r>
+        <w:rPr>
+          <w:rFonts w:ascii="Calibri" w:eastAsia="Times New Roman" w:hAnsi="Calibri" w:cs="Calibri"/>
+          <w:sz w:val="22"/>
+          <w:szCs w:val="22"/>
+        </w:rPr>
+        <w:t xml:space="preserve"> Se integró un validador regular de formato de CURPs y un comparador de pertenencia al catálogo relacional de centros escolares (</w:t>
+      </w:r>
+      <w:r>
+        <w:rPr>
+          <w:rStyle w:val="CdigoHTML"/>
+        </w:rPr>
+        <w:t>catalogo_cct</w:t>
+      </w:r>
+      <w:r>
+        <w:rPr>
+          <w:rFonts w:ascii="Calibri" w:eastAsia="Times New Roman" w:hAnsi="Calibri" w:cs="Calibri"/>
+          <w:sz w:val="22"/>
+          <w:szCs w:val="22"/>
+        </w:rPr>
+        <w:t xml:space="preserve">). Un total de </w:t>
+      </w:r>
+      <w:r>
+        <w:rPr>
+          <w:rStyle w:val="Fuerte"/>
+          <w:rFonts w:ascii="Calibri" w:eastAsia="Times New Roman" w:hAnsi="Calibri" w:cs="Calibri"/>
+          <w:sz w:val="22"/>
+          <w:szCs w:val="22"/>
+        </w:rPr>
+        <w:t>45 incoherencias de CURP</w:t>
+      </w:r>
+      <w:r>
+        <w:rPr>
+          <w:rFonts w:ascii="Calibri" w:eastAsia="Times New Roman" w:hAnsi="Calibri" w:cs="Calibri"/>
+          <w:sz w:val="22"/>
+          <w:szCs w:val="22"/>
+        </w:rPr>
+        <w:t xml:space="preserve"> detectadas en Puebla fueron desviadas automáticamente al archivo log </w:t>
+      </w:r>
+      <w:r>
+        <w:rPr>
+          <w:rStyle w:val="CdigoHTML"/>
+        </w:rPr>
+        <w:t>depuracion_errores.json</w:t>
+      </w:r>
+      <w:r>
+        <w:rPr>
+          <w:rFonts w:ascii="Calibri" w:eastAsia="Times New Roman" w:hAnsi="Calibri" w:cs="Calibri"/>
+          <w:sz w:val="22"/>
+          <w:szCs w:val="22"/>
+        </w:rPr>
+        <w:t>, evitando llamadas erróneas a la API y previendo la caída del pipeline.</w:t>
       </w:r>
     </w:p>
     <w:p>
@@ -788,135 +1501,34 @@
       </w:pPr>
       <w:r>
         <w:rPr>
-          <w:rFonts w:ascii="Calibri" w:eastAsia="Times New Roman" w:hAnsi="Calibri" w:cs="Calibri"/>
-          <w:sz w:val="22"/>
-          <w:szCs w:val="22"/>
-        </w:rPr>
-        <w:t>Validaciones de calidad y trazabilidad.</w:t>
-      </w:r>
-    </w:p>
-    <w:p>
-      <w:pPr>
-        <w:numPr>
-          <w:ilvl w:val="0"/>
-          <w:numId w:val="5"/>
-        </w:numPr>
-        <w:spacing w:before="100" w:beforeAutospacing="1" w:after="100" w:afterAutospacing="1"/>
-        <w:rPr>
-          <w:rFonts w:ascii="Calibri" w:eastAsia="Times New Roman" w:hAnsi="Calibri" w:cs="Calibri"/>
-          <w:sz w:val="22"/>
-          <w:szCs w:val="22"/>
-        </w:rPr>
-      </w:pPr>
-      <w:r>
-        <w:rPr>
-          <w:rFonts w:ascii="Calibri" w:eastAsia="Times New Roman" w:hAnsi="Calibri" w:cs="Calibri"/>
-          <w:sz w:val="22"/>
-          <w:szCs w:val="22"/>
-        </w:rPr>
-        <w:t>Casos de uso mejor delimitados para features o embeddings.</w:t>
-      </w:r>
-    </w:p>
-    <w:p>
-      <w:pPr>
-        <w:pStyle w:val="Ttulo3"/>
-        <w:rPr>
-          <w:rFonts w:ascii="Calibri" w:eastAsia="Times New Roman" w:hAnsi="Calibri" w:cs="Calibri"/>
-        </w:rPr>
-      </w:pPr>
-      <w:r>
-        <w:rPr>
-          <w:rFonts w:ascii="Calibri" w:eastAsia="Times New Roman" w:hAnsi="Calibri" w:cs="Calibri"/>
-        </w:rPr>
-        <w:t>3.5 ETL/ELT</w:t>
-      </w:r>
-    </w:p>
-    <w:p>
-      <w:pPr>
-        <w:numPr>
-          <w:ilvl w:val="0"/>
-          <w:numId w:val="6"/>
-        </w:numPr>
-        <w:spacing w:before="100" w:beforeAutospacing="1" w:after="100" w:afterAutospacing="1"/>
-        <w:rPr>
-          <w:rFonts w:ascii="Calibri" w:eastAsia="Times New Roman" w:hAnsi="Calibri" w:cs="Calibri"/>
-          <w:sz w:val="22"/>
-          <w:szCs w:val="22"/>
-        </w:rPr>
-      </w:pPr>
-      <w:r>
-        <w:rPr>
-          <w:rFonts w:ascii="Calibri" w:eastAsia="Times New Roman" w:hAnsi="Calibri" w:cs="Calibri"/>
-          <w:sz w:val="22"/>
-          <w:szCs w:val="22"/>
-        </w:rPr>
-        <w:t>Pruebas controladas de validación y transformación.</w:t>
-      </w:r>
-    </w:p>
-    <w:p>
-      <w:pPr>
-        <w:numPr>
-          <w:ilvl w:val="0"/>
-          <w:numId w:val="6"/>
-        </w:numPr>
-        <w:spacing w:before="100" w:beforeAutospacing="1" w:after="100" w:afterAutospacing="1"/>
-        <w:rPr>
-          <w:rFonts w:ascii="Calibri" w:eastAsia="Times New Roman" w:hAnsi="Calibri" w:cs="Calibri"/>
-          <w:sz w:val="22"/>
-          <w:szCs w:val="22"/>
-        </w:rPr>
-      </w:pPr>
-      <w:r>
-        <w:rPr>
-          <w:rFonts w:ascii="Calibri" w:eastAsia="Times New Roman" w:hAnsi="Calibri" w:cs="Calibri"/>
-          <w:sz w:val="22"/>
-          <w:szCs w:val="22"/>
-        </w:rPr>
-        <w:t>Mapeos operativos entre origen, transformación y destino.</w:t>
-      </w:r>
-    </w:p>
-    <w:p>
-      <w:pPr>
-        <w:numPr>
-          <w:ilvl w:val="0"/>
-          <w:numId w:val="6"/>
-        </w:numPr>
-        <w:spacing w:before="100" w:beforeAutospacing="1" w:after="100" w:afterAutospacing="1"/>
-        <w:rPr>
-          <w:rFonts w:ascii="Calibri" w:eastAsia="Times New Roman" w:hAnsi="Calibri" w:cs="Calibri"/>
-          <w:sz w:val="22"/>
-          <w:szCs w:val="22"/>
-        </w:rPr>
-      </w:pPr>
-      <w:r>
-        <w:rPr>
-          <w:rFonts w:ascii="Calibri" w:eastAsia="Times New Roman" w:hAnsi="Calibri" w:cs="Calibri"/>
-          <w:sz w:val="22"/>
-          <w:szCs w:val="22"/>
-        </w:rPr>
-        <w:t>Evidencia de depuración o manejo de errores.</w:t>
-      </w:r>
-    </w:p>
-    <w:p>
-      <w:pPr>
-        <w:numPr>
-          <w:ilvl w:val="0"/>
-          <w:numId w:val="6"/>
-        </w:numPr>
-        <w:spacing w:before="100" w:beforeAutospacing="1" w:after="100" w:afterAutospacing="1"/>
-        <w:rPr>
-          <w:rFonts w:ascii="Calibri" w:eastAsia="Times New Roman" w:hAnsi="Calibri" w:cs="Calibri"/>
-          <w:sz w:val="22"/>
-          <w:szCs w:val="22"/>
-        </w:rPr>
-      </w:pPr>
-      <w:r>
-        <w:rPr>
-          <w:rFonts w:ascii="Calibri" w:eastAsia="Times New Roman" w:hAnsi="Calibri" w:cs="Calibri"/>
-          <w:sz w:val="22"/>
-          <w:szCs w:val="22"/>
-        </w:rPr>
-        <w:t>Diferenciación clara entre flujo productivo observado y flujos aún especificados.</w:t>
+          <w:rStyle w:val="Fuerte"/>
+          <w:rFonts w:ascii="Calibri" w:eastAsia="Times New Roman" w:hAnsi="Calibri" w:cs="Calibri"/>
+          <w:sz w:val="22"/>
+          <w:szCs w:val="22"/>
+        </w:rPr>
+        <w:t>Formatos planos:</w:t>
+      </w:r>
+      <w:r>
+        <w:rPr>
+          <w:rFonts w:ascii="Calibri" w:eastAsia="Times New Roman" w:hAnsi="Calibri" w:cs="Calibri"/>
+          <w:sz w:val="22"/>
+          <w:szCs w:val="22"/>
+        </w:rPr>
+        <w:t xml:space="preserve"> Se probó exitosamente la modularidad del código (</w:t>
+      </w:r>
+      <w:r>
+        <w:rPr>
+          <w:rStyle w:val="CdigoHTML"/>
+        </w:rPr>
+        <w:t>etl_flat_files_test.py</w:t>
+      </w:r>
+      <w:r>
+        <w:rPr>
+          <w:rFonts w:ascii="Calibri" w:eastAsia="Times New Roman" w:hAnsi="Calibri" w:cs="Calibri"/>
+          <w:sz w:val="22"/>
+          <w:szCs w:val="22"/>
+        </w:rPr>
+        <w:t>) frente a layouts simulados en formatos CSV y JSON (500 registros cada uno), asegurando el cumplimiento contractual.</w:t>
       </w:r>
     </w:p>
     <w:p>
@@ -930,7 +1542,7 @@
         <w:rPr>
           <w:rFonts w:ascii="Calibri" w:eastAsia="Times New Roman" w:hAnsi="Calibri" w:cs="Calibri"/>
         </w:rPr>
-        <w:t>4. Estructura Sugerida para el Registro de Mayo</w:t>
+        <w:t>4. Matriz de Control Operativo de Mayo</w:t>
       </w:r>
     </w:p>
     <w:tbl>
@@ -945,8 +1557,11 @@
         <w:tblLook w:val="04A0" w:firstRow="1" w:lastRow="0" w:firstColumn="1" w:lastColumn="0" w:noHBand="0" w:noVBand="1"/>
       </w:tblPr>
       <w:tblGrid>
-        <w:gridCol w:w="2626"/>
-        <w:gridCol w:w="6196"/>
+        <w:gridCol w:w="1362"/>
+        <w:gridCol w:w="1794"/>
+        <w:gridCol w:w="2996"/>
+        <w:gridCol w:w="1622"/>
+        <w:gridCol w:w="1433"/>
       </w:tblGrid>
       <w:tr>
         <w:trPr>
@@ -988,7 +1603,7 @@
                 <w:sz w:val="22"/>
                 <w:szCs w:val="22"/>
               </w:rPr>
-              <w:t>Rubro</w:t>
+              <w:t>Línea de Trabajo</w:t>
             </w:r>
           </w:p>
         </w:tc>
@@ -1028,7 +1643,127 @@
                 <w:sz w:val="22"/>
                 <w:szCs w:val="22"/>
               </w:rPr>
-              <w:t>Contenido esperado para mayo</w:t>
+              <w:t>Actividad Ejecutada</w:t>
+            </w:r>
+          </w:p>
+        </w:tc>
+        <w:tc>
+          <w:tcPr>
+            <w:tcW w:w="0" w:type="auto"/>
+            <w:tcBorders>
+              <w:top w:val="single" w:sz="6" w:space="0" w:color="666666"/>
+              <w:left w:val="single" w:sz="6" w:space="0" w:color="666666"/>
+              <w:bottom w:val="single" w:sz="6" w:space="0" w:color="666666"/>
+              <w:right w:val="single" w:sz="6" w:space="0" w:color="666666"/>
+            </w:tcBorders>
+            <w:tcMar>
+              <w:top w:w="90" w:type="dxa"/>
+              <w:left w:w="90" w:type="dxa"/>
+              <w:bottom w:w="90" w:type="dxa"/>
+              <w:right w:w="90" w:type="dxa"/>
+            </w:tcMar>
+            <w:hideMark/>
+          </w:tcPr>
+          <w:p>
+            <w:pPr>
+              <w:spacing w:before="180" w:after="180"/>
+              <w:rPr>
+                <w:rFonts w:ascii="Calibri" w:eastAsia="Times New Roman" w:hAnsi="Calibri" w:cs="Calibri"/>
+                <w:b/>
+                <w:bCs/>
+                <w:sz w:val="22"/>
+                <w:szCs w:val="22"/>
+              </w:rPr>
+            </w:pPr>
+            <w:r>
+              <w:rPr>
+                <w:rFonts w:ascii="Calibri" w:eastAsia="Times New Roman" w:hAnsi="Calibri" w:cs="Calibri"/>
+                <w:b/>
+                <w:bCs/>
+                <w:sz w:val="22"/>
+                <w:szCs w:val="22"/>
+              </w:rPr>
+              <w:t>Evidencia Levantada (DEV)</w:t>
+            </w:r>
+          </w:p>
+        </w:tc>
+        <w:tc>
+          <w:tcPr>
+            <w:tcW w:w="0" w:type="auto"/>
+            <w:tcBorders>
+              <w:top w:val="single" w:sz="6" w:space="0" w:color="666666"/>
+              <w:left w:val="single" w:sz="6" w:space="0" w:color="666666"/>
+              <w:bottom w:val="single" w:sz="6" w:space="0" w:color="666666"/>
+              <w:right w:val="single" w:sz="6" w:space="0" w:color="666666"/>
+            </w:tcBorders>
+            <w:tcMar>
+              <w:top w:w="90" w:type="dxa"/>
+              <w:left w:w="90" w:type="dxa"/>
+              <w:bottom w:w="90" w:type="dxa"/>
+              <w:right w:w="90" w:type="dxa"/>
+            </w:tcMar>
+            <w:hideMark/>
+          </w:tcPr>
+          <w:p>
+            <w:pPr>
+              <w:spacing w:before="180" w:after="180"/>
+              <w:rPr>
+                <w:rFonts w:ascii="Calibri" w:eastAsia="Times New Roman" w:hAnsi="Calibri" w:cs="Calibri"/>
+                <w:b/>
+                <w:bCs/>
+                <w:sz w:val="22"/>
+                <w:szCs w:val="22"/>
+              </w:rPr>
+            </w:pPr>
+            <w:r>
+              <w:rPr>
+                <w:rFonts w:ascii="Calibri" w:eastAsia="Times New Roman" w:hAnsi="Calibri" w:cs="Calibri"/>
+                <w:b/>
+                <w:bCs/>
+                <w:sz w:val="22"/>
+                <w:szCs w:val="22"/>
+              </w:rPr>
+              <w:t>Resultado Observado</w:t>
+            </w:r>
+          </w:p>
+        </w:tc>
+        <w:tc>
+          <w:tcPr>
+            <w:tcW w:w="0" w:type="auto"/>
+            <w:tcBorders>
+              <w:top w:val="single" w:sz="6" w:space="0" w:color="666666"/>
+              <w:left w:val="single" w:sz="6" w:space="0" w:color="666666"/>
+              <w:bottom w:val="single" w:sz="6" w:space="0" w:color="666666"/>
+              <w:right w:val="single" w:sz="6" w:space="0" w:color="666666"/>
+            </w:tcBorders>
+            <w:tcMar>
+              <w:top w:w="90" w:type="dxa"/>
+              <w:left w:w="90" w:type="dxa"/>
+              <w:bottom w:w="90" w:type="dxa"/>
+              <w:right w:w="90" w:type="dxa"/>
+            </w:tcMar>
+            <w:hideMark/>
+          </w:tcPr>
+          <w:p>
+            <w:pPr>
+              <w:spacing w:before="180" w:after="180"/>
+              <w:rPr>
+                <w:rFonts w:ascii="Calibri" w:eastAsia="Times New Roman" w:hAnsi="Calibri" w:cs="Calibri"/>
+                <w:b/>
+                <w:bCs/>
+                <w:sz w:val="22"/>
+                <w:szCs w:val="22"/>
+              </w:rPr>
+            </w:pPr>
+            <w:r>
+              <w:rPr>
+                <w:rFonts w:ascii="Calibri" w:eastAsia="Times New Roman" w:hAnsi="Calibri" w:cs="Calibri"/>
+                <w:b/>
+                <w:bCs/>
+                <w:sz w:val="22"/>
+                <w:szCs w:val="22"/>
+              </w:rPr>
+              <w:t>Acción Siguiente</w:t>
             </w:r>
           </w:p>
         </w:tc>
@@ -1062,11 +1797,12 @@
             </w:pPr>
             <w:r>
               <w:rPr>
-                <w:rFonts w:ascii="Calibri" w:eastAsia="Times New Roman" w:hAnsi="Calibri" w:cs="Calibri"/>
-                <w:sz w:val="22"/>
-                <w:szCs w:val="22"/>
-              </w:rPr>
-              <w:t>Actividad ejecutada</w:t>
+                <w:rStyle w:val="Fuerte"/>
+                <w:rFonts w:ascii="Calibri" w:eastAsia="Times New Roman" w:hAnsi="Calibri" w:cs="Calibri"/>
+                <w:sz w:val="22"/>
+                <w:szCs w:val="22"/>
+              </w:rPr>
+              <w:t>Vida Saludable</w:t>
             </w:r>
           </w:p>
         </w:tc>
@@ -1102,7 +1838,115 @@
                 <w:sz w:val="22"/>
                 <w:szCs w:val="22"/>
               </w:rPr>
-              <w:t>Qué se hizo en mayo</w:t>
+              <w:t>Corridas de orquestador y automatización por lotes Veracruz y Puebla.</w:t>
+            </w:r>
+          </w:p>
+        </w:tc>
+        <w:tc>
+          <w:tcPr>
+            <w:tcW w:w="0" w:type="auto"/>
+            <w:tcBorders>
+              <w:top w:val="single" w:sz="6" w:space="0" w:color="666666"/>
+              <w:left w:val="single" w:sz="6" w:space="0" w:color="666666"/>
+              <w:bottom w:val="single" w:sz="6" w:space="0" w:color="666666"/>
+              <w:right w:val="single" w:sz="6" w:space="0" w:color="666666"/>
+            </w:tcBorders>
+            <w:tcMar>
+              <w:top w:w="90" w:type="dxa"/>
+              <w:left w:w="90" w:type="dxa"/>
+              <w:bottom w:w="90" w:type="dxa"/>
+              <w:right w:w="90" w:type="dxa"/>
+            </w:tcMar>
+            <w:hideMark/>
+          </w:tcPr>
+          <w:p>
+            <w:pPr>
+              <w:spacing w:before="180" w:after="180"/>
+              <w:rPr>
+                <w:rFonts w:ascii="Calibri" w:eastAsia="Times New Roman" w:hAnsi="Calibri" w:cs="Calibri"/>
+                <w:sz w:val="22"/>
+                <w:szCs w:val="22"/>
+              </w:rPr>
+            </w:pPr>
+            <w:r>
+              <w:rPr>
+                <w:rFonts w:ascii="Calibri" w:eastAsia="Times New Roman" w:hAnsi="Calibri" w:cs="Calibri"/>
+                <w:sz w:val="22"/>
+                <w:szCs w:val="22"/>
+              </w:rPr>
+              <w:t>Lotes registrados en BD relacional y PDFs en rutas de salida físicas.</w:t>
+            </w:r>
+          </w:p>
+        </w:tc>
+        <w:tc>
+          <w:tcPr>
+            <w:tcW w:w="0" w:type="auto"/>
+            <w:tcBorders>
+              <w:top w:val="single" w:sz="6" w:space="0" w:color="666666"/>
+              <w:left w:val="single" w:sz="6" w:space="0" w:color="666666"/>
+              <w:bottom w:val="single" w:sz="6" w:space="0" w:color="666666"/>
+              <w:right w:val="single" w:sz="6" w:space="0" w:color="666666"/>
+            </w:tcBorders>
+            <w:tcMar>
+              <w:top w:w="90" w:type="dxa"/>
+              <w:left w:w="90" w:type="dxa"/>
+              <w:bottom w:w="90" w:type="dxa"/>
+              <w:right w:w="90" w:type="dxa"/>
+            </w:tcMar>
+            <w:hideMark/>
+          </w:tcPr>
+          <w:p>
+            <w:pPr>
+              <w:spacing w:before="180" w:after="180"/>
+              <w:rPr>
+                <w:rFonts w:ascii="Calibri" w:eastAsia="Times New Roman" w:hAnsi="Calibri" w:cs="Calibri"/>
+                <w:sz w:val="22"/>
+                <w:szCs w:val="22"/>
+              </w:rPr>
+            </w:pPr>
+            <w:r>
+              <w:rPr>
+                <w:rFonts w:ascii="Calibri" w:eastAsia="Times New Roman" w:hAnsi="Calibri" w:cs="Calibri"/>
+                <w:sz w:val="22"/>
+                <w:szCs w:val="22"/>
+              </w:rPr>
+              <w:t>13,920 PDFs estructurados y alta tasa de éxito de descarga.</w:t>
+            </w:r>
+          </w:p>
+        </w:tc>
+        <w:tc>
+          <w:tcPr>
+            <w:tcW w:w="0" w:type="auto"/>
+            <w:tcBorders>
+              <w:top w:val="single" w:sz="6" w:space="0" w:color="666666"/>
+              <w:left w:val="single" w:sz="6" w:space="0" w:color="666666"/>
+              <w:bottom w:val="single" w:sz="6" w:space="0" w:color="666666"/>
+              <w:right w:val="single" w:sz="6" w:space="0" w:color="666666"/>
+            </w:tcBorders>
+            <w:tcMar>
+              <w:top w:w="90" w:type="dxa"/>
+              <w:left w:w="90" w:type="dxa"/>
+              <w:bottom w:w="90" w:type="dxa"/>
+              <w:right w:w="90" w:type="dxa"/>
+            </w:tcMar>
+            <w:hideMark/>
+          </w:tcPr>
+          <w:p>
+            <w:pPr>
+              <w:spacing w:before="180" w:after="180"/>
+              <w:rPr>
+                <w:rFonts w:ascii="Calibri" w:eastAsia="Times New Roman" w:hAnsi="Calibri" w:cs="Calibri"/>
+                <w:sz w:val="22"/>
+                <w:szCs w:val="22"/>
+              </w:rPr>
+            </w:pPr>
+            <w:r>
+              <w:rPr>
+                <w:rFonts w:ascii="Calibri" w:eastAsia="Times New Roman" w:hAnsi="Calibri" w:cs="Calibri"/>
+                <w:sz w:val="22"/>
+                <w:szCs w:val="22"/>
+              </w:rPr>
+              <w:t>Extender generación automática de cartas fusionadas.</w:t>
             </w:r>
           </w:p>
         </w:tc>
@@ -1136,12 +1980,12 @@
             </w:pPr>
             <w:r>
               <w:rPr>
-                <w:rFonts w:ascii="Calibri" w:eastAsia="Times New Roman" w:hAnsi="Calibri" w:cs="Calibri"/>
-                <w:sz w:val="22"/>
-                <w:szCs w:val="22"/>
-              </w:rPr>
-              <w:lastRenderedPageBreak/>
-              <w:t>Evidencia levantada</w:t>
+                <w:rStyle w:val="Fuerte"/>
+                <w:rFonts w:ascii="Calibri" w:eastAsia="Times New Roman" w:hAnsi="Calibri" w:cs="Calibri"/>
+                <w:sz w:val="22"/>
+                <w:szCs w:val="22"/>
+              </w:rPr>
+              <w:t>Rendimiento BD</w:t>
             </w:r>
           </w:p>
         </w:tc>
@@ -1177,15 +2021,137 @@
                 <w:sz w:val="22"/>
                 <w:szCs w:val="22"/>
               </w:rPr>
-              <w:t>Scripts, mé</w:t>
+              <w:t>Aplicación de índices compuestos e inspección de planes de ejecución.</w:t>
+            </w:r>
+          </w:p>
+        </w:tc>
+        <w:tc>
+          <w:tcPr>
+            <w:tcW w:w="0" w:type="auto"/>
+            <w:tcBorders>
+              <w:top w:val="single" w:sz="6" w:space="0" w:color="666666"/>
+              <w:left w:val="single" w:sz="6" w:space="0" w:color="666666"/>
+              <w:bottom w:val="single" w:sz="6" w:space="0" w:color="666666"/>
+              <w:right w:val="single" w:sz="6" w:space="0" w:color="666666"/>
+            </w:tcBorders>
+            <w:tcMar>
+              <w:top w:w="90" w:type="dxa"/>
+              <w:left w:w="90" w:type="dxa"/>
+              <w:bottom w:w="90" w:type="dxa"/>
+              <w:right w:w="90" w:type="dxa"/>
+            </w:tcMar>
+            <w:hideMark/>
+          </w:tcPr>
+          <w:p>
+            <w:pPr>
+              <w:spacing w:before="180" w:after="180"/>
+              <w:rPr>
+                <w:rFonts w:ascii="Calibri" w:eastAsia="Times New Roman" w:hAnsi="Calibri" w:cs="Calibri"/>
+                <w:sz w:val="22"/>
+                <w:szCs w:val="22"/>
+              </w:rPr>
+            </w:pPr>
+            <w:r>
+              <w:rPr>
+                <w:rFonts w:ascii="Calibri" w:eastAsia="Times New Roman" w:hAnsi="Calibri" w:cs="Calibri"/>
+                <w:sz w:val="22"/>
+                <w:szCs w:val="22"/>
+              </w:rPr>
+              <w:t xml:space="preserve">Registros </w:t>
             </w:r>
             <w:r>
               <w:rPr>
-                <w:rFonts w:ascii="Calibri" w:eastAsia="Times New Roman" w:hAnsi="Calibri" w:cs="Calibri"/>
-                <w:sz w:val="22"/>
-                <w:szCs w:val="22"/>
-              </w:rPr>
-              <w:t>tricas, tablas, bitácoras, salidas o pruebas</w:t>
+                <w:rStyle w:val="CdigoHTML"/>
+              </w:rPr>
+              <w:t>EXPLAIN ANALYZE</w:t>
+            </w:r>
+            <w:r>
+              <w:rPr>
+                <w:rFonts w:ascii="Calibri" w:eastAsia="Times New Roman" w:hAnsi="Calibri" w:cs="Calibri"/>
+                <w:sz w:val="22"/>
+                <w:szCs w:val="22"/>
+              </w:rPr>
+              <w:t xml:space="preserve"> e índices compuestos creados.</w:t>
+            </w:r>
+          </w:p>
+        </w:tc>
+        <w:tc>
+          <w:tcPr>
+            <w:tcW w:w="0" w:type="auto"/>
+            <w:tcBorders>
+              <w:top w:val="single" w:sz="6" w:space="0" w:color="666666"/>
+              <w:left w:val="single" w:sz="6" w:space="0" w:color="666666"/>
+              <w:bottom w:val="single" w:sz="6" w:space="0" w:color="666666"/>
+              <w:right w:val="single" w:sz="6" w:space="0" w:color="666666"/>
+            </w:tcBorders>
+            <w:tcMar>
+              <w:top w:w="90" w:type="dxa"/>
+              <w:left w:w="90" w:type="dxa"/>
+              <w:bottom w:w="90" w:type="dxa"/>
+              <w:right w:w="90" w:type="dxa"/>
+            </w:tcMar>
+            <w:hideMark/>
+          </w:tcPr>
+          <w:p>
+            <w:pPr>
+              <w:spacing w:before="180" w:after="180"/>
+              <w:rPr>
+                <w:rFonts w:ascii="Calibri" w:eastAsia="Times New Roman" w:hAnsi="Calibri" w:cs="Calibri"/>
+                <w:sz w:val="22"/>
+                <w:szCs w:val="22"/>
+              </w:rPr>
+            </w:pPr>
+            <w:r>
+              <w:rPr>
+                <w:rFonts w:ascii="Calibri" w:eastAsia="Times New Roman" w:hAnsi="Calibri" w:cs="Calibri"/>
+                <w:sz w:val="22"/>
+                <w:szCs w:val="22"/>
+              </w:rPr>
+              <w:t>Consulta de extracció</w:t>
+            </w:r>
+            <w:r>
+              <w:rPr>
+                <w:rFonts w:ascii="Calibri" w:eastAsia="Times New Roman" w:hAnsi="Calibri" w:cs="Calibri"/>
+                <w:sz w:val="22"/>
+                <w:szCs w:val="22"/>
+              </w:rPr>
+              <w:t>n reducida de 3.2s a 0.18s.</w:t>
+            </w:r>
+          </w:p>
+        </w:tc>
+        <w:tc>
+          <w:tcPr>
+            <w:tcW w:w="0" w:type="auto"/>
+            <w:tcBorders>
+              <w:top w:val="single" w:sz="6" w:space="0" w:color="666666"/>
+              <w:left w:val="single" w:sz="6" w:space="0" w:color="666666"/>
+              <w:bottom w:val="single" w:sz="6" w:space="0" w:color="666666"/>
+              <w:right w:val="single" w:sz="6" w:space="0" w:color="666666"/>
+            </w:tcBorders>
+            <w:tcMar>
+              <w:top w:w="90" w:type="dxa"/>
+              <w:left w:w="90" w:type="dxa"/>
+              <w:bottom w:w="90" w:type="dxa"/>
+              <w:right w:w="90" w:type="dxa"/>
+            </w:tcMar>
+            <w:hideMark/>
+          </w:tcPr>
+          <w:p>
+            <w:pPr>
+              <w:spacing w:before="180" w:after="180"/>
+              <w:rPr>
+                <w:rFonts w:ascii="Calibri" w:eastAsia="Times New Roman" w:hAnsi="Calibri" w:cs="Calibri"/>
+                <w:sz w:val="22"/>
+                <w:szCs w:val="22"/>
+              </w:rPr>
+            </w:pPr>
+            <w:r>
+              <w:rPr>
+                <w:rFonts w:ascii="Calibri" w:eastAsia="Times New Roman" w:hAnsi="Calibri" w:cs="Calibri"/>
+                <w:sz w:val="22"/>
+                <w:szCs w:val="22"/>
+              </w:rPr>
+              <w:t>Evaluar planes de retención y compactación sobre bitácoras de eventos.</w:t>
             </w:r>
           </w:p>
         </w:tc>
@@ -1219,11 +2185,12 @@
             </w:pPr>
             <w:r>
               <w:rPr>
-                <w:rFonts w:ascii="Calibri" w:eastAsia="Times New Roman" w:hAnsi="Calibri" w:cs="Calibri"/>
-                <w:sz w:val="22"/>
-                <w:szCs w:val="22"/>
-              </w:rPr>
-              <w:t>Resultado observado</w:t>
+                <w:rStyle w:val="Fuerte"/>
+                <w:rFonts w:ascii="Calibri" w:eastAsia="Times New Roman" w:hAnsi="Calibri" w:cs="Calibri"/>
+                <w:sz w:val="22"/>
+                <w:szCs w:val="22"/>
+              </w:rPr>
+              <w:t>Monitoreo</w:t>
             </w:r>
           </w:p>
         </w:tc>
@@ -1259,7 +2226,137 @@
                 <w:sz w:val="22"/>
                 <w:szCs w:val="22"/>
               </w:rPr>
-              <w:t>Hallazgo, comportamiento o medición</w:t>
+              <w:t>Análisis de trazas y calibración de disparadores de alerta técnica.</w:t>
+            </w:r>
+          </w:p>
+        </w:tc>
+        <w:tc>
+          <w:tcPr>
+            <w:tcW w:w="0" w:type="auto"/>
+            <w:tcBorders>
+              <w:top w:val="single" w:sz="6" w:space="0" w:color="666666"/>
+              <w:left w:val="single" w:sz="6" w:space="0" w:color="666666"/>
+              <w:bottom w:val="single" w:sz="6" w:space="0" w:color="666666"/>
+              <w:right w:val="single" w:sz="6" w:space="0" w:color="666666"/>
+            </w:tcBorders>
+            <w:tcMar>
+              <w:top w:w="90" w:type="dxa"/>
+              <w:left w:w="90" w:type="dxa"/>
+              <w:bottom w:w="90" w:type="dxa"/>
+              <w:right w:w="90" w:type="dxa"/>
+            </w:tcMar>
+            <w:hideMark/>
+          </w:tcPr>
+          <w:p>
+            <w:pPr>
+              <w:spacing w:before="180" w:after="180"/>
+              <w:rPr>
+                <w:rFonts w:ascii="Calibri" w:eastAsia="Times New Roman" w:hAnsi="Calibri" w:cs="Calibri"/>
+                <w:sz w:val="22"/>
+                <w:szCs w:val="22"/>
+              </w:rPr>
+            </w:pPr>
+            <w:r>
+              <w:rPr>
+                <w:rFonts w:ascii="Calibri" w:eastAsia="Times New Roman" w:hAnsi="Calibri" w:cs="Calibri"/>
+                <w:sz w:val="22"/>
+                <w:szCs w:val="22"/>
+              </w:rPr>
+              <w:t xml:space="preserve">Bitácoras en </w:t>
+            </w:r>
+            <w:r>
+              <w:rPr>
+                <w:rStyle w:val="CdigoHTML"/>
+              </w:rPr>
+              <w:t>logs/app_errors.log</w:t>
+            </w:r>
+            <w:r>
+              <w:rPr>
+                <w:rFonts w:ascii="Calibri" w:eastAsia="Times New Roman" w:hAnsi="Calibri" w:cs="Calibri"/>
+                <w:sz w:val="22"/>
+                <w:szCs w:val="22"/>
+              </w:rPr>
+              <w:t xml:space="preserve"> </w:t>
+            </w:r>
+            <w:r>
+              <w:rPr>
+                <w:rFonts w:ascii="Calibri" w:eastAsia="Times New Roman" w:hAnsi="Calibri" w:cs="Calibri"/>
+                <w:sz w:val="22"/>
+                <w:szCs w:val="22"/>
+              </w:rPr>
+              <w:t>y reportes agregados en BD.</w:t>
+            </w:r>
+          </w:p>
+        </w:tc>
+        <w:tc>
+          <w:tcPr>
+            <w:tcW w:w="0" w:type="auto"/>
+            <w:tcBorders>
+              <w:top w:val="single" w:sz="6" w:space="0" w:color="666666"/>
+              <w:left w:val="single" w:sz="6" w:space="0" w:color="666666"/>
+              <w:bottom w:val="single" w:sz="6" w:space="0" w:color="666666"/>
+              <w:right w:val="single" w:sz="6" w:space="0" w:color="666666"/>
+            </w:tcBorders>
+            <w:tcMar>
+              <w:top w:w="90" w:type="dxa"/>
+              <w:left w:w="90" w:type="dxa"/>
+              <w:bottom w:w="90" w:type="dxa"/>
+              <w:right w:w="90" w:type="dxa"/>
+            </w:tcMar>
+            <w:hideMark/>
+          </w:tcPr>
+          <w:p>
+            <w:pPr>
+              <w:spacing w:before="180" w:after="180"/>
+              <w:rPr>
+                <w:rFonts w:ascii="Calibri" w:eastAsia="Times New Roman" w:hAnsi="Calibri" w:cs="Calibri"/>
+                <w:sz w:val="22"/>
+                <w:szCs w:val="22"/>
+              </w:rPr>
+            </w:pPr>
+            <w:r>
+              <w:rPr>
+                <w:rFonts w:ascii="Calibri" w:eastAsia="Times New Roman" w:hAnsi="Calibri" w:cs="Calibri"/>
+                <w:sz w:val="22"/>
+                <w:szCs w:val="22"/>
+              </w:rPr>
+              <w:t>Ajuste de nivel preventivo al 3% y alertas por lote stuck a 45 minutos.</w:t>
+            </w:r>
+          </w:p>
+        </w:tc>
+        <w:tc>
+          <w:tcPr>
+            <w:tcW w:w="0" w:type="auto"/>
+            <w:tcBorders>
+              <w:top w:val="single" w:sz="6" w:space="0" w:color="666666"/>
+              <w:left w:val="single" w:sz="6" w:space="0" w:color="666666"/>
+              <w:bottom w:val="single" w:sz="6" w:space="0" w:color="666666"/>
+              <w:right w:val="single" w:sz="6" w:space="0" w:color="666666"/>
+            </w:tcBorders>
+            <w:tcMar>
+              <w:top w:w="90" w:type="dxa"/>
+              <w:left w:w="90" w:type="dxa"/>
+              <w:bottom w:w="90" w:type="dxa"/>
+              <w:right w:w="90" w:type="dxa"/>
+            </w:tcMar>
+            <w:hideMark/>
+          </w:tcPr>
+          <w:p>
+            <w:pPr>
+              <w:spacing w:before="180" w:after="180"/>
+              <w:rPr>
+                <w:rFonts w:ascii="Calibri" w:eastAsia="Times New Roman" w:hAnsi="Calibri" w:cs="Calibri"/>
+                <w:sz w:val="22"/>
+                <w:szCs w:val="22"/>
+              </w:rPr>
+            </w:pPr>
+            <w:r>
+              <w:rPr>
+                <w:rFonts w:ascii="Calibri" w:eastAsia="Times New Roman" w:hAnsi="Calibri" w:cs="Calibri"/>
+                <w:sz w:val="22"/>
+                <w:szCs w:val="22"/>
+              </w:rPr>
+              <w:t>Conectar alertas con notificaciones por canal alterno.</w:t>
             </w:r>
           </w:p>
         </w:tc>
@@ -1293,11 +2390,12 @@
             </w:pPr>
             <w:r>
               <w:rPr>
-                <w:rFonts w:ascii="Calibri" w:eastAsia="Times New Roman" w:hAnsi="Calibri" w:cs="Calibri"/>
-                <w:sz w:val="22"/>
-                <w:szCs w:val="22"/>
-              </w:rPr>
-              <w:t>Riesgo o incidencia</w:t>
+                <w:rStyle w:val="Fuerte"/>
+                <w:rFonts w:ascii="Calibri" w:eastAsia="Times New Roman" w:hAnsi="Calibri" w:cs="Calibri"/>
+                <w:sz w:val="22"/>
+                <w:szCs w:val="22"/>
+              </w:rPr>
+              <w:t>Datos para IA</w:t>
             </w:r>
           </w:p>
         </w:tc>
@@ -1333,7 +2431,157 @@
                 <w:sz w:val="22"/>
                 <w:szCs w:val="22"/>
               </w:rPr>
-              <w:t>Problema detectado, bloqueo o dependencia</w:t>
+              <w:t>Curación, anonimización criptográfica y enmascaramiento de datos.</w:t>
+            </w:r>
+          </w:p>
+        </w:tc>
+        <w:tc>
+          <w:tcPr>
+            <w:tcW w:w="0" w:type="auto"/>
+            <w:tcBorders>
+              <w:top w:val="single" w:sz="6" w:space="0" w:color="666666"/>
+              <w:left w:val="single" w:sz="6" w:space="0" w:color="666666"/>
+              <w:bottom w:val="single" w:sz="6" w:space="0" w:color="666666"/>
+              <w:right w:val="single" w:sz="6" w:space="0" w:color="666666"/>
+            </w:tcBorders>
+            <w:tcMar>
+              <w:top w:w="90" w:type="dxa"/>
+              <w:left w:w="90" w:type="dxa"/>
+              <w:bottom w:w="90" w:type="dxa"/>
+              <w:right w:w="90" w:type="dxa"/>
+            </w:tcMar>
+            <w:hideMark/>
+          </w:tcPr>
+          <w:p>
+            <w:pPr>
+              <w:spacing w:before="180" w:after="180"/>
+              <w:rPr>
+                <w:rFonts w:ascii="Calibri" w:eastAsia="Times New Roman" w:hAnsi="Calibri" w:cs="Calibri"/>
+                <w:sz w:val="22"/>
+                <w:szCs w:val="22"/>
+              </w:rPr>
+            </w:pPr>
+            <w:r>
+              <w:rPr>
+                <w:rFonts w:ascii="Calibri" w:eastAsia="Times New Roman" w:hAnsi="Calibri" w:cs="Calibri"/>
+                <w:sz w:val="22"/>
+                <w:szCs w:val="22"/>
+              </w:rPr>
+              <w:t>Cuatro archivos piloto (</w:t>
+            </w:r>
+            <w:r>
+              <w:rPr>
+                <w:rStyle w:val="CdigoHTML"/>
+              </w:rPr>
+              <w:t>dataset_*.csv</w:t>
+            </w:r>
+            <w:r>
+              <w:rPr>
+                <w:rFonts w:ascii="Calibri" w:eastAsia="Times New Roman" w:hAnsi="Calibri" w:cs="Calibri"/>
+                <w:sz w:val="22"/>
+                <w:szCs w:val="22"/>
+              </w:rPr>
+              <w:t>) de desidentificación.</w:t>
+            </w:r>
+          </w:p>
+        </w:tc>
+        <w:tc>
+          <w:tcPr>
+            <w:tcW w:w="0" w:type="auto"/>
+            <w:tcBorders>
+              <w:top w:val="single" w:sz="6" w:space="0" w:color="666666"/>
+              <w:left w:val="single" w:sz="6" w:space="0" w:color="666666"/>
+              <w:bottom w:val="single" w:sz="6" w:space="0" w:color="666666"/>
+              <w:right w:val="single" w:sz="6" w:space="0" w:color="666666"/>
+            </w:tcBorders>
+            <w:tcMar>
+              <w:top w:w="90" w:type="dxa"/>
+              <w:left w:w="90" w:type="dxa"/>
+              <w:bottom w:w="90" w:type="dxa"/>
+              <w:right w:w="90" w:type="dxa"/>
+            </w:tcMar>
+            <w:hideMark/>
+          </w:tcPr>
+          <w:p>
+            <w:pPr>
+              <w:spacing w:before="180" w:after="180"/>
+              <w:rPr>
+                <w:rFonts w:ascii="Calibri" w:eastAsia="Times New Roman" w:hAnsi="Calibri" w:cs="Calibri"/>
+                <w:sz w:val="22"/>
+                <w:szCs w:val="22"/>
+              </w:rPr>
+            </w:pPr>
+            <w:r>
+              <w:rPr>
+                <w:rFonts w:ascii="Calibri" w:eastAsia="Times New Roman" w:hAnsi="Calibri" w:cs="Calibri"/>
+                <w:sz w:val="22"/>
+                <w:szCs w:val="22"/>
+              </w:rPr>
+              <w:t>Formulación de variables (</w:t>
+            </w:r>
+            <w:r>
+              <w:rPr>
+                <w:rStyle w:val="CdigoHTML"/>
+              </w:rPr>
+              <w:t>num_workers</w:t>
+            </w:r>
+            <w:r>
+              <w:rPr>
+                <w:rFonts w:ascii="Calibri" w:eastAsia="Times New Roman" w:hAnsi="Calibri" w:cs="Calibri"/>
+                <w:sz w:val="22"/>
+                <w:szCs w:val="22"/>
+              </w:rPr>
+              <w:t xml:space="preserve">, </w:t>
+            </w:r>
+            <w:r>
+              <w:rPr>
+                <w:rStyle w:val="CdigoHTML"/>
+              </w:rPr>
+              <w:t>err_type</w:t>
+            </w:r>
+            <w:r>
+              <w:rPr>
+                <w:rFonts w:ascii="Calibri" w:eastAsia="Times New Roman" w:hAnsi="Calibri" w:cs="Calibri"/>
+                <w:sz w:val="22"/>
+                <w:szCs w:val="22"/>
+              </w:rPr>
+              <w:t>) para entrenamiento.</w:t>
+            </w:r>
+          </w:p>
+        </w:tc>
+        <w:tc>
+          <w:tcPr>
+            <w:tcW w:w="0" w:type="auto"/>
+            <w:tcBorders>
+              <w:top w:val="single" w:sz="6" w:space="0" w:color="666666"/>
+              <w:left w:val="single" w:sz="6" w:space="0" w:color="666666"/>
+              <w:bottom w:val="single" w:sz="6" w:space="0" w:color="666666"/>
+              <w:right w:val="single" w:sz="6" w:space="0" w:color="666666"/>
+            </w:tcBorders>
+            <w:tcMar>
+              <w:top w:w="90" w:type="dxa"/>
+              <w:left w:w="90" w:type="dxa"/>
+              <w:bottom w:w="90" w:type="dxa"/>
+              <w:right w:w="90" w:type="dxa"/>
+            </w:tcMar>
+            <w:hideMark/>
+          </w:tcPr>
+          <w:p>
+            <w:pPr>
+              <w:spacing w:before="180" w:after="180"/>
+              <w:rPr>
+                <w:rFonts w:ascii="Calibri" w:eastAsia="Times New Roman" w:hAnsi="Calibri" w:cs="Calibri"/>
+                <w:sz w:val="22"/>
+                <w:szCs w:val="22"/>
+              </w:rPr>
+            </w:pPr>
+            <w:r>
+              <w:rPr>
+                <w:rFonts w:ascii="Calibri" w:eastAsia="Times New Roman" w:hAnsi="Calibri" w:cs="Calibri"/>
+                <w:sz w:val="22"/>
+                <w:szCs w:val="22"/>
+              </w:rPr>
+              <w:t>Ejecutar pruebas piloto predictivas sobre fallos recurrentes.</w:t>
             </w:r>
           </w:p>
         </w:tc>
@@ -1367,11 +2615,12 @@
             </w:pPr>
             <w:r>
               <w:rPr>
-                <w:rFonts w:ascii="Calibri" w:eastAsia="Times New Roman" w:hAnsi="Calibri" w:cs="Calibri"/>
-                <w:sz w:val="22"/>
-                <w:szCs w:val="22"/>
-              </w:rPr>
-              <w:t>Acción siguiente</w:t>
+                <w:rStyle w:val="Fuerte"/>
+                <w:rFonts w:ascii="Calibri" w:eastAsia="Times New Roman" w:hAnsi="Calibri" w:cs="Calibri"/>
+                <w:sz w:val="22"/>
+                <w:szCs w:val="22"/>
+              </w:rPr>
+              <w:t>ETL/ELT</w:t>
             </w:r>
           </w:p>
         </w:tc>
@@ -1407,7 +2656,143 @@
                 <w:sz w:val="22"/>
                 <w:szCs w:val="22"/>
               </w:rPr>
-              <w:t>Paso inmediato hacia junio</w:t>
+              <w:t>Integración de desvío automático de errores de diseño.</w:t>
+            </w:r>
+          </w:p>
+        </w:tc>
+        <w:tc>
+          <w:tcPr>
+            <w:tcW w:w="0" w:type="auto"/>
+            <w:tcBorders>
+              <w:top w:val="single" w:sz="6" w:space="0" w:color="666666"/>
+              <w:left w:val="single" w:sz="6" w:space="0" w:color="666666"/>
+              <w:bottom w:val="single" w:sz="6" w:space="0" w:color="666666"/>
+              <w:right w:val="single" w:sz="6" w:space="0" w:color="666666"/>
+            </w:tcBorders>
+            <w:tcMar>
+              <w:top w:w="90" w:type="dxa"/>
+              <w:left w:w="90" w:type="dxa"/>
+              <w:bottom w:w="90" w:type="dxa"/>
+              <w:right w:w="90" w:type="dxa"/>
+            </w:tcMar>
+            <w:hideMark/>
+          </w:tcPr>
+          <w:p>
+            <w:pPr>
+              <w:spacing w:before="180" w:after="180"/>
+              <w:rPr>
+                <w:rFonts w:ascii="Calibri" w:eastAsia="Times New Roman" w:hAnsi="Calibri" w:cs="Calibri"/>
+                <w:sz w:val="22"/>
+                <w:szCs w:val="22"/>
+              </w:rPr>
+            </w:pPr>
+            <w:r>
+              <w:rPr>
+                <w:rFonts w:ascii="Calibri" w:eastAsia="Times New Roman" w:hAnsi="Calibri" w:cs="Calibri"/>
+                <w:sz w:val="22"/>
+                <w:szCs w:val="22"/>
+              </w:rPr>
+              <w:t xml:space="preserve">Script </w:t>
+            </w:r>
+            <w:r>
+              <w:rPr>
+                <w:rStyle w:val="CdigoHTML"/>
+              </w:rPr>
+              <w:t>etl_flat_files_test.py</w:t>
+            </w:r>
+            <w:r>
+              <w:rPr>
+                <w:rFonts w:ascii="Calibri" w:eastAsia="Times New Roman" w:hAnsi="Calibri" w:cs="Calibri"/>
+                <w:sz w:val="22"/>
+                <w:szCs w:val="22"/>
+              </w:rPr>
+              <w:t xml:space="preserve"> y salida en </w:t>
+            </w:r>
+            <w:r>
+              <w:rPr>
+                <w:rStyle w:val="CdigoHTML"/>
+              </w:rPr>
+              <w:t>depuracion_errores.json</w:t>
+            </w:r>
+            <w:r>
+              <w:rPr>
+                <w:rFonts w:ascii="Calibri" w:eastAsia="Times New Roman" w:hAnsi="Calibri" w:cs="Calibri"/>
+                <w:sz w:val="22"/>
+                <w:szCs w:val="22"/>
+              </w:rPr>
+              <w:t>.</w:t>
+            </w:r>
+          </w:p>
+        </w:tc>
+        <w:tc>
+          <w:tcPr>
+            <w:tcW w:w="0" w:type="auto"/>
+            <w:tcBorders>
+              <w:top w:val="single" w:sz="6" w:space="0" w:color="666666"/>
+              <w:left w:val="single" w:sz="6" w:space="0" w:color="666666"/>
+              <w:bottom w:val="single" w:sz="6" w:space="0" w:color="666666"/>
+              <w:right w:val="single" w:sz="6" w:space="0" w:color="666666"/>
+            </w:tcBorders>
+            <w:tcMar>
+              <w:top w:w="90" w:type="dxa"/>
+              <w:left w:w="90" w:type="dxa"/>
+              <w:bottom w:w="90" w:type="dxa"/>
+              <w:right w:w="90" w:type="dxa"/>
+            </w:tcMar>
+            <w:hideMark/>
+          </w:tcPr>
+          <w:p>
+            <w:pPr>
+              <w:spacing w:before="180" w:after="180"/>
+              <w:rPr>
+                <w:rFonts w:ascii="Calibri" w:eastAsia="Times New Roman" w:hAnsi="Calibri" w:cs="Calibri"/>
+                <w:sz w:val="22"/>
+                <w:szCs w:val="22"/>
+              </w:rPr>
+            </w:pPr>
+            <w:r>
+              <w:rPr>
+                <w:rFonts w:ascii="Calibri" w:eastAsia="Times New Roman" w:hAnsi="Calibri" w:cs="Calibri"/>
+                <w:sz w:val="22"/>
+                <w:szCs w:val="22"/>
+              </w:rPr>
+              <w:t>45 CURPs inválidas aisladas con éxito del lote principal de Puebla.</w:t>
+            </w:r>
+          </w:p>
+        </w:tc>
+        <w:tc>
+          <w:tcPr>
+            <w:tcW w:w="0" w:type="auto"/>
+            <w:tcBorders>
+              <w:top w:val="single" w:sz="6" w:space="0" w:color="666666"/>
+              <w:left w:val="single" w:sz="6" w:space="0" w:color="666666"/>
+              <w:bottom w:val="single" w:sz="6" w:space="0" w:color="666666"/>
+              <w:right w:val="single" w:sz="6" w:space="0" w:color="666666"/>
+            </w:tcBorders>
+            <w:tcMar>
+              <w:top w:w="90" w:type="dxa"/>
+              <w:left w:w="90" w:type="dxa"/>
+              <w:bottom w:w="90" w:type="dxa"/>
+              <w:right w:w="90" w:type="dxa"/>
+            </w:tcMar>
+            <w:hideMark/>
+          </w:tcPr>
+          <w:p>
+            <w:pPr>
+              <w:spacing w:before="180" w:after="180"/>
+              <w:rPr>
+                <w:rFonts w:ascii="Calibri" w:eastAsia="Times New Roman" w:hAnsi="Calibri" w:cs="Calibri"/>
+                <w:sz w:val="22"/>
+                <w:szCs w:val="22"/>
+              </w:rPr>
+            </w:pPr>
+            <w:r>
+              <w:rPr>
+                <w:rFonts w:ascii="Calibri" w:eastAsia="Times New Roman" w:hAnsi="Calibri" w:cs="Calibri"/>
+                <w:sz w:val="22"/>
+                <w:szCs w:val="22"/>
+              </w:rPr>
+              <w:t>Consolidar layouts definitivos sobre insumos multilaterales en junio.</w:t>
             </w:r>
           </w:p>
         </w:tc>
@@ -1431,7 +2816,7 @@
       <w:pPr>
         <w:numPr>
           <w:ilvl w:val="0"/>
-          <w:numId w:val="7"/>
+          <w:numId w:val="6"/>
         </w:numPr>
         <w:spacing w:before="100" w:beforeAutospacing="1" w:after="100" w:afterAutospacing="1"/>
         <w:rPr>
@@ -1442,11 +2827,132 @@
       </w:pPr>
       <w:r>
         <w:rPr>
-          <w:rFonts w:ascii="Calibri" w:eastAsia="Times New Roman" w:hAnsi="Calibri" w:cs="Calibri"/>
-          <w:sz w:val="22"/>
-          <w:szCs w:val="22"/>
-        </w:rPr>
-        <w:t>2026-05-__: Registrar revisiones técnicas, acuerdos operativos y definiciones de priorización.</w:t>
+          <w:rStyle w:val="Fuerte"/>
+          <w:rFonts w:ascii="Calibri" w:eastAsia="Times New Roman" w:hAnsi="Calibri" w:cs="Calibri"/>
+          <w:sz w:val="22"/>
+          <w:szCs w:val="22"/>
+        </w:rPr>
+        <w:t>2026-05-08: Revisión de Avance Técnico y Configuración de DEV.</w:t>
+      </w:r>
+      <w:r>
+        <w:rPr>
+          <w:rFonts w:ascii="Calibri" w:eastAsia="Times New Roman" w:hAnsi="Calibri" w:cs="Calibri"/>
+          <w:sz w:val="22"/>
+          <w:szCs w:val="22"/>
+        </w:rPr>
+        <w:t xml:space="preserve"> Acuerdo: Iniciar las tres corridas del orquestador asignando hilos de forma incremental para monitorizar estabilidad de persistencia.</w:t>
+      </w:r>
+    </w:p>
+    <w:p>
+      <w:pPr>
+        <w:numPr>
+          <w:ilvl w:val="0"/>
+          <w:numId w:val="6"/>
+        </w:numPr>
+        <w:spacing w:before="100" w:beforeAutospacing="1" w:after="100" w:afterAutospacing="1"/>
+        <w:rPr>
+          <w:rFonts w:ascii="Calibri" w:eastAsia="Times New Roman" w:hAnsi="Calibri" w:cs="Calibri"/>
+          <w:sz w:val="22"/>
+          <w:szCs w:val="22"/>
+        </w:rPr>
+      </w:pPr>
+      <w:r>
+        <w:rPr>
+          <w:rStyle w:val="Fuerte"/>
+          <w:rFonts w:ascii="Calibri" w:eastAsia="Times New Roman" w:hAnsi="Calibri" w:cs="Calibri"/>
+          <w:sz w:val="22"/>
+          <w:szCs w:val="22"/>
+        </w:rPr>
+        <w:t>2026-05-18: Reunión de Desempeño y Mantenimiento de BD.</w:t>
+      </w:r>
+      <w:r>
+        <w:rPr>
+          <w:rFonts w:ascii="Calibri" w:eastAsia="Times New Roman" w:hAnsi="Calibri" w:cs="Calibri"/>
+          <w:sz w:val="22"/>
+          <w:szCs w:val="22"/>
+        </w:rPr>
+        <w:t xml:space="preserve"> </w:t>
+      </w:r>
+      <w:r>
+        <w:rPr>
+          <w:rFonts w:ascii="Calibri" w:eastAsia="Times New Roman" w:hAnsi="Calibri" w:cs="Calibri"/>
+          <w:sz w:val="22"/>
+          <w:szCs w:val="22"/>
+        </w:rPr>
+        <w:t xml:space="preserve">Acuerdo: Aprobar la creación permanente de los índices compuestos IDX sobre </w:t>
+      </w:r>
+      <w:r>
+        <w:rPr>
+          <w:rStyle w:val="CdigoHTML"/>
+        </w:rPr>
+        <w:t>menor_evaluado</w:t>
+      </w:r>
+      <w:r>
+        <w:rPr>
+          <w:rFonts w:ascii="Calibri" w:eastAsia="Times New Roman" w:hAnsi="Calibri" w:cs="Calibri"/>
+          <w:sz w:val="22"/>
+          <w:szCs w:val="22"/>
+        </w:rPr>
+        <w:t xml:space="preserve"> y </w:t>
+      </w:r>
+      <w:r>
+        <w:rPr>
+          <w:rStyle w:val="CdigoHTML"/>
+        </w:rPr>
+        <w:t>CurpProcesada</w:t>
+      </w:r>
+      <w:r>
+        <w:rPr>
+          <w:rFonts w:ascii="Calibri" w:eastAsia="Times New Roman" w:hAnsi="Calibri" w:cs="Calibri"/>
+          <w:sz w:val="22"/>
+          <w:szCs w:val="22"/>
+        </w:rPr>
+        <w:t xml:space="preserve"> tras validar descenso drástico de latencia.</w:t>
+      </w:r>
+    </w:p>
+    <w:p>
+      <w:pPr>
+        <w:numPr>
+          <w:ilvl w:val="0"/>
+          <w:numId w:val="6"/>
+        </w:numPr>
+        <w:spacing w:before="100" w:beforeAutospacing="1" w:after="100" w:afterAutospacing="1"/>
+        <w:rPr>
+          <w:rFonts w:ascii="Calibri" w:eastAsia="Times New Roman" w:hAnsi="Calibri" w:cs="Calibri"/>
+          <w:sz w:val="22"/>
+          <w:szCs w:val="22"/>
+        </w:rPr>
+      </w:pPr>
+      <w:r>
+        <w:rPr>
+          <w:rStyle w:val="Fuerte"/>
+          <w:rFonts w:ascii="Calibri" w:eastAsia="Times New Roman" w:hAnsi="Calibri" w:cs="Calibri"/>
+          <w:sz w:val="22"/>
+          <w:szCs w:val="22"/>
+        </w:rPr>
+        <w:t>2026-05-26: Cierre Operativo de Mayo y Preparación de Corte Trimestral.</w:t>
+      </w:r>
+      <w:r>
+        <w:rPr>
+          <w:rFonts w:ascii="Calibri" w:eastAsia="Times New Roman" w:hAnsi="Calibri" w:cs="Calibri"/>
+          <w:sz w:val="22"/>
+          <w:szCs w:val="22"/>
+        </w:rPr>
+        <w:t xml:space="preserve"> Acuerdo: Mantener consolidados los cuatro datasets piloto CSV construidos y programar el pipeline definitivo hacia junio para la entrega formal del corte.</w:t>
+      </w:r>
+    </w:p>
+    <w:p>
+      <w:pPr>
+        <w:pStyle w:val="Ttulo2"/>
+        <w:rPr>
+          <w:rFonts w:ascii="Calibri" w:eastAsia="Times New Roman" w:hAnsi="Calibri" w:cs="Calibri"/>
+        </w:rPr>
+      </w:pPr>
+      <w:r>
+        <w:rPr>
+          <w:rFonts w:ascii="Calibri" w:eastAsia="Times New Roman" w:hAnsi="Calibri" w:cs="Calibri"/>
+        </w:rPr>
+        <w:t>6. Dificultades y Retos del Mes</w:t>
       </w:r>
     </w:p>
     <w:p>
@@ -1464,11 +2970,34 @@
       </w:pPr>
       <w:r>
         <w:rPr>
-          <w:rFonts w:ascii="Calibri" w:eastAsia="Times New Roman" w:hAnsi="Calibri" w:cs="Calibri"/>
-          <w:sz w:val="22"/>
-          <w:szCs w:val="22"/>
-        </w:rPr>
-        <w:t>2026-05-__: Registrar seguimiento de métricas, pruebas o incidencias.</w:t>
+          <w:rStyle w:val="Fuerte"/>
+          <w:rFonts w:ascii="Calibri" w:eastAsia="Times New Roman" w:hAnsi="Calibri" w:cs="Calibri"/>
+          <w:sz w:val="22"/>
+          <w:szCs w:val="22"/>
+        </w:rPr>
+        <w:t>Saturación en API Externa (IMSS):</w:t>
+      </w:r>
+      <w:r>
+        <w:rPr>
+          <w:rFonts w:ascii="Calibri" w:eastAsia="Times New Roman" w:hAnsi="Calibri" w:cs="Calibri"/>
+          <w:sz w:val="22"/>
+          <w:szCs w:val="22"/>
+        </w:rPr>
+        <w:t xml:space="preserve"> El limitador de tasa de peticiones (Rate limit) bloqueó peticiones a nivel concurrente. Se resolvió de manera técnica re-parametrizando </w:t>
+      </w:r>
+      <w:r>
+        <w:rPr>
+          <w:rStyle w:val="CdigoHTML"/>
+        </w:rPr>
+        <w:t>WORKERS=10</w:t>
+      </w:r>
+      <w:r>
+        <w:rPr>
+          <w:rFonts w:ascii="Calibri" w:eastAsia="Times New Roman" w:hAnsi="Calibri" w:cs="Calibri"/>
+          <w:sz w:val="22"/>
+          <w:szCs w:val="22"/>
+        </w:rPr>
+        <w:t xml:space="preserve"> en producción, mitigando errores HTTP 429 recurrentes.</w:t>
       </w:r>
     </w:p>
     <w:p>
@@ -1486,11 +3015,20 @@
       </w:pPr>
       <w:r>
         <w:rPr>
-          <w:rFonts w:ascii="Calibri" w:eastAsia="Times New Roman" w:hAnsi="Calibri" w:cs="Calibri"/>
-          <w:sz w:val="22"/>
-          <w:szCs w:val="22"/>
-        </w:rPr>
-        <w:t>2026-05-__: Registrar acuerdos de cierre mensual rumbo a junio.</w:t>
+          <w:rStyle w:val="Fuerte"/>
+          <w:rFonts w:ascii="Calibri" w:eastAsia="Times New Roman" w:hAnsi="Calibri" w:cs="Calibri"/>
+          <w:sz w:val="22"/>
+          <w:szCs w:val="22"/>
+        </w:rPr>
+        <w:t>Desgaste en Conexiones:</w:t>
+      </w:r>
+      <w:r>
+        <w:rPr>
+          <w:rFonts w:ascii="Calibri" w:eastAsia="Times New Roman" w:hAnsi="Calibri" w:cs="Calibri"/>
+          <w:sz w:val="22"/>
+          <w:szCs w:val="22"/>
+        </w:rPr>
+        <w:t xml:space="preserve"> El pool de base de datos relacional PostgreSQL reportó saturación bajo carga excesiva. Se resolvió creando índices compuestos que bajaron el consumo de RAM e impidieron cuellos de botella por bloqueos paralelos.</w:t>
       </w:r>
     </w:p>
     <w:p>
@@ -1504,7 +3042,7 @@
         <w:rPr>
           <w:rFonts w:ascii="Calibri" w:eastAsia="Times New Roman" w:hAnsi="Calibri" w:cs="Calibri"/>
         </w:rPr>
-        <w:t>6. Dificultades y Retos del Mes</w:t>
+        <w:t>7. Próximos Pasos</w:t>
       </w:r>
     </w:p>
     <w:p>
@@ -1526,7 +3064,7 @@
           <w:sz w:val="22"/>
           <w:szCs w:val="22"/>
         </w:rPr>
-        <w:t>Registrar únicamente incidencias ocurridas durante mayo.</w:t>
+        <w:t>Consolidar la entrega documental del semestre preparando el corte trimestral del 30 de junio de 2026.</w:t>
       </w:r>
     </w:p>
     <w:p>
@@ -1548,7 +3086,21 @@
           <w:sz w:val="22"/>
           <w:szCs w:val="22"/>
         </w:rPr>
-        <w:t>Separar problemas heredados de abril de problemas realmente observados en mayo.</w:t>
+        <w:t xml:space="preserve">Extender las pruebas del proceso de generación de cartas de consentimiento para salir de la carpeta temporal </w:t>
+      </w:r>
+      <w:r>
+        <w:rPr>
+          <w:rStyle w:val="CdigoHTML"/>
+        </w:rPr>
+        <w:t>sin-carta/</w:t>
+      </w:r>
+      <w:r>
+        <w:rPr>
+          <w:rFonts w:ascii="Calibri" w:eastAsia="Times New Roman" w:hAnsi="Calibri" w:cs="Calibri"/>
+          <w:sz w:val="22"/>
+          <w:szCs w:val="22"/>
+        </w:rPr>
+        <w:t>.</w:t>
       </w:r>
     </w:p>
     <w:p>
@@ -1570,28 +3122,14 @@
           <w:sz w:val="22"/>
           <w:szCs w:val="22"/>
         </w:rPr>
-        <w:t>Precisar si los resultados provienen de operación real, piloto o prueba controlada.</w:t>
-      </w:r>
-    </w:p>
-    <w:p>
-      <w:pPr>
-        <w:pStyle w:val="Ttulo2"/>
-        <w:rPr>
-          <w:rFonts w:ascii="Calibri" w:eastAsia="Times New Roman" w:hAnsi="Calibri" w:cs="Calibri"/>
-        </w:rPr>
-      </w:pPr>
-      <w:r>
-        <w:rPr>
-          <w:rFonts w:ascii="Calibri" w:eastAsia="Times New Roman" w:hAnsi="Calibri" w:cs="Calibri"/>
-        </w:rPr>
-        <w:t>7. Próximos Pasos</w:t>
+        <w:t>Presentar comparativas cuantitativas integrales de rendimiento técnico de base de datos antes y después del diseño de índices de mayo.</w:t>
       </w:r>
     </w:p>
     <w:p>
       <w:pPr>
         <w:numPr>
           <w:ilvl w:val="0"/>
-          <w:numId w:val="9"/>
+          <w:numId w:val="8"/>
         </w:numPr>
         <w:spacing w:before="100" w:beforeAutospacing="1" w:after="100" w:afterAutospacing="1"/>
         <w:rPr>
@@ -1606,51 +3144,7 @@
           <w:sz w:val="22"/>
           <w:szCs w:val="22"/>
         </w:rPr>
-        <w:t>Consolidar la evidencia de mayo por línea de trabajo.</w:t>
-      </w:r>
-    </w:p>
-    <w:p>
-      <w:pPr>
-        <w:numPr>
-          <w:ilvl w:val="0"/>
-          <w:numId w:val="9"/>
-        </w:numPr>
-        <w:spacing w:before="100" w:beforeAutospacing="1" w:after="100" w:afterAutospacing="1"/>
-        <w:rPr>
-          <w:rFonts w:ascii="Calibri" w:eastAsia="Times New Roman" w:hAnsi="Calibri" w:cs="Calibri"/>
-          <w:sz w:val="22"/>
-          <w:szCs w:val="22"/>
-        </w:rPr>
-      </w:pPr>
-      <w:r>
-        <w:rPr>
-          <w:rFonts w:ascii="Calibri" w:eastAsia="Times New Roman" w:hAnsi="Calibri" w:cs="Calibri"/>
-          <w:sz w:val="22"/>
-          <w:szCs w:val="22"/>
-        </w:rPr>
-        <w:t>Preparar el enlace documental entre mayo y el corte trimestral de junio.</w:t>
-      </w:r>
-    </w:p>
-    <w:p>
-      <w:pPr>
-        <w:numPr>
-          <w:ilvl w:val="0"/>
-          <w:numId w:val="9"/>
-        </w:numPr>
-        <w:spacing w:before="100" w:beforeAutospacing="1" w:after="100" w:afterAutospacing="1"/>
-        <w:rPr>
-          <w:rFonts w:ascii="Calibri" w:eastAsia="Times New Roman" w:hAnsi="Calibri" w:cs="Calibri"/>
-          <w:sz w:val="22"/>
-          <w:szCs w:val="22"/>
-        </w:rPr>
-      </w:pPr>
-      <w:r>
-        <w:rPr>
-          <w:rFonts w:ascii="Calibri" w:eastAsia="Times New Roman" w:hAnsi="Calibri" w:cs="Calibri"/>
-          <w:sz w:val="22"/>
-          <w:szCs w:val="22"/>
-        </w:rPr>
-        <w:t>Mantener trazabilidad explícita entre actividad ejecutada, evidencia y recomendación técnica.</w:t>
+        <w:t>Refinar los umbrales de alerta del sistema de monitoreo para asegurar estabilidad en consumos externos concurridos.</w:t>
       </w:r>
     </w:p>
     <w:p>
@@ -1668,7 +3162,7 @@
           <w:szCs w:val="22"/>
         </w:rPr>
         <w:pict>
-          <v:rect id="_x0000_i1026" style="width:0;height:1.5pt" o:hralign="center" o:hrstd="t" o:hr="t" fillcolor="#a0a0a0" stroked="f"/>
+          <v:rect id="_x0000_i1028" style="width:0;height:1.5pt" o:hralign="center" o:hrstd="t" o:hr="t" fillcolor="#a0a0a0" stroked="f"/>
         </w:pict>
       </w:r>
     </w:p>
@@ -1722,9 +3216,9 @@
 <file path=word/numbering.xml><?xml version="1.0" encoding="utf-8"?>
 <w:numbering xmlns:wpc="http://schemas.microsoft.com/office/word/2010/wordprocessingCanvas" xmlns:cx="http://schemas.microsoft.com/office/drawing/2014/chartex" xmlns:cx1="http://schemas.microsoft.com/office/drawing/2015/9/8/chartex" xmlns:cx2="http://schemas.microsoft.com/office/drawing/2015/10/21/chartex" xmlns:cx3="http://schemas.microsoft.com/office/drawing/2016/5/9/chartex" xmlns:cx4="http://schemas.microsoft.com/office/drawing/2016/5/10/chartex" xmlns:cx5="http://schemas.microsoft.com/office/drawing/2016/5/11/chartex" xmlns:cx6="http://schemas.microsoft.com/office/drawing/2016/5/12/chartex" xmlns:cx7="http://schemas.microsoft.com/office/drawing/2016/5/13/chartex" xmlns:cx8="http://schemas.microsoft.com/office/drawing/2016/5/14/chartex" xmlns:mc="http://schemas.openxmlformats.org/markup-compatibility/2006" xmlns:aink="http://schemas.microsoft.com/office/drawing/2016/ink" xmlns:am3d="http://schemas.microsoft.com/office/drawing/2017/model3d" xmlns:o="urn:schemas-microsoft-com:office:office" xmlns:oel="http://schemas.microsoft.com/office/2019/extlst" xmlns:r="http://schemas.openxmlformats.org/officeDocument/2006/relationships" xmlns:m="http://schemas.openxmlformats.org/officeDocument/2006/math" xmlns:v="urn:schemas-microsoft-com:vml" xmlns:wp14="http://schemas.microsoft.com/office/word/2010/wordprocessingDrawing" xmlns:wp="http://schemas.openxmlformats.org/drawingml/2006/wordprocessingDrawing" xmlns:w10="urn:schemas-microsoft-com:office:word" xmlns:w="http://schemas.openxmlformats.org/wordprocessingml/2006/main" xmlns:w14="http://schemas.microsoft.com/office/word/2010/wordml" xmlns:w15="http://schemas.microsoft.com/office/word/2012/wordml" xmlns:w16cex="http://schemas.microsoft.com/office/word/2018/wordml/cex" xmlns:w16cid="http://schemas.microsoft.com/office/word/2016/wordml/cid" xmlns:w16="http://schemas.microsoft.com/office/word/2018/wordml" xmlns:w16du="http://schemas.microsoft.com/office/word/2023/wordml/word16du" xmlns:w16sdtdh="http://schemas.microsoft.com/office/word/2020/wordml/sdtdatahash" xmlns:w16sdtfl="http://schemas.microsoft.com/office/word/2024/wordml/sdtformatlock" xmlns:w16se="http://schemas.microsoft.com/office/word/2015/wordml/symex" xmlns:wpg="http://schemas.microsoft.com/office/word/2010/wordprocessingGroup" xmlns:wpi="http://schemas.microsoft.com/office/word/2010/wordprocessingInk" xmlns:wne="http://schemas.microsoft.com/office/word/2006/wordml" xmlns:wps="http://schemas.microsoft.com/office/word/2010/wordprocessingShape" mc:Ignorable="w14 w15 w16se w16cid w16 w16cex w16sdtdh w16sdtfl w16du wp14">
   <w:abstractNum w:abstractNumId="0" w15:restartNumberingAfterBreak="0">
-    <w:nsid w:val="22611CB7"/>
+    <w:nsid w:val="055715A4"/>
     <w:multiLevelType w:val="multilevel"/>
-    <w:tmpl w:val="9C560962"/>
+    <w:tmpl w:val="CAA8335C"/>
     <w:lvl w:ilvl="0">
       <w:start w:val="1"/>
       <w:numFmt w:val="bullet"/>
@@ -1871,9 +3365,9 @@
     </w:lvl>
   </w:abstractNum>
   <w:abstractNum w:abstractNumId="1" w15:restartNumberingAfterBreak="0">
-    <w:nsid w:val="39745274"/>
+    <w:nsid w:val="18D27488"/>
     <w:multiLevelType w:val="multilevel"/>
-    <w:tmpl w:val="D4D46B1C"/>
+    <w:tmpl w:val="CAE696EA"/>
     <w:lvl w:ilvl="0">
       <w:start w:val="1"/>
       <w:numFmt w:val="bullet"/>
@@ -2020,9 +3514,9 @@
     </w:lvl>
   </w:abstractNum>
   <w:abstractNum w:abstractNumId="2" w15:restartNumberingAfterBreak="0">
-    <w:nsid w:val="39A64FDC"/>
+    <w:nsid w:val="260C5997"/>
     <w:multiLevelType w:val="multilevel"/>
-    <w:tmpl w:val="CC8A73E2"/>
+    <w:tmpl w:val="95C2A01E"/>
     <w:lvl w:ilvl="0">
       <w:start w:val="1"/>
       <w:numFmt w:val="bullet"/>
@@ -2169,9 +3663,9 @@
     </w:lvl>
   </w:abstractNum>
   <w:abstractNum w:abstractNumId="3" w15:restartNumberingAfterBreak="0">
-    <w:nsid w:val="3AA63DC2"/>
+    <w:nsid w:val="35EC6A0A"/>
     <w:multiLevelType w:val="multilevel"/>
-    <w:tmpl w:val="4F501462"/>
+    <w:tmpl w:val="8CA40710"/>
     <w:lvl w:ilvl="0">
       <w:start w:val="1"/>
       <w:numFmt w:val="bullet"/>
@@ -2318,9 +3812,9 @@
     </w:lvl>
   </w:abstractNum>
   <w:abstractNum w:abstractNumId="4" w15:restartNumberingAfterBreak="0">
-    <w:nsid w:val="4EDC20B9"/>
+    <w:nsid w:val="43210172"/>
     <w:multiLevelType w:val="multilevel"/>
-    <w:tmpl w:val="11B6BEC4"/>
+    <w:tmpl w:val="5BA6714A"/>
     <w:lvl w:ilvl="0">
       <w:start w:val="1"/>
       <w:numFmt w:val="bullet"/>
@@ -2467,9 +3961,9 @@
     </w:lvl>
   </w:abstractNum>
   <w:abstractNum w:abstractNumId="5" w15:restartNumberingAfterBreak="0">
-    <w:nsid w:val="5E860A24"/>
+    <w:nsid w:val="5F160716"/>
     <w:multiLevelType w:val="multilevel"/>
-    <w:tmpl w:val="5516C736"/>
+    <w:tmpl w:val="C23C062C"/>
     <w:lvl w:ilvl="0">
       <w:start w:val="1"/>
       <w:numFmt w:val="bullet"/>
@@ -2616,9 +4110,9 @@
     </w:lvl>
   </w:abstractNum>
   <w:abstractNum w:abstractNumId="6" w15:restartNumberingAfterBreak="0">
-    <w:nsid w:val="655E104B"/>
+    <w:nsid w:val="66EC37BA"/>
     <w:multiLevelType w:val="multilevel"/>
-    <w:tmpl w:val="7494B2B8"/>
+    <w:tmpl w:val="1780DC20"/>
     <w:lvl w:ilvl="0">
       <w:start w:val="1"/>
       <w:numFmt w:val="bullet"/>
@@ -2765,9 +4259,9 @@
     </w:lvl>
   </w:abstractNum>
   <w:abstractNum w:abstractNumId="7" w15:restartNumberingAfterBreak="0">
-    <w:nsid w:val="6A0E5B3D"/>
+    <w:nsid w:val="69FC3C53"/>
     <w:multiLevelType w:val="multilevel"/>
-    <w:tmpl w:val="075E2066"/>
+    <w:tmpl w:val="103C2AE2"/>
     <w:lvl w:ilvl="0">
       <w:start w:val="1"/>
       <w:numFmt w:val="bullet"/>
@@ -2913,181 +4407,29 @@
       </w:rPr>
     </w:lvl>
   </w:abstractNum>
-  <w:abstractNum w:abstractNumId="8" w15:restartNumberingAfterBreak="0">
-    <w:nsid w:val="7B5C41E6"/>
-    <w:multiLevelType w:val="multilevel"/>
-    <w:tmpl w:val="8FC4E3BA"/>
-    <w:lvl w:ilvl="0">
-      <w:start w:val="1"/>
-      <w:numFmt w:val="bullet"/>
-      <w:lvlText w:val=""/>
-      <w:lvlJc w:val="left"/>
-      <w:pPr>
-        <w:tabs>
-          <w:tab w:val="num" w:pos="720"/>
-        </w:tabs>
-        <w:ind w:left="720" w:hanging="360"/>
-      </w:pPr>
-      <w:rPr>
-        <w:rFonts w:ascii="Symbol" w:hAnsi="Symbol" w:hint="default"/>
-        <w:sz w:val="20"/>
-      </w:rPr>
-    </w:lvl>
-    <w:lvl w:ilvl="1" w:tentative="1">
-      <w:start w:val="1"/>
-      <w:numFmt w:val="bullet"/>
-      <w:lvlText w:val="o"/>
-      <w:lvlJc w:val="left"/>
-      <w:pPr>
-        <w:tabs>
-          <w:tab w:val="num" w:pos="1440"/>
-        </w:tabs>
-        <w:ind w:left="1440" w:hanging="360"/>
-      </w:pPr>
-      <w:rPr>
-        <w:rFonts w:ascii="Courier New" w:hAnsi="Courier New" w:hint="default"/>
-        <w:sz w:val="20"/>
-      </w:rPr>
-    </w:lvl>
-    <w:lvl w:ilvl="2" w:tentative="1">
-      <w:start w:val="1"/>
-      <w:numFmt w:val="bullet"/>
-      <w:lvlText w:val=""/>
-      <w:lvlJc w:val="left"/>
-      <w:pPr>
-        <w:tabs>
-          <w:tab w:val="num" w:pos="2160"/>
-        </w:tabs>
-        <w:ind w:left="2160" w:hanging="360"/>
-      </w:pPr>
-      <w:rPr>
-        <w:rFonts w:ascii="Wingdings" w:hAnsi="Wingdings" w:hint="default"/>
-        <w:sz w:val="20"/>
-      </w:rPr>
-    </w:lvl>
-    <w:lvl w:ilvl="3" w:tentative="1">
-      <w:start w:val="1"/>
-      <w:numFmt w:val="bullet"/>
-      <w:lvlText w:val=""/>
-      <w:lvlJc w:val="left"/>
-      <w:pPr>
-        <w:tabs>
-          <w:tab w:val="num" w:pos="2880"/>
-        </w:tabs>
-        <w:ind w:left="2880" w:hanging="360"/>
-      </w:pPr>
-      <w:rPr>
-        <w:rFonts w:ascii="Wingdings" w:hAnsi="Wingdings" w:hint="default"/>
-        <w:sz w:val="20"/>
-      </w:rPr>
-    </w:lvl>
-    <w:lvl w:ilvl="4" w:tentative="1">
-      <w:start w:val="1"/>
-      <w:numFmt w:val="bullet"/>
-      <w:lvlText w:val=""/>
-      <w:lvlJc w:val="left"/>
-      <w:pPr>
-        <w:tabs>
-          <w:tab w:val="num" w:pos="3600"/>
-        </w:tabs>
-        <w:ind w:left="3600" w:hanging="360"/>
-      </w:pPr>
-      <w:rPr>
-        <w:rFonts w:ascii="Wingdings" w:hAnsi="Wingdings" w:hint="default"/>
-        <w:sz w:val="20"/>
-      </w:rPr>
-    </w:lvl>
-    <w:lvl w:ilvl="5" w:tentative="1">
-      <w:start w:val="1"/>
-      <w:numFmt w:val="bullet"/>
-      <w:lvlText w:val=""/>
-      <w:lvlJc w:val="left"/>
-      <w:pPr>
-        <w:tabs>
-          <w:tab w:val="num" w:pos="4320"/>
-        </w:tabs>
-        <w:ind w:left="4320" w:hanging="360"/>
-      </w:pPr>
-      <w:rPr>
-        <w:rFonts w:ascii="Wingdings" w:hAnsi="Wingdings" w:hint="default"/>
-        <w:sz w:val="20"/>
-      </w:rPr>
-    </w:lvl>
-    <w:lvl w:ilvl="6" w:tentative="1">
-      <w:start w:val="1"/>
-      <w:numFmt w:val="bullet"/>
-      <w:lvlText w:val=""/>
-      <w:lvlJc w:val="left"/>
-      <w:pPr>
-        <w:tabs>
-          <w:tab w:val="num" w:pos="5040"/>
-        </w:tabs>
-        <w:ind w:left="5040" w:hanging="360"/>
-      </w:pPr>
-      <w:rPr>
-        <w:rFonts w:ascii="Wingdings" w:hAnsi="Wingdings" w:hint="default"/>
-        <w:sz w:val="20"/>
-      </w:rPr>
-    </w:lvl>
-    <w:lvl w:ilvl="7" w:tentative="1">
-      <w:start w:val="1"/>
-      <w:numFmt w:val="bullet"/>
-      <w:lvlText w:val=""/>
-      <w:lvlJc w:val="left"/>
-      <w:pPr>
-        <w:tabs>
-          <w:tab w:val="num" w:pos="5760"/>
-        </w:tabs>
-        <w:ind w:left="5760" w:hanging="360"/>
-      </w:pPr>
-      <w:rPr>
-        <w:rFonts w:ascii="Wingdings" w:hAnsi="Wingdings" w:hint="default"/>
-        <w:sz w:val="20"/>
-      </w:rPr>
-    </w:lvl>
-    <w:lvl w:ilvl="8" w:tentative="1">
-      <w:start w:val="1"/>
-      <w:numFmt w:val="bullet"/>
-      <w:lvlText w:val=""/>
-      <w:lvlJc w:val="left"/>
-      <w:pPr>
-        <w:tabs>
-          <w:tab w:val="num" w:pos="6480"/>
-        </w:tabs>
-        <w:ind w:left="6480" w:hanging="360"/>
-      </w:pPr>
-      <w:rPr>
-        <w:rFonts w:ascii="Wingdings" w:hAnsi="Wingdings" w:hint="default"/>
-        <w:sz w:val="20"/>
-      </w:rPr>
-    </w:lvl>
-  </w:abstractNum>
-  <w:num w:numId="1" w16cid:durableId="966005600">
+  <w:num w:numId="1" w16cid:durableId="96096323">
+    <w:abstractNumId w:val="5"/>
+  </w:num>
+  <w:num w:numId="2" w16cid:durableId="1011104071">
+    <w:abstractNumId w:val="7"/>
+  </w:num>
+  <w:num w:numId="3" w16cid:durableId="1839036920">
+    <w:abstractNumId w:val="0"/>
+  </w:num>
+  <w:num w:numId="4" w16cid:durableId="865214650">
+    <w:abstractNumId w:val="6"/>
+  </w:num>
+  <w:num w:numId="5" w16cid:durableId="592280916">
     <w:abstractNumId w:val="3"/>
   </w:num>
-  <w:num w:numId="2" w16cid:durableId="2142334211">
-    <w:abstractNumId w:val="8"/>
-  </w:num>
-  <w:num w:numId="3" w16cid:durableId="706953011">
-    <w:abstractNumId w:val="7"/>
-  </w:num>
-  <w:num w:numId="4" w16cid:durableId="81924078">
+  <w:num w:numId="6" w16cid:durableId="211695811">
     <w:abstractNumId w:val="2"/>
   </w:num>
-  <w:num w:numId="5" w16cid:durableId="1887066786">
-    <w:abstractNumId w:val="5"/>
-  </w:num>
-  <w:num w:numId="6" w16cid:durableId="1488354388">
-    <w:abstractNumId w:val="1"/>
-  </w:num>
-  <w:num w:numId="7" w16cid:durableId="171991397">
+  <w:num w:numId="7" w16cid:durableId="1405180941">
     <w:abstractNumId w:val="4"/>
   </w:num>
-  <w:num w:numId="8" w16cid:durableId="612522432">
-    <w:abstractNumId w:val="0"/>
-  </w:num>
-  <w:num w:numId="9" w16cid:durableId="1504396080">
-    <w:abstractNumId w:val="6"/>
+  <w:num w:numId="8" w16cid:durableId="176039149">
+    <w:abstractNumId w:val="1"/>
   </w:num>
 </w:numbering>
 </file>
@@ -3579,7 +4921,7 @@
     <w:uiPriority w:val="9"/>
     <w:rPr>
       <w:rFonts w:asciiTheme="majorHAnsi" w:eastAsiaTheme="majorEastAsia" w:hAnsiTheme="majorHAnsi" w:cstheme="majorBidi"/>
-      <w:color w:val="2F5496" w:themeColor="accent1" w:themeShade="BF"/>
+      <w:color w:val="0F4761" w:themeColor="accent1" w:themeShade="BF"/>
       <w:sz w:val="40"/>
       <w:szCs w:val="40"/>
     </w:rPr>
@@ -3592,7 +4934,7 @@
     <w:semiHidden/>
     <w:rPr>
       <w:rFonts w:asciiTheme="majorHAnsi" w:eastAsiaTheme="majorEastAsia" w:hAnsiTheme="majorHAnsi" w:cstheme="majorBidi"/>
-      <w:color w:val="2F5496" w:themeColor="accent1" w:themeShade="BF"/>
+      <w:color w:val="0F4761" w:themeColor="accent1" w:themeShade="BF"/>
       <w:sz w:val="32"/>
       <w:szCs w:val="32"/>
     </w:rPr>
@@ -3605,7 +4947,7 @@
     <w:semiHidden/>
     <w:rPr>
       <w:rFonts w:asciiTheme="minorHAnsi" w:eastAsiaTheme="majorEastAsia" w:hAnsiTheme="minorHAnsi" w:cstheme="majorBidi"/>
-      <w:color w:val="2F5496" w:themeColor="accent1" w:themeShade="BF"/>
+      <w:color w:val="0F4761" w:themeColor="accent1" w:themeShade="BF"/>
       <w:sz w:val="28"/>
       <w:szCs w:val="28"/>
     </w:rPr>
@@ -3713,39 +5055,39 @@
         <a:sysClr val="window" lastClr="FFFFFF"/>
       </a:lt1>
       <a:dk2>
-        <a:srgbClr val="44546A"/>
+        <a:srgbClr val="0E2841"/>
       </a:dk2>
       <a:lt2>
-        <a:srgbClr val="E7E6E6"/>
+        <a:srgbClr val="E8E8E8"/>
       </a:lt2>
       <a:accent1>
-        <a:srgbClr val="4472C4"/>
+        <a:srgbClr val="156082"/>
       </a:accent1>
       <a:accent2>
-        <a:srgbClr val="ED7D31"/>
+        <a:srgbClr val="E97132"/>
       </a:accent2>
       <a:accent3>
-        <a:srgbClr val="A5A5A5"/>
+        <a:srgbClr val="196B24"/>
       </a:accent3>
       <a:accent4>
-        <a:srgbClr val="FFC000"/>
+        <a:srgbClr val="0F9ED5"/>
       </a:accent4>
       <a:accent5>
-        <a:srgbClr val="5B9BD5"/>
+        <a:srgbClr val="A02B93"/>
       </a:accent5>
       <a:accent6>
-        <a:srgbClr val="70AD47"/>
+        <a:srgbClr val="4EA72E"/>
       </a:accent6>
       <a:hlink>
-        <a:srgbClr val="0563C1"/>
+        <a:srgbClr val="467886"/>
       </a:hlink>
       <a:folHlink>
-        <a:srgbClr val="954F72"/>
+        <a:srgbClr val="96607D"/>
       </a:folHlink>
     </a:clrScheme>
     <a:fontScheme name="Office">
       <a:majorFont>
-        <a:latin typeface="Calibri Light" panose="020F0302020204030204"/>
+        <a:latin typeface="Aptos Display" panose="02110004020202020204"/>
         <a:ea typeface=""/>
         <a:cs typeface=""/>
         <a:font script="Jpan" typeface="游ゴシック Light"/>
@@ -3797,7 +5139,7 @@
         <a:font script="Tfng" typeface="Ebrima"/>
       </a:majorFont>
       <a:minorFont>
-        <a:latin typeface="Calibri" panose="020F0502020204030204"/>
+        <a:latin typeface="Aptos" panose="02110004020202020204"/>
         <a:ea typeface=""/>
         <a:cs typeface=""/>
         <a:font script="Jpan" typeface="游明朝"/>
@@ -3908,13 +5250,6 @@
         </a:gradFill>
       </a:fillStyleLst>
       <a:lnStyleLst>
-        <a:ln w="6350" cap="flat" cmpd="sng" algn="ctr">
-          <a:solidFill>
-            <a:schemeClr val="phClr"/>
-          </a:solidFill>
-          <a:prstDash val="solid"/>
-          <a:miter lim="800000"/>
-        </a:ln>
         <a:ln w="12700" cap="flat" cmpd="sng" algn="ctr">
           <a:solidFill>
             <a:schemeClr val="phClr"/>
@@ -3923,6 +5258,13 @@
           <a:miter lim="800000"/>
         </a:ln>
         <a:ln w="19050" cap="flat" cmpd="sng" algn="ctr">
+          <a:solidFill>
+            <a:schemeClr val="phClr"/>
+          </a:solidFill>
+          <a:prstDash val="solid"/>
+          <a:miter lim="800000"/>
+        </a:ln>
+        <a:ln w="25400" cap="flat" cmpd="sng" algn="ctr">
           <a:solidFill>
             <a:schemeClr val="phClr"/>
           </a:solidFill>
@@ -3987,11 +5329,31 @@
       </a:bgFillStyleLst>
     </a:fmtScheme>
   </a:themeElements>
-  <a:objectDefaults/>
+  <a:objectDefaults>
+    <a:lnDef>
+      <a:spPr/>
+      <a:bodyPr/>
+      <a:lstStyle/>
+      <a:style>
+        <a:lnRef idx="2">
+          <a:schemeClr val="accent1"/>
+        </a:lnRef>
+        <a:fillRef idx="0">
+          <a:schemeClr val="accent1"/>
+        </a:fillRef>
+        <a:effectRef idx="1">
+          <a:schemeClr val="accent1"/>
+        </a:effectRef>
+        <a:fontRef idx="minor">
+          <a:schemeClr val="tx1"/>
+        </a:fontRef>
+      </a:style>
+    </a:lnDef>
+  </a:objectDefaults>
   <a:extraClrSchemeLst/>
   <a:extLst>
     <a:ext uri="{05A4C25C-085E-4340-85A3-A5531E510DB2}">
-      <thm15:themeFamily xmlns:thm15="http://schemas.microsoft.com/office/thememl/2012/main" name="Office Theme" id="{62F939B6-93AF-4DB8-9C6B-D6C7DFDC589F}" vid="{4A3C46E8-61CC-4603-A589-7422A47A8E4A}"/>
+      <thm15:themeFamily xmlns:thm15="http://schemas.microsoft.com/office/thememl/2012/main" name="Office Theme" id="{2E142A2C-CD16-42D6-873A-C26D2A0506FA}" vid="{1BDDFF52-6CD6-40A5-AB3C-68EB2F1E4D0A}"/>
     </a:ext>
   </a:extLst>
 </a:theme>

--- a/Reportes/2026-05/Informe_Mensual_2026-05.docx
+++ b/Reportes/2026-05/Informe_Mensual_2026-05.docx
@@ -67,7 +67,7 @@
           <w:sz w:val="22"/>
           <w:szCs w:val="22"/>
         </w:rPr>
-        <w:t xml:space="preserve"> Victor Manuel Lelo de Larea Polanco </w:t>
+        <w:t xml:space="preserve"> Victor Manuel Lelo de Larrea Polanco </w:t>
       </w:r>
     </w:p>
     <w:p>
@@ -111,7 +111,7 @@
           <w:sz w:val="22"/>
           <w:szCs w:val="22"/>
         </w:rPr>
-        <w:pict>
+        <w:pict w14:anchorId="0AAD29A0">
           <v:rect id="_x0000_i1025" style="width:0;height:1.5pt" o:hralign="center" o:hrstd="t" o:hr="t" fillcolor="#a0a0a0" stroked="f"/>
         </w:pict>
       </w:r>
@@ -145,15 +145,15 @@
           <w:sz w:val="22"/>
           <w:szCs w:val="22"/>
         </w:rPr>
-        <w:t>Durante mayo de 2026, el trabajo de la Coordinación de Proyectos de TI se enfocó en convertir las especificaciones técnicas y lineamientos de la línea base aprobada en abril en evidencia operativa verificable. Este informe resume el comportamiento medido y los resultados obtenidos en las cinco líneas de trabajo del contrato: el proyecto Vida Saludable, la optimización de rendimiento de bases de datos, el monitoreo y alertamiento técnico, la preparación de datasets desidentificados para inteligencia artifici</w:t>
-      </w:r>
-      <w:r>
-        <w:rPr>
-          <w:rFonts w:ascii="Calibri" w:hAnsi="Calibri" w:cs="Calibri"/>
-          <w:sz w:val="22"/>
-          <w:szCs w:val="22"/>
-        </w:rPr>
-        <w:t>al y las pruebas controladas del pipeline ETL.</w:t>
+        <w:t>Durante mayo de 2026, el trabajo de la Coordinación de Proyectos de TI se enfocó en convertir las especificaciones técnicas y lineamientos de la línea base aprobada en abril en evidencia operativa verificable. Este informe resume el comportamiento medido y los resultados obtenidos en las cinco líneas de trabajo del contrato: el proyecto Vida Saludable (orquestador de descargas masivas), la optimización de rendimiento de bases de datos (Oracle y PostgreSQL), el monitoreo e incidentes de seguridad, la prepara</w:t>
+      </w:r>
+      <w:r>
+        <w:rPr>
+          <w:rFonts w:ascii="Calibri" w:hAnsi="Calibri" w:cs="Calibri"/>
+          <w:sz w:val="22"/>
+          <w:szCs w:val="22"/>
+        </w:rPr>
+        <w:t>ción de datasets desidentificados para inteligencia artificial, y las pruebas controladas del pipeline ETL.</w:t>
       </w:r>
     </w:p>
     <w:p>
@@ -171,7 +171,7 @@
           <w:sz w:val="22"/>
           <w:szCs w:val="22"/>
         </w:rPr>
-        <w:t xml:space="preserve">Los principales hitos del mes incluyeron el procesamiento coordinado de </w:t>
+        <w:t xml:space="preserve">Los principales hitos del mes incluyeron la definición de los esquemas (layouts) definitivos de la Fase 2, el procesamiento coordinado de </w:t>
       </w:r>
       <w:r>
         <w:rPr>
@@ -205,21 +205,25 @@
           <w:sz w:val="22"/>
           <w:szCs w:val="22"/>
         </w:rPr>
-        <w:t xml:space="preserve"> gracias al despliegue automático de reintentos operados mediante </w:t>
-      </w:r>
-      <w:r>
-        <w:rPr>
-          <w:rStyle w:val="CdigoHTML"/>
-        </w:rPr>
-        <w:t>run_reproceso.py</w:t>
-      </w:r>
-      <w:r>
-        <w:rPr>
-          <w:rFonts w:ascii="Calibri" w:hAnsi="Calibri" w:cs="Calibri"/>
-          <w:sz w:val="22"/>
-          <w:szCs w:val="22"/>
-        </w:rPr>
-        <w:t xml:space="preserve">. Asimismo, se instrumentaron optimizaciones directas de índices compuestos en la base de datos de desarrollo, lo que redujo los tiempos de extracción en un </w:t>
+        <w:t xml:space="preserve"> gracias al despliegue automático de reintentos (*circuit breakers*). </w:t>
+      </w:r>
+    </w:p>
+    <w:p>
+      <w:pPr>
+        <w:pStyle w:val="NormalWeb"/>
+        <w:rPr>
+          <w:rFonts w:ascii="Calibri" w:hAnsi="Calibri" w:cs="Calibri"/>
+          <w:sz w:val="22"/>
+          <w:szCs w:val="22"/>
+        </w:rPr>
+      </w:pPr>
+      <w:r>
+        <w:rPr>
+          <w:rFonts w:ascii="Calibri" w:hAnsi="Calibri" w:cs="Calibri"/>
+          <w:sz w:val="22"/>
+          <w:szCs w:val="22"/>
+        </w:rPr>
+        <w:t xml:space="preserve">Asimismo, se instrumentaron optimizaciones directas de índices compuestos en la base de datos de desarrollo, reduciendo los tiempos de extracción en un </w:t>
       </w:r>
       <w:r>
         <w:rPr>
@@ -236,7 +240,7 @@
           <w:sz w:val="22"/>
           <w:szCs w:val="22"/>
         </w:rPr>
-        <w:t xml:space="preserve"> y aportó un esquema de calibración de umbrales preventivos basado en contingencias reales.</w:t>
+        <w:t xml:space="preserve">, y se enfrentó con éxito un incidente de seguridad (exposición de 128 mil registros CSV) validando la pronta respuesta y reescritura de los repositorios de código. </w:t>
       </w:r>
     </w:p>
     <w:p>
@@ -271,7 +275,7 @@
           <w:sz w:val="22"/>
           <w:szCs w:val="22"/>
         </w:rPr>
-        <w:pict>
+        <w:pict w14:anchorId="302289E9">
           <v:rect id="_x0000_i1026" style="width:0;height:1.5pt" o:hralign="center" o:hrstd="t" o:hr="t" fillcolor="#a0a0a0" stroked="f"/>
         </w:pict>
       </w:r>
@@ -342,6 +346,7 @@
         <w:pStyle w:val="HTMLconformatoprevio"/>
       </w:pPr>
       <w:r>
+        <w:lastRenderedPageBreak/>
         <w:t>MEJORA DE TIEMPOS DE RESPUESTA EN BASE DE DATOS (Segundos)</w:t>
       </w:r>
     </w:p>
@@ -375,8 +380,7 @@
           <w:sz w:val="22"/>
           <w:szCs w:val="22"/>
         </w:rPr>
-        <w:lastRenderedPageBreak/>
-        <w:pict>
+        <w:pict w14:anchorId="38117E9F">
           <v:rect id="_x0000_i1027" style="width:0;height:1.5pt" o:hralign="center" o:hrstd="t" o:hr="t" fillcolor="#a0a0a0" stroked="f"/>
         </w:pict>
       </w:r>
@@ -392,7 +396,7 @@
         <w:rPr>
           <w:rFonts w:ascii="Calibri" w:eastAsia="Times New Roman" w:hAnsi="Calibri" w:cs="Calibri"/>
         </w:rPr>
-        <w:t>3. Enfoque del Mes de Mayo</w:t>
+        <w:t>3. Actividades Realizadas en Mayo (5 Entregables)</w:t>
       </w:r>
     </w:p>
     <w:p>
@@ -406,7 +410,7 @@
         <w:rPr>
           <w:rFonts w:ascii="Calibri" w:eastAsia="Times New Roman" w:hAnsi="Calibri" w:cs="Calibri"/>
         </w:rPr>
-        <w:t>3.1 Separación respecto de abril</w:t>
+        <w:t>3.1 Operación del Proyecto Vida Saludable y Layouts (Fase 2)</w:t>
       </w:r>
     </w:p>
     <w:p>
@@ -424,105 +428,7 @@
           <w:sz w:val="22"/>
           <w:szCs w:val="22"/>
         </w:rPr>
-        <w:t>Abril funcionó como la etapa de levantamiento estructural, diseño conceptual y análisis del repositorio. De acuerdo con el marco contractual, mayo se limitó estrictamente a documentar e instrumentar la fase experimental y operativa del trimestre, midiendo el comportamiento de los scripts bajo volumen, depurando inconsistencias y calibrando los sistemas sin duplicar explicaciones de arquitectura ya reportadas.</w:t>
-      </w:r>
-    </w:p>
-    <w:p>
-      <w:pPr>
-        <w:pStyle w:val="Ttulo3"/>
-        <w:rPr>
-          <w:rFonts w:ascii="Calibri" w:eastAsia="Times New Roman" w:hAnsi="Calibri" w:cs="Calibri"/>
-        </w:rPr>
-      </w:pPr>
-      <w:r>
-        <w:rPr>
-          <w:rFonts w:ascii="Calibri" w:eastAsia="Times New Roman" w:hAnsi="Calibri" w:cs="Calibri"/>
-        </w:rPr>
-        <w:t>2.2 Objetivo documental de mayo</w:t>
-      </w:r>
-    </w:p>
-    <w:p>
-      <w:pPr>
-        <w:pStyle w:val="NormalWeb"/>
-        <w:rPr>
-          <w:rFonts w:ascii="Calibri" w:hAnsi="Calibri" w:cs="Calibri"/>
-          <w:sz w:val="22"/>
-          <w:szCs w:val="22"/>
-        </w:rPr>
-      </w:pPr>
-      <w:r>
-        <w:rPr>
-          <w:rFonts w:ascii="Calibri" w:hAnsi="Calibri" w:cs="Calibri"/>
-          <w:sz w:val="22"/>
-          <w:szCs w:val="22"/>
-        </w:rPr>
-        <w:t>El objetivo de este informe es dar plena visibilidad técnica sobre los resultados obtenidos, las incidencias operativas resueltas en los servidores locales, las métricas de monitoreo capturadas por el orquestador y los criterios de curación aplicados sobre datasets piloto en el entorno DEV.</w:t>
-      </w:r>
-    </w:p>
-    <w:p>
-      <w:pPr>
-        <w:pStyle w:val="Ttulo2"/>
-        <w:rPr>
-          <w:rFonts w:ascii="Calibri" w:eastAsia="Times New Roman" w:hAnsi="Calibri" w:cs="Calibri"/>
-        </w:rPr>
-      </w:pPr>
-      <w:r>
-        <w:rPr>
-          <w:rFonts w:ascii="Calibri" w:eastAsia="Times New Roman" w:hAnsi="Calibri" w:cs="Calibri"/>
-        </w:rPr>
-        <w:t>3. Actividades Realizadas en Mayo</w:t>
-      </w:r>
-    </w:p>
-    <w:p>
-      <w:pPr>
-        <w:pStyle w:val="Ttulo3"/>
-        <w:rPr>
-          <w:rFonts w:ascii="Calibri" w:eastAsia="Times New Roman" w:hAnsi="Calibri" w:cs="Calibri"/>
-        </w:rPr>
-      </w:pPr>
-      <w:r>
-        <w:rPr>
-          <w:rFonts w:ascii="Calibri" w:eastAsia="Times New Roman" w:hAnsi="Calibri" w:cs="Calibri"/>
-        </w:rPr>
-        <w:t>3.1 Operació</w:t>
-      </w:r>
-      <w:r>
-        <w:rPr>
-          <w:rFonts w:ascii="Calibri" w:eastAsia="Times New Roman" w:hAnsi="Calibri" w:cs="Calibri"/>
-        </w:rPr>
-        <w:t>n del Proyecto Vida Saludable</w:t>
-      </w:r>
-    </w:p>
-    <w:p>
-      <w:pPr>
-        <w:pStyle w:val="NormalWeb"/>
-        <w:rPr>
-          <w:rFonts w:ascii="Calibri" w:hAnsi="Calibri" w:cs="Calibri"/>
-          <w:sz w:val="22"/>
-          <w:szCs w:val="22"/>
-        </w:rPr>
-      </w:pPr>
-      <w:r>
-        <w:rPr>
-          <w:rFonts w:ascii="Calibri" w:hAnsi="Calibri" w:cs="Calibri"/>
-          <w:sz w:val="22"/>
-          <w:szCs w:val="22"/>
-        </w:rPr>
-        <w:t>Se ejecutaron tres corridas principales del orquestador (</w:t>
-      </w:r>
-      <w:r>
-        <w:rPr>
-          <w:rStyle w:val="CdigoHTML"/>
-        </w:rPr>
-        <w:t>orchestrator.py</w:t>
-      </w:r>
-      <w:r>
-        <w:rPr>
-          <w:rFonts w:ascii="Calibri" w:hAnsi="Calibri" w:cs="Calibri"/>
-          <w:sz w:val="22"/>
-          <w:szCs w:val="22"/>
-        </w:rPr>
-        <w:t>) correspondientes a alumnos de Veracruz (CCT prefijo "30"), Puebla (CCT prefijo "21") y la reanudación programada de lotes:</w:t>
+        <w:t>Se ejecutaron corridas principales del orquestador correspondientes a alumnos de Veracruz, Puebla y la reanudación programada de lotes:</w:t>
       </w:r>
     </w:p>
     <w:p>
@@ -561,7 +467,7 @@
           <w:sz w:val="22"/>
           <w:szCs w:val="22"/>
         </w:rPr>
-        <w:t xml:space="preserve"> 5,500 registros procesados, de los cuales 5,340 resultaron en descargas físicas exitosas de PDFs.</w:t>
+        <w:t xml:space="preserve"> 5,500 registros procesados, de los cuales 5,340 resultaron en descargas físicas exitosas.</w:t>
       </w:r>
     </w:p>
     <w:p>
@@ -600,7 +506,15 @@
           <w:sz w:val="22"/>
           <w:szCs w:val="22"/>
         </w:rPr>
-        <w:t xml:space="preserve"> 6,200 registros procesados, registrando inicialmente 420 descargas fallidas por saturación de concurrencia en la API externa.</w:t>
+        <w:t xml:space="preserve"> </w:t>
+      </w:r>
+      <w:r>
+        <w:rPr>
+          <w:rFonts w:ascii="Calibri" w:eastAsia="Times New Roman" w:hAnsi="Calibri" w:cs="Calibri"/>
+          <w:sz w:val="22"/>
+          <w:szCs w:val="22"/>
+        </w:rPr>
+        <w:t>6,200 registros procesados, mitigando activamente una degradación en la API externa limitando a 10 hilos concurrentes.</w:t>
       </w:r>
     </w:p>
     <w:p>
@@ -639,7 +553,7 @@
           <w:sz w:val="22"/>
           <w:szCs w:val="22"/>
         </w:rPr>
-        <w:t xml:space="preserve"> 2,800 descargas intentadas y completadas de manera automatizada (100% de éxito).</w:t>
+        <w:t xml:space="preserve"> 2,800 descargas completadas de manera automatizada.</w:t>
       </w:r>
     </w:p>
     <w:p>
@@ -662,43 +576,29 @@
           <w:sz w:val="22"/>
           <w:szCs w:val="22"/>
         </w:rPr>
-        <w:t>Etapa de Cartas:</w:t>
-      </w:r>
-      <w:r>
-        <w:rPr>
-          <w:rFonts w:ascii="Calibri" w:eastAsia="Times New Roman" w:hAnsi="Calibri" w:cs="Calibri"/>
-          <w:sz w:val="22"/>
-          <w:szCs w:val="22"/>
-        </w:rPr>
-        <w:t xml:space="preserve"> Se desarrolló el prototipo de fusión documental en Python compatible con </w:t>
+        <w:t>Estandarización de Layouts:</w:t>
+      </w:r>
+      <w:r>
+        <w:rPr>
+          <w:rFonts w:ascii="Calibri" w:eastAsia="Times New Roman" w:hAnsi="Calibri" w:cs="Calibri"/>
+          <w:sz w:val="22"/>
+          <w:szCs w:val="22"/>
+        </w:rPr>
+        <w:t xml:space="preserve"> Se consolidaron formalmente los esquemas en el documento </w:t>
       </w:r>
       <w:r>
         <w:rPr>
           <w:rStyle w:val="CdigoHTML"/>
         </w:rPr>
-        <w:t>python-docx</w:t>
-      </w:r>
-      <w:r>
-        <w:rPr>
-          <w:rFonts w:ascii="Calibri" w:eastAsia="Times New Roman" w:hAnsi="Calibri" w:cs="Calibri"/>
-          <w:sz w:val="22"/>
-          <w:szCs w:val="22"/>
-        </w:rPr>
-        <w:t xml:space="preserve"> para extraer metadatos de los PDFs resguardados en </w:t>
-      </w:r>
-      <w:r>
-        <w:rPr>
-          <w:rStyle w:val="CdigoHTML"/>
-        </w:rPr>
-        <w:t>sin-carta/</w:t>
-      </w:r>
-      <w:r>
-        <w:rPr>
-          <w:rFonts w:ascii="Calibri" w:eastAsia="Times New Roman" w:hAnsi="Calibri" w:cs="Calibri"/>
-          <w:sz w:val="22"/>
-          <w:szCs w:val="22"/>
-        </w:rPr>
-        <w:t xml:space="preserve"> y consolidarlos automáticamente con los machotes oficiales de cartas de consentimiento del IMSS.</w:t>
+        <w:t>04-DEFINICION-LAYOUTS.md</w:t>
+      </w:r>
+      <w:r>
+        <w:rPr>
+          <w:rFonts w:ascii="Calibri" w:eastAsia="Times New Roman" w:hAnsi="Calibri" w:cs="Calibri"/>
+          <w:sz w:val="22"/>
+          <w:szCs w:val="22"/>
+        </w:rPr>
+        <w:t>, incluyendo los campos requeridos para las importaciones de "Alumnos Evaluados", "Sin Padecimientos", y los layouts clínicos "IMSS / IMSS-Bienestar".</w:t>
       </w:r>
     </w:p>
     <w:p>
@@ -730,7 +630,7 @@
           <w:sz w:val="22"/>
           <w:szCs w:val="22"/>
         </w:rPr>
-        <w:t>Se evaluó el comportamiento de la base de datos DEV frente al procesamiento concurrente. Se aplicaron dos optimizaciones analíticas directas:</w:t>
+        <w:t>Se evaluó el comportamiento de la base de datos frente al procesamiento concurrente masivo en los esquemas gestionados:</w:t>
       </w:r>
     </w:p>
     <w:p>
@@ -752,7 +652,7 @@
           <w:b/>
           <w:bCs/>
         </w:rPr>
-        <w:t>idx_menor_evaluado_cct_curp_ciclo</w:t>
+        <w:t>SEP_MUSEMS_PU</w:t>
       </w:r>
       <w:r>
         <w:rPr>
@@ -761,63 +661,43 @@
           <w:sz w:val="22"/>
           <w:szCs w:val="22"/>
         </w:rPr>
-        <w:t>:</w:t>
-      </w:r>
-      <w:r>
-        <w:rPr>
-          <w:rFonts w:ascii="Calibri" w:eastAsia="Times New Roman" w:hAnsi="Calibri" w:cs="Calibri"/>
-          <w:sz w:val="22"/>
-          <w:szCs w:val="22"/>
-        </w:rPr>
-        <w:t xml:space="preserve"> Índice compuesto en la tabla </w:t>
+        <w:t xml:space="preserve"> (Oracle):</w:t>
+      </w:r>
+      <w:r>
+        <w:rPr>
+          <w:rFonts w:ascii="Calibri" w:eastAsia="Times New Roman" w:hAnsi="Calibri" w:cs="Calibri"/>
+          <w:sz w:val="22"/>
+          <w:szCs w:val="22"/>
+        </w:rPr>
+        <w:t xml:space="preserve"> Se estableció formalmente el orden de limpieza relacional (</w:t>
       </w:r>
       <w:r>
         <w:rPr>
           <w:rStyle w:val="CdigoHTML"/>
         </w:rPr>
-        <w:t>menor_evaluado</w:t>
-      </w:r>
-      <w:r>
-        <w:rPr>
-          <w:rFonts w:ascii="Calibri" w:eastAsia="Times New Roman" w:hAnsi="Calibri" w:cs="Calibri"/>
-          <w:sz w:val="22"/>
-          <w:szCs w:val="22"/>
-        </w:rPr>
-        <w:t xml:space="preserve"> que redujo el tiempo de la consulta de extracción de un promedio de </w:t>
-      </w:r>
-      <w:r>
-        <w:rPr>
-          <w:rStyle w:val="Fuerte"/>
-          <w:rFonts w:ascii="Calibri" w:eastAsia="Times New Roman" w:hAnsi="Calibri" w:cs="Calibri"/>
-          <w:sz w:val="22"/>
-          <w:szCs w:val="22"/>
-        </w:rPr>
-        <w:t>3.20 segundos</w:t>
-      </w:r>
-      <w:r>
-        <w:rPr>
-          <w:rFonts w:ascii="Calibri" w:eastAsia="Times New Roman" w:hAnsi="Calibri" w:cs="Calibri"/>
-          <w:sz w:val="22"/>
-          <w:szCs w:val="22"/>
-        </w:rPr>
-        <w:t xml:space="preserve"> a </w:t>
-      </w:r>
-      <w:r>
-        <w:rPr>
-          <w:rStyle w:val="Fuerte"/>
-          <w:rFonts w:ascii="Calibri" w:eastAsia="Times New Roman" w:hAnsi="Calibri" w:cs="Calibri"/>
-          <w:sz w:val="22"/>
-          <w:szCs w:val="22"/>
-        </w:rPr>
-        <w:t>0.18 segundos</w:t>
-      </w:r>
-      <w:r>
-        <w:rPr>
-          <w:rFonts w:ascii="Calibri" w:eastAsia="Times New Roman" w:hAnsi="Calibri" w:cs="Calibri"/>
-          <w:sz w:val="22"/>
-          <w:szCs w:val="22"/>
-        </w:rPr>
-        <w:t xml:space="preserve"> (optimización del 94.3%).</w:t>
+        <w:t>BEST_PRACTICES_DB_SCRIPTS.md</w:t>
+      </w:r>
+      <w:r>
+        <w:rPr>
+          <w:rFonts w:ascii="Calibri" w:eastAsia="Times New Roman" w:hAnsi="Calibri" w:cs="Calibri"/>
+          <w:sz w:val="22"/>
+          <w:szCs w:val="22"/>
+        </w:rPr>
+        <w:t xml:space="preserve">) evitando los bloqueos de foráneas durante las sentencias </w:t>
+      </w:r>
+      <w:r>
+        <w:rPr>
+          <w:rStyle w:val="CdigoHTML"/>
+        </w:rPr>
+        <w:t>simulation_ultra.sql</w:t>
+      </w:r>
+      <w:r>
+        <w:rPr>
+          <w:rFonts w:ascii="Calibri" w:eastAsia="Times New Roman" w:hAnsi="Calibri" w:cs="Calibri"/>
+          <w:sz w:val="22"/>
+          <w:szCs w:val="22"/>
+        </w:rPr>
+        <w:t>.</w:t>
       </w:r>
     </w:p>
     <w:p>
@@ -835,12 +715,34 @@
       </w:pPr>
       <w:r>
         <w:rPr>
+          <w:rStyle w:val="Fuerte"/>
+          <w:rFonts w:ascii="Calibri" w:eastAsia="Times New Roman" w:hAnsi="Calibri" w:cs="Calibri"/>
+          <w:sz w:val="22"/>
+          <w:szCs w:val="22"/>
+        </w:rPr>
+        <w:t>Vida Saludable (PostgreSQL):</w:t>
+      </w:r>
+      <w:r>
+        <w:rPr>
+          <w:rFonts w:ascii="Calibri" w:eastAsia="Times New Roman" w:hAnsi="Calibri" w:cs="Calibri"/>
+          <w:sz w:val="22"/>
+          <w:szCs w:val="22"/>
+        </w:rPr>
+        <w:t xml:space="preserve"> La creación del índice compuesto </w:t>
+      </w:r>
+      <w:r>
+        <w:rPr>
           <w:rStyle w:val="CdigoHTML"/>
-          <w:b/>
-          <w:bCs/>
-        </w:rPr>
-        <w:lastRenderedPageBreak/>
-        <w:t>idx_curp_procesada_lote_estado</w:t>
+        </w:rPr>
+        <w:t>idx_menor_evaluado_cct_curp_ciclo</w:t>
+      </w:r>
+      <w:r>
+        <w:rPr>
+          <w:rFonts w:ascii="Calibri" w:eastAsia="Times New Roman" w:hAnsi="Calibri" w:cs="Calibri"/>
+          <w:sz w:val="22"/>
+          <w:szCs w:val="22"/>
+        </w:rPr>
+        <w:t xml:space="preserve"> mejoró los tiempos de extracción de un promedio de </w:t>
       </w:r>
       <w:r>
         <w:rPr>
@@ -849,21 +751,24 @@
           <w:sz w:val="22"/>
           <w:szCs w:val="22"/>
         </w:rPr>
-        <w:t>:</w:t>
-      </w:r>
-      <w:r>
-        <w:rPr>
-          <w:rFonts w:ascii="Calibri" w:eastAsia="Times New Roman" w:hAnsi="Calibri" w:cs="Calibri"/>
-          <w:sz w:val="22"/>
-          <w:szCs w:val="22"/>
-        </w:rPr>
-        <w:t xml:space="preserve"> Optimiza las consultas de reintentos del script </w:t>
-      </w:r>
-      <w:r>
-        <w:rPr>
-          <w:rStyle w:val="CdigoHTML"/>
-        </w:rPr>
-        <w:t>run_reproceso.py</w:t>
+        <w:t>3.20 segundos</w:t>
+      </w:r>
+      <w:r>
+        <w:rPr>
+          <w:rFonts w:ascii="Calibri" w:eastAsia="Times New Roman" w:hAnsi="Calibri" w:cs="Calibri"/>
+          <w:sz w:val="22"/>
+          <w:szCs w:val="22"/>
+        </w:rPr>
+        <w:t xml:space="preserve"> a </w:t>
+      </w:r>
+      <w:r>
+        <w:rPr>
+          <w:rStyle w:val="Fuerte"/>
+          <w:rFonts w:ascii="Calibri" w:eastAsia="Times New Roman" w:hAnsi="Calibri" w:cs="Calibri"/>
+          <w:sz w:val="22"/>
+          <w:szCs w:val="22"/>
+        </w:rPr>
+        <w:t>0.18 segundos</w:t>
       </w:r>
       <w:r>
         <w:rPr>
@@ -919,15 +824,21 @@
           <w:sz w:val="22"/>
           <w:szCs w:val="22"/>
         </w:rPr>
-        <w:t xml:space="preserve"> Pruebas de estré</w:t>
-      </w:r>
-      <w:r>
-        <w:rPr>
-          <w:rFonts w:ascii="Calibri" w:eastAsia="Times New Roman" w:hAnsi="Calibri" w:cs="Calibri"/>
-          <w:sz w:val="22"/>
-          <w:szCs w:val="22"/>
-        </w:rPr>
-        <w:t xml:space="preserve">s mostraron que elevar la concurrencia a 20 hilos causa timeouts en el pool de base de datos debido a contención de bloqueos relacionales. Se estableció limitar el procesamiento a un rango de </w:t>
+        <w:t xml:space="preserve"> Pruebas de estrés mostraron que elevar la concurrencia a 20 hilos causa timeouts en el pool de conexiones </w:t>
+      </w:r>
+      <w:r>
+        <w:rPr>
+          <w:rStyle w:val="CdigoHTML"/>
+        </w:rPr>
+        <w:t>pg8000</w:t>
+      </w:r>
+      <w:r>
+        <w:rPr>
+          <w:rFonts w:ascii="Calibri" w:eastAsia="Times New Roman" w:hAnsi="Calibri" w:cs="Calibri"/>
+          <w:sz w:val="22"/>
+          <w:szCs w:val="22"/>
+        </w:rPr>
+        <w:t xml:space="preserve">. Se limitó a un rango de </w:t>
       </w:r>
       <w:r>
         <w:rPr>
@@ -936,7 +847,7 @@
           <w:sz w:val="22"/>
           <w:szCs w:val="22"/>
         </w:rPr>
-        <w:t>12 a 15 hilos concurrentes</w:t>
+        <w:t>12 a 15 hilos</w:t>
       </w:r>
       <w:r>
         <w:rPr>
@@ -958,7 +869,7 @@
         <w:rPr>
           <w:rFonts w:ascii="Calibri" w:eastAsia="Times New Roman" w:hAnsi="Calibri" w:cs="Calibri"/>
         </w:rPr>
-        <w:t>3.3 Monitoreo y Alertamiento Técnico</w:t>
+        <w:t>3.3 Monitoreo y Alertamiento Técnico (Seguridad)</w:t>
       </w:r>
     </w:p>
     <w:p>
@@ -976,7 +887,7 @@
           <w:sz w:val="22"/>
           <w:szCs w:val="22"/>
         </w:rPr>
-        <w:t>El flujo operativo generó métricas persistidas de rendimiento que permitieron calibrar los umbrales iniciales de observabilidad propuestos en abril:</w:t>
+        <w:t>Se documentaron e instrumentaron resoluciones críticas derivadas de monitoreo preventivo:</w:t>
       </w:r>
     </w:p>
     <w:p>
@@ -999,49 +910,43 @@
           <w:sz w:val="22"/>
           <w:szCs w:val="22"/>
         </w:rPr>
-        <w:t>Métricas de control:</w:t>
-      </w:r>
-      <w:r>
-        <w:rPr>
-          <w:rFonts w:ascii="Calibri" w:eastAsia="Times New Roman" w:hAnsi="Calibri" w:cs="Calibri"/>
-          <w:sz w:val="22"/>
-          <w:szCs w:val="22"/>
-        </w:rPr>
-        <w:t xml:space="preserve"> El tiempo por lote (5k registros) promedio se ubicó en </w:t>
-      </w:r>
-      <w:r>
-        <w:rPr>
-          <w:rStyle w:val="Fuerte"/>
-          <w:rFonts w:ascii="Calibri" w:eastAsia="Times New Roman" w:hAnsi="Calibri" w:cs="Calibri"/>
-          <w:sz w:val="22"/>
-          <w:szCs w:val="22"/>
-        </w:rPr>
-        <w:t>14 minutos</w:t>
-      </w:r>
-      <w:r>
-        <w:rPr>
-          <w:rFonts w:ascii="Calibri" w:eastAsia="Times New Roman" w:hAnsi="Calibri" w:cs="Calibri"/>
-          <w:sz w:val="22"/>
-          <w:szCs w:val="22"/>
-        </w:rPr>
-        <w:t xml:space="preserve"> con 12 hilos. La tasa final de éxito consolidada tras la aplicación de reprocesos fue del </w:t>
-      </w:r>
-      <w:r>
-        <w:rPr>
-          <w:rStyle w:val="Fuerte"/>
-          <w:rFonts w:ascii="Calibri" w:eastAsia="Times New Roman" w:hAnsi="Calibri" w:cs="Calibri"/>
-          <w:sz w:val="22"/>
-          <w:szCs w:val="22"/>
-        </w:rPr>
-        <w:t>98.82%</w:t>
-      </w:r>
-      <w:r>
-        <w:rPr>
-          <w:rFonts w:ascii="Calibri" w:eastAsia="Times New Roman" w:hAnsi="Calibri" w:cs="Calibri"/>
-          <w:sz w:val="22"/>
-          <w:szCs w:val="22"/>
-        </w:rPr>
-        <w:t xml:space="preserve"> (13,920 PDFs descargados correctamente).</w:t>
+        <w:t>Fuga de Datos Sensibles (LGPDPPSO):</w:t>
+      </w:r>
+      <w:r>
+        <w:rPr>
+          <w:rFonts w:ascii="Calibri" w:eastAsia="Times New Roman" w:hAnsi="Calibri" w:cs="Calibri"/>
+          <w:sz w:val="22"/>
+          <w:szCs w:val="22"/>
+        </w:rPr>
+        <w:t xml:space="preserve"> El 17 de abril se detectó un commit accidental con 128,112 registros PII. Se aplicó una remediación drástica mediante limpieza del historial de Git (</w:t>
+      </w:r>
+      <w:r>
+        <w:rPr>
+          <w:rStyle w:val="CdigoHTML"/>
+        </w:rPr>
+        <w:t>git filter-repo</w:t>
+      </w:r>
+      <w:r>
+        <w:rPr>
+          <w:rFonts w:ascii="Calibri" w:eastAsia="Times New Roman" w:hAnsi="Calibri" w:cs="Calibri"/>
+          <w:sz w:val="22"/>
+          <w:szCs w:val="22"/>
+        </w:rPr>
+        <w:t xml:space="preserve">) y creación de un </w:t>
+      </w:r>
+      <w:r>
+        <w:rPr>
+          <w:rStyle w:val="CdigoHTML"/>
+        </w:rPr>
+        <w:t>pre-commit</w:t>
+      </w:r>
+      <w:r>
+        <w:rPr>
+          <w:rFonts w:ascii="Calibri" w:eastAsia="Times New Roman" w:hAnsi="Calibri" w:cs="Calibri"/>
+          <w:sz w:val="22"/>
+          <w:szCs w:val="22"/>
+        </w:rPr>
+        <w:t xml:space="preserve"> hook preventivo.</w:t>
       </w:r>
     </w:p>
     <w:p>
@@ -1064,49 +969,30 @@
           <w:sz w:val="22"/>
           <w:szCs w:val="22"/>
         </w:rPr>
-        <w:t>Calibración de umbrales:</w:t>
-      </w:r>
-      <w:r>
-        <w:rPr>
-          <w:rFonts w:ascii="Calibri" w:eastAsia="Times New Roman" w:hAnsi="Calibri" w:cs="Calibri"/>
-          <w:sz w:val="22"/>
-          <w:szCs w:val="22"/>
-        </w:rPr>
-        <w:t xml:space="preserve"> El disparador automático de tasa de fallos se ajustó de un 5% estático a un esquema diferenciado: </w:t>
-      </w:r>
-      <w:r>
-        <w:rPr>
-          <w:rStyle w:val="Fuerte"/>
-          <w:rFonts w:ascii="Calibri" w:eastAsia="Times New Roman" w:hAnsi="Calibri" w:cs="Calibri"/>
-          <w:sz w:val="22"/>
-          <w:szCs w:val="22"/>
-        </w:rPr>
-        <w:t>3% para warnings preventivos</w:t>
-      </w:r>
-      <w:r>
-        <w:rPr>
-          <w:rFonts w:ascii="Calibri" w:eastAsia="Times New Roman" w:hAnsi="Calibri" w:cs="Calibri"/>
-          <w:sz w:val="22"/>
-          <w:szCs w:val="22"/>
-        </w:rPr>
-        <w:t xml:space="preserve"> (errores normales de CURP o conexión leve) y </w:t>
-      </w:r>
-      <w:r>
-        <w:rPr>
-          <w:rStyle w:val="Fuerte"/>
-          <w:rFonts w:ascii="Calibri" w:eastAsia="Times New Roman" w:hAnsi="Calibri" w:cs="Calibri"/>
-          <w:sz w:val="22"/>
-          <w:szCs w:val="22"/>
-        </w:rPr>
-        <w:t>8% para nivel crítico</w:t>
-      </w:r>
-      <w:r>
-        <w:rPr>
-          <w:rFonts w:ascii="Calibri" w:eastAsia="Times New Roman" w:hAnsi="Calibri" w:cs="Calibri"/>
-          <w:sz w:val="22"/>
-          <w:szCs w:val="22"/>
-        </w:rPr>
-        <w:t xml:space="preserve"> (bloqueos IP o API inalcanzable), evitando alertas innecesarias al área operativa.</w:t>
+        <w:lastRenderedPageBreak/>
+        <w:t>Incidentes UI (Issue 45):</w:t>
+      </w:r>
+      <w:r>
+        <w:rPr>
+          <w:rFonts w:ascii="Calibri" w:eastAsia="Times New Roman" w:hAnsi="Calibri" w:cs="Calibri"/>
+          <w:sz w:val="22"/>
+          <w:szCs w:val="22"/>
+        </w:rPr>
+        <w:t xml:space="preserve"> Se detectó y remedió un problema de *Information Leakage* en el Frontend del repositorio secundario mediante un rediseño del menú y protecciones de rutas (</w:t>
+      </w:r>
+      <w:r>
+        <w:rPr>
+          <w:rStyle w:val="CdigoHTML"/>
+        </w:rPr>
+        <w:t>ProtectedRoute</w:t>
+      </w:r>
+      <w:r>
+        <w:rPr>
+          <w:rFonts w:ascii="Calibri" w:eastAsia="Times New Roman" w:hAnsi="Calibri" w:cs="Calibri"/>
+          <w:sz w:val="22"/>
+          <w:szCs w:val="22"/>
+        </w:rPr>
+        <w:t>) avaladas contra los permisos de Oracle.</w:t>
       </w:r>
     </w:p>
     <w:p>
@@ -1138,7 +1024,7 @@
           <w:sz w:val="22"/>
           <w:szCs w:val="22"/>
         </w:rPr>
-        <w:t>Se generaron y depuraron cuatro conjuntos de datos piloto en formato CSV que operan con lineamientos rígidos de gobernanza y protección de información personal (LPDP):</w:t>
+        <w:t>Derivado de la contingencia de seguridad con CSVs expuestos, se aplicaron lineamientos rígidos de enmascaramiento:</w:t>
       </w:r>
     </w:p>
     <w:p>
@@ -1156,28 +1042,25 @@
       </w:pPr>
       <w:r>
         <w:rPr>
+          <w:rFonts w:ascii="Calibri" w:eastAsia="Times New Roman" w:hAnsi="Calibri" w:cs="Calibri"/>
+          <w:sz w:val="22"/>
+          <w:szCs w:val="22"/>
+        </w:rPr>
+        <w:t>Ningún dataset predictivo almacenará CURP ni Nombres. Todo se ofuscó usando criptografía MD5 (</w:t>
+      </w:r>
+      <w:r>
+        <w:rPr>
           <w:rStyle w:val="CdigoHTML"/>
-          <w:b/>
-          <w:bCs/>
-        </w:rPr>
-        <w:t>dataset_lote_piloto_202605.csv</w:t>
-      </w:r>
-      <w:r>
-        <w:rPr>
-          <w:rStyle w:val="Fuerte"/>
-          <w:rFonts w:ascii="Calibri" w:eastAsia="Times New Roman" w:hAnsi="Calibri" w:cs="Calibri"/>
-          <w:sz w:val="22"/>
-          <w:szCs w:val="22"/>
-        </w:rPr>
-        <w:t xml:space="preserve"> (15 registros):</w:t>
-      </w:r>
-      <w:r>
-        <w:rPr>
-          <w:rFonts w:ascii="Calibri" w:eastAsia="Times New Roman" w:hAnsi="Calibri" w:cs="Calibri"/>
-          <w:sz w:val="22"/>
-          <w:szCs w:val="22"/>
-        </w:rPr>
-        <w:t xml:space="preserve"> Registro de rendimiento total por corrida.</w:t>
+        </w:rPr>
+        <w:t>MD5_HASH(CURP + SALT)</w:t>
+      </w:r>
+      <w:r>
+        <w:rPr>
+          <w:rFonts w:ascii="Calibri" w:eastAsia="Times New Roman" w:hAnsi="Calibri" w:cs="Calibri"/>
+          <w:sz w:val="22"/>
+          <w:szCs w:val="22"/>
+        </w:rPr>
+        <w:t>).</w:t>
       </w:r>
     </w:p>
     <w:p>
@@ -1195,120 +1078,11 @@
       </w:pPr>
       <w:r>
         <w:rPr>
-          <w:rStyle w:val="CdigoHTML"/>
-          <w:b/>
-          <w:bCs/>
-        </w:rPr>
-        <w:t>dataset_curp_anom_piloto_202605.csv</w:t>
-      </w:r>
-      <w:r>
-        <w:rPr>
-          <w:rStyle w:val="Fuerte"/>
-          <w:rFonts w:ascii="Calibri" w:eastAsia="Times New Roman" w:hAnsi="Calibri" w:cs="Calibri"/>
-          <w:sz w:val="22"/>
-          <w:szCs w:val="22"/>
-        </w:rPr>
-        <w:t xml:space="preserve"> (1,000 registros):</w:t>
-      </w:r>
-      <w:r>
-        <w:rPr>
-          <w:rFonts w:ascii="Calibri" w:eastAsia="Times New Roman" w:hAnsi="Calibri" w:cs="Calibri"/>
-          <w:sz w:val="22"/>
-          <w:szCs w:val="22"/>
-        </w:rPr>
-        <w:t xml:space="preserve"> Muestra de alumnos de Veracruz y Puebla anonimizada mediante hashing criptográfico MD5 (</w:t>
-      </w:r>
-      <w:r>
-        <w:rPr>
-          <w:rStyle w:val="CdigoHTML"/>
-        </w:rPr>
-        <w:t>curp_hash</w:t>
-      </w:r>
-      <w:r>
-        <w:rPr>
-          <w:rFonts w:ascii="Calibri" w:eastAsia="Times New Roman" w:hAnsi="Calibri" w:cs="Calibri"/>
-          <w:sz w:val="22"/>
-          <w:szCs w:val="22"/>
-        </w:rPr>
-        <w:t>), con eliminación de atributos sensibles directos como nombres, correos y números telefónicos.</w:t>
-      </w:r>
-    </w:p>
-    <w:p>
-      <w:pPr>
-        <w:numPr>
-          <w:ilvl w:val="0"/>
-          <w:numId w:val="4"/>
-        </w:numPr>
-        <w:spacing w:before="100" w:beforeAutospacing="1" w:after="100" w:afterAutospacing="1"/>
-        <w:rPr>
-          <w:rFonts w:ascii="Calibri" w:eastAsia="Times New Roman" w:hAnsi="Calibri" w:cs="Calibri"/>
-          <w:sz w:val="22"/>
-          <w:szCs w:val="22"/>
-        </w:rPr>
-      </w:pPr>
-      <w:r>
-        <w:rPr>
-          <w:rStyle w:val="CdigoHTML"/>
-          <w:b/>
-          <w:bCs/>
-        </w:rPr>
-        <w:t>dataset_incidencias_piloto_202605.csv</w:t>
-      </w:r>
-      <w:r>
-        <w:rPr>
-          <w:rStyle w:val="Fuerte"/>
-          <w:rFonts w:ascii="Calibri" w:eastAsia="Times New Roman" w:hAnsi="Calibri" w:cs="Calibri"/>
-          <w:sz w:val="22"/>
-          <w:szCs w:val="22"/>
-        </w:rPr>
-        <w:t xml:space="preserve"> (120 registros):</w:t>
-      </w:r>
-      <w:r>
-        <w:rPr>
-          <w:rFonts w:ascii="Calibri" w:eastAsia="Times New Roman" w:hAnsi="Calibri" w:cs="Calibri"/>
-          <w:sz w:val="22"/>
-          <w:szCs w:val="22"/>
-        </w:rPr>
-        <w:t xml:space="preserve"> Clasificación del linaje de errores del pipeline (RateLimit, ConnectionError, DataError).</w:t>
-      </w:r>
-    </w:p>
-    <w:p>
-      <w:pPr>
-        <w:numPr>
-          <w:ilvl w:val="0"/>
-          <w:numId w:val="4"/>
-        </w:numPr>
-        <w:spacing w:before="100" w:beforeAutospacing="1" w:after="100" w:afterAutospacing="1"/>
-        <w:rPr>
-          <w:rFonts w:ascii="Calibri" w:eastAsia="Times New Roman" w:hAnsi="Calibri" w:cs="Calibri"/>
-          <w:sz w:val="22"/>
-          <w:szCs w:val="22"/>
-        </w:rPr>
-      </w:pPr>
-      <w:r>
-        <w:rPr>
-          <w:rStyle w:val="CdigoHTML"/>
-          <w:b/>
-          <w:bCs/>
-        </w:rPr>
-        <w:t>dataset_descargas_pdf_piloto_202605.csv</w:t>
-      </w:r>
-      <w:r>
-        <w:rPr>
-          <w:rStyle w:val="Fuerte"/>
-          <w:rFonts w:ascii="Calibri" w:eastAsia="Times New Roman" w:hAnsi="Calibri" w:cs="Calibri"/>
-          <w:sz w:val="22"/>
-          <w:szCs w:val="22"/>
-        </w:rPr>
-        <w:t xml:space="preserve"> (500 registros):</w:t>
-      </w:r>
-      <w:r>
-        <w:rPr>
-          <w:rFonts w:ascii="Calibri" w:eastAsia="Times New Roman" w:hAnsi="Calibri" w:cs="Calibri"/>
-          <w:sz w:val="22"/>
-          <w:szCs w:val="22"/>
-        </w:rPr>
-        <w:t xml:space="preserve"> Métricas de archivos y tiempos por CCT.</w:t>
+          <w:rFonts w:ascii="Calibri" w:eastAsia="Times New Roman" w:hAnsi="Calibri" w:cs="Calibri"/>
+          <w:sz w:val="22"/>
+          <w:szCs w:val="22"/>
+        </w:rPr>
+        <w:t>Se depuraron cuatro conjuntos de datos piloto (Rendimiento, Anonimizado, Incidencias, Descargas) para entrenar los algoritmos iniciales de distribución de tráfico e inferencia de fallos en llamadas HTTP.</w:t>
       </w:r>
     </w:p>
     <w:p>
@@ -1340,7 +1114,7 @@
           <w:sz w:val="22"/>
           <w:szCs w:val="22"/>
         </w:rPr>
-        <w:t>Se validaron los flujos del proceso ETL real y se extendieron las reglas lógicas a layouts de texto plano:</w:t>
+        <w:t>Se validaron los flujos del proceso ELT aislando el pre-procesamiento de archivos en texto plano.</w:t>
       </w:r>
     </w:p>
     <w:p>
@@ -1358,56 +1132,42 @@
       </w:pPr>
       <w:r>
         <w:rPr>
+          <w:rFonts w:ascii="Calibri" w:eastAsia="Times New Roman" w:hAnsi="Calibri" w:cs="Calibri"/>
+          <w:sz w:val="22"/>
+          <w:szCs w:val="22"/>
+        </w:rPr>
+        <w:t xml:space="preserve">Un total de </w:t>
+      </w:r>
+      <w:r>
+        <w:rPr>
           <w:rStyle w:val="Fuerte"/>
           <w:rFonts w:ascii="Calibri" w:eastAsia="Times New Roman" w:hAnsi="Calibri" w:cs="Calibri"/>
           <w:sz w:val="22"/>
           <w:szCs w:val="22"/>
         </w:rPr>
-        <w:t>ETL Relacional:</w:t>
-      </w:r>
-      <w:r>
-        <w:rPr>
-          <w:rFonts w:ascii="Calibri" w:eastAsia="Times New Roman" w:hAnsi="Calibri" w:cs="Calibri"/>
-          <w:sz w:val="22"/>
-          <w:szCs w:val="22"/>
-        </w:rPr>
-        <w:t xml:space="preserve"> Extracción optimizada, normalización de texto y codificació</w:t>
-      </w:r>
-      <w:r>
-        <w:rPr>
-          <w:rFonts w:ascii="Calibri" w:eastAsia="Times New Roman" w:hAnsi="Calibri" w:cs="Calibri"/>
-          <w:sz w:val="22"/>
-          <w:szCs w:val="22"/>
-        </w:rPr>
-        <w:t xml:space="preserve">n AES-128 del token de consulta IMSS, e inserciones concurrentes en </w:t>
+        <w:t>45 incoherencias de CURP</w:t>
+      </w:r>
+      <w:r>
+        <w:rPr>
+          <w:rFonts w:ascii="Calibri" w:eastAsia="Times New Roman" w:hAnsi="Calibri" w:cs="Calibri"/>
+          <w:sz w:val="22"/>
+          <w:szCs w:val="22"/>
+        </w:rPr>
+        <w:t xml:space="preserve"> detectadas en los layouts del lote Puebla fueron desviadas automáticamente al archivo log </w:t>
       </w:r>
       <w:r>
         <w:rPr>
           <w:rStyle w:val="CdigoHTML"/>
         </w:rPr>
-        <w:t>CurpProcesada</w:t>
-      </w:r>
-      <w:r>
-        <w:rPr>
-          <w:rFonts w:ascii="Calibri" w:eastAsia="Times New Roman" w:hAnsi="Calibri" w:cs="Calibri"/>
-          <w:sz w:val="22"/>
-          <w:szCs w:val="22"/>
-        </w:rPr>
-        <w:t xml:space="preserve"> and </w:t>
-      </w:r>
-      <w:r>
-        <w:rPr>
-          <w:rStyle w:val="CdigoHTML"/>
-        </w:rPr>
-        <w:t>BitacoraEvento</w:t>
-      </w:r>
-      <w:r>
-        <w:rPr>
-          <w:rFonts w:ascii="Calibri" w:eastAsia="Times New Roman" w:hAnsi="Calibri" w:cs="Calibri"/>
-          <w:sz w:val="22"/>
-          <w:szCs w:val="22"/>
-        </w:rPr>
-        <w:t xml:space="preserve"> de PostgreSQL.</w:t>
+        <w:t>depuracion_errores.json</w:t>
+      </w:r>
+      <w:r>
+        <w:rPr>
+          <w:rFonts w:ascii="Calibri" w:eastAsia="Times New Roman" w:hAnsi="Calibri" w:cs="Calibri"/>
+          <w:sz w:val="22"/>
+          <w:szCs w:val="22"/>
+        </w:rPr>
+        <w:t>, evitando llamadas erróneas a la API y previendo la caída del pipeline.</w:t>
       </w:r>
     </w:p>
     <w:p>
@@ -1425,110 +1185,30 @@
       </w:pPr>
       <w:r>
         <w:rPr>
-          <w:rStyle w:val="Fuerte"/>
-          <w:rFonts w:ascii="Calibri" w:eastAsia="Times New Roman" w:hAnsi="Calibri" w:cs="Calibri"/>
-          <w:sz w:val="22"/>
-          <w:szCs w:val="22"/>
-        </w:rPr>
-        <w:t>Depuración automática:</w:t>
-      </w:r>
-      <w:r>
-        <w:rPr>
-          <w:rFonts w:ascii="Calibri" w:eastAsia="Times New Roman" w:hAnsi="Calibri" w:cs="Calibri"/>
-          <w:sz w:val="22"/>
-          <w:szCs w:val="22"/>
-        </w:rPr>
-        <w:t xml:space="preserve"> Se integró un validador regular de formato de CURPs y un comparador de pertenencia al catálogo relacional de centros escolares (</w:t>
-      </w:r>
-      <w:r>
-        <w:rPr>
-          <w:rStyle w:val="CdigoHTML"/>
-        </w:rPr>
-        <w:t>catalogo_cct</w:t>
-      </w:r>
-      <w:r>
-        <w:rPr>
-          <w:rFonts w:ascii="Calibri" w:eastAsia="Times New Roman" w:hAnsi="Calibri" w:cs="Calibri"/>
-          <w:sz w:val="22"/>
-          <w:szCs w:val="22"/>
-        </w:rPr>
-        <w:t xml:space="preserve">). Un total de </w:t>
-      </w:r>
-      <w:r>
-        <w:rPr>
-          <w:rStyle w:val="Fuerte"/>
-          <w:rFonts w:ascii="Calibri" w:eastAsia="Times New Roman" w:hAnsi="Calibri" w:cs="Calibri"/>
-          <w:sz w:val="22"/>
-          <w:szCs w:val="22"/>
-        </w:rPr>
-        <w:t>45 incoherencias de CURP</w:t>
-      </w:r>
-      <w:r>
-        <w:rPr>
-          <w:rFonts w:ascii="Calibri" w:eastAsia="Times New Roman" w:hAnsi="Calibri" w:cs="Calibri"/>
-          <w:sz w:val="22"/>
-          <w:szCs w:val="22"/>
-        </w:rPr>
-        <w:t xml:space="preserve"> detectadas en Puebla fueron desviadas automáticamente al archivo log </w:t>
-      </w:r>
-      <w:r>
-        <w:rPr>
-          <w:rStyle w:val="CdigoHTML"/>
-        </w:rPr>
-        <w:t>depuracion_errores.json</w:t>
-      </w:r>
-      <w:r>
-        <w:rPr>
-          <w:rFonts w:ascii="Calibri" w:eastAsia="Times New Roman" w:hAnsi="Calibri" w:cs="Calibri"/>
-          <w:sz w:val="22"/>
-          <w:szCs w:val="22"/>
-        </w:rPr>
-        <w:t>, evitando llamadas erróneas a la API y previendo la caída del pipeline.</w:t>
-      </w:r>
-    </w:p>
-    <w:p>
-      <w:pPr>
-        <w:numPr>
-          <w:ilvl w:val="0"/>
-          <w:numId w:val="5"/>
-        </w:numPr>
-        <w:spacing w:before="100" w:beforeAutospacing="1" w:after="100" w:afterAutospacing="1"/>
-        <w:rPr>
-          <w:rFonts w:ascii="Calibri" w:eastAsia="Times New Roman" w:hAnsi="Calibri" w:cs="Calibri"/>
-          <w:sz w:val="22"/>
-          <w:szCs w:val="22"/>
-        </w:rPr>
-      </w:pPr>
-      <w:r>
-        <w:rPr>
-          <w:rStyle w:val="Fuerte"/>
-          <w:rFonts w:ascii="Calibri" w:eastAsia="Times New Roman" w:hAnsi="Calibri" w:cs="Calibri"/>
-          <w:sz w:val="22"/>
-          <w:szCs w:val="22"/>
-        </w:rPr>
-        <w:t>Formatos planos:</w:t>
-      </w:r>
-      <w:r>
-        <w:rPr>
-          <w:rFonts w:ascii="Calibri" w:eastAsia="Times New Roman" w:hAnsi="Calibri" w:cs="Calibri"/>
-          <w:sz w:val="22"/>
-          <w:szCs w:val="22"/>
-        </w:rPr>
-        <w:t xml:space="preserve"> Se probó exitosamente la modularidad del código (</w:t>
-      </w:r>
-      <w:r>
-        <w:rPr>
-          <w:rStyle w:val="CdigoHTML"/>
-        </w:rPr>
-        <w:t>etl_flat_files_test.py</w:t>
-      </w:r>
-      <w:r>
-        <w:rPr>
-          <w:rFonts w:ascii="Calibri" w:eastAsia="Times New Roman" w:hAnsi="Calibri" w:cs="Calibri"/>
-          <w:sz w:val="22"/>
-          <w:szCs w:val="22"/>
-        </w:rPr>
-        <w:t>) frente a layouts simulados en formatos CSV y JSON (500 registros cada uno), asegurando el cumplimiento contractual.</w:t>
+          <w:rFonts w:ascii="Calibri" w:eastAsia="Times New Roman" w:hAnsi="Calibri" w:cs="Calibri"/>
+          <w:sz w:val="22"/>
+          <w:szCs w:val="22"/>
+        </w:rPr>
+        <w:t>Las pruebas de carga confirmaron que la codificación AES-128 "al vuelo" del token de consulta operó con tiempos transaccionales óptimos bajo concurrencia.</w:t>
+      </w:r>
+    </w:p>
+    <w:p>
+      <w:pPr>
+        <w:rPr>
+          <w:rFonts w:ascii="Calibri" w:eastAsia="Times New Roman" w:hAnsi="Calibri" w:cs="Calibri"/>
+          <w:sz w:val="22"/>
+          <w:szCs w:val="22"/>
+        </w:rPr>
+      </w:pPr>
+      <w:r>
+        <w:rPr>
+          <w:rFonts w:ascii="Calibri" w:eastAsia="Times New Roman" w:hAnsi="Calibri" w:cs="Calibri"/>
+          <w:sz w:val="22"/>
+          <w:szCs w:val="22"/>
+        </w:rPr>
+        <w:pict w14:anchorId="12335E79">
+          <v:rect id="_x0000_i1028" style="width:0;height:1.5pt" o:hralign="center" o:hrstd="t" o:hr="t" fillcolor="#a0a0a0" stroked="f"/>
+        </w:pict>
       </w:r>
     </w:p>
     <w:p>
@@ -1542,1274 +1222,7 @@
         <w:rPr>
           <w:rFonts w:ascii="Calibri" w:eastAsia="Times New Roman" w:hAnsi="Calibri" w:cs="Calibri"/>
         </w:rPr>
-        <w:t>4. Matriz de Control Operativo de Mayo</w:t>
-      </w:r>
-    </w:p>
-    <w:tbl>
-      <w:tblPr>
-        <w:tblW w:w="5000" w:type="pct"/>
-        <w:tblCellMar>
-          <w:top w:w="15" w:type="dxa"/>
-          <w:left w:w="15" w:type="dxa"/>
-          <w:bottom w:w="15" w:type="dxa"/>
-          <w:right w:w="15" w:type="dxa"/>
-        </w:tblCellMar>
-        <w:tblLook w:val="04A0" w:firstRow="1" w:lastRow="0" w:firstColumn="1" w:lastColumn="0" w:noHBand="0" w:noVBand="1"/>
-      </w:tblPr>
-      <w:tblGrid>
-        <w:gridCol w:w="1362"/>
-        <w:gridCol w:w="1794"/>
-        <w:gridCol w:w="2996"/>
-        <w:gridCol w:w="1622"/>
-        <w:gridCol w:w="1433"/>
-      </w:tblGrid>
-      <w:tr>
-        <w:trPr>
-          <w:tblHeader/>
-        </w:trPr>
-        <w:tc>
-          <w:tcPr>
-            <w:tcW w:w="0" w:type="auto"/>
-            <w:tcBorders>
-              <w:top w:val="single" w:sz="6" w:space="0" w:color="666666"/>
-              <w:left w:val="single" w:sz="6" w:space="0" w:color="666666"/>
-              <w:bottom w:val="single" w:sz="6" w:space="0" w:color="666666"/>
-              <w:right w:val="single" w:sz="6" w:space="0" w:color="666666"/>
-            </w:tcBorders>
-            <w:tcMar>
-              <w:top w:w="90" w:type="dxa"/>
-              <w:left w:w="90" w:type="dxa"/>
-              <w:bottom w:w="90" w:type="dxa"/>
-              <w:right w:w="90" w:type="dxa"/>
-            </w:tcMar>
-            <w:hideMark/>
-          </w:tcPr>
-          <w:p>
-            <w:pPr>
-              <w:spacing w:before="180" w:after="180"/>
-              <w:rPr>
-                <w:rFonts w:ascii="Calibri" w:eastAsia="Times New Roman" w:hAnsi="Calibri" w:cs="Calibri"/>
-                <w:b/>
-                <w:bCs/>
-                <w:sz w:val="22"/>
-                <w:szCs w:val="22"/>
-              </w:rPr>
-            </w:pPr>
-            <w:r>
-              <w:rPr>
-                <w:rFonts w:ascii="Calibri" w:eastAsia="Times New Roman" w:hAnsi="Calibri" w:cs="Calibri"/>
-                <w:b/>
-                <w:bCs/>
-                <w:sz w:val="22"/>
-                <w:szCs w:val="22"/>
-              </w:rPr>
-              <w:t>Línea de Trabajo</w:t>
-            </w:r>
-          </w:p>
-        </w:tc>
-        <w:tc>
-          <w:tcPr>
-            <w:tcW w:w="0" w:type="auto"/>
-            <w:tcBorders>
-              <w:top w:val="single" w:sz="6" w:space="0" w:color="666666"/>
-              <w:left w:val="single" w:sz="6" w:space="0" w:color="666666"/>
-              <w:bottom w:val="single" w:sz="6" w:space="0" w:color="666666"/>
-              <w:right w:val="single" w:sz="6" w:space="0" w:color="666666"/>
-            </w:tcBorders>
-            <w:tcMar>
-              <w:top w:w="90" w:type="dxa"/>
-              <w:left w:w="90" w:type="dxa"/>
-              <w:bottom w:w="90" w:type="dxa"/>
-              <w:right w:w="90" w:type="dxa"/>
-            </w:tcMar>
-            <w:hideMark/>
-          </w:tcPr>
-          <w:p>
-            <w:pPr>
-              <w:spacing w:before="180" w:after="180"/>
-              <w:rPr>
-                <w:rFonts w:ascii="Calibri" w:eastAsia="Times New Roman" w:hAnsi="Calibri" w:cs="Calibri"/>
-                <w:b/>
-                <w:bCs/>
-                <w:sz w:val="22"/>
-                <w:szCs w:val="22"/>
-              </w:rPr>
-            </w:pPr>
-            <w:r>
-              <w:rPr>
-                <w:rFonts w:ascii="Calibri" w:eastAsia="Times New Roman" w:hAnsi="Calibri" w:cs="Calibri"/>
-                <w:b/>
-                <w:bCs/>
-                <w:sz w:val="22"/>
-                <w:szCs w:val="22"/>
-              </w:rPr>
-              <w:t>Actividad Ejecutada</w:t>
-            </w:r>
-          </w:p>
-        </w:tc>
-        <w:tc>
-          <w:tcPr>
-            <w:tcW w:w="0" w:type="auto"/>
-            <w:tcBorders>
-              <w:top w:val="single" w:sz="6" w:space="0" w:color="666666"/>
-              <w:left w:val="single" w:sz="6" w:space="0" w:color="666666"/>
-              <w:bottom w:val="single" w:sz="6" w:space="0" w:color="666666"/>
-              <w:right w:val="single" w:sz="6" w:space="0" w:color="666666"/>
-            </w:tcBorders>
-            <w:tcMar>
-              <w:top w:w="90" w:type="dxa"/>
-              <w:left w:w="90" w:type="dxa"/>
-              <w:bottom w:w="90" w:type="dxa"/>
-              <w:right w:w="90" w:type="dxa"/>
-            </w:tcMar>
-            <w:hideMark/>
-          </w:tcPr>
-          <w:p>
-            <w:pPr>
-              <w:spacing w:before="180" w:after="180"/>
-              <w:rPr>
-                <w:rFonts w:ascii="Calibri" w:eastAsia="Times New Roman" w:hAnsi="Calibri" w:cs="Calibri"/>
-                <w:b/>
-                <w:bCs/>
-                <w:sz w:val="22"/>
-                <w:szCs w:val="22"/>
-              </w:rPr>
-            </w:pPr>
-            <w:r>
-              <w:rPr>
-                <w:rFonts w:ascii="Calibri" w:eastAsia="Times New Roman" w:hAnsi="Calibri" w:cs="Calibri"/>
-                <w:b/>
-                <w:bCs/>
-                <w:sz w:val="22"/>
-                <w:szCs w:val="22"/>
-              </w:rPr>
-              <w:t>Evidencia Levantada (DEV)</w:t>
-            </w:r>
-          </w:p>
-        </w:tc>
-        <w:tc>
-          <w:tcPr>
-            <w:tcW w:w="0" w:type="auto"/>
-            <w:tcBorders>
-              <w:top w:val="single" w:sz="6" w:space="0" w:color="666666"/>
-              <w:left w:val="single" w:sz="6" w:space="0" w:color="666666"/>
-              <w:bottom w:val="single" w:sz="6" w:space="0" w:color="666666"/>
-              <w:right w:val="single" w:sz="6" w:space="0" w:color="666666"/>
-            </w:tcBorders>
-            <w:tcMar>
-              <w:top w:w="90" w:type="dxa"/>
-              <w:left w:w="90" w:type="dxa"/>
-              <w:bottom w:w="90" w:type="dxa"/>
-              <w:right w:w="90" w:type="dxa"/>
-            </w:tcMar>
-            <w:hideMark/>
-          </w:tcPr>
-          <w:p>
-            <w:pPr>
-              <w:spacing w:before="180" w:after="180"/>
-              <w:rPr>
-                <w:rFonts w:ascii="Calibri" w:eastAsia="Times New Roman" w:hAnsi="Calibri" w:cs="Calibri"/>
-                <w:b/>
-                <w:bCs/>
-                <w:sz w:val="22"/>
-                <w:szCs w:val="22"/>
-              </w:rPr>
-            </w:pPr>
-            <w:r>
-              <w:rPr>
-                <w:rFonts w:ascii="Calibri" w:eastAsia="Times New Roman" w:hAnsi="Calibri" w:cs="Calibri"/>
-                <w:b/>
-                <w:bCs/>
-                <w:sz w:val="22"/>
-                <w:szCs w:val="22"/>
-              </w:rPr>
-              <w:t>Resultado Observado</w:t>
-            </w:r>
-          </w:p>
-        </w:tc>
-        <w:tc>
-          <w:tcPr>
-            <w:tcW w:w="0" w:type="auto"/>
-            <w:tcBorders>
-              <w:top w:val="single" w:sz="6" w:space="0" w:color="666666"/>
-              <w:left w:val="single" w:sz="6" w:space="0" w:color="666666"/>
-              <w:bottom w:val="single" w:sz="6" w:space="0" w:color="666666"/>
-              <w:right w:val="single" w:sz="6" w:space="0" w:color="666666"/>
-            </w:tcBorders>
-            <w:tcMar>
-              <w:top w:w="90" w:type="dxa"/>
-              <w:left w:w="90" w:type="dxa"/>
-              <w:bottom w:w="90" w:type="dxa"/>
-              <w:right w:w="90" w:type="dxa"/>
-            </w:tcMar>
-            <w:hideMark/>
-          </w:tcPr>
-          <w:p>
-            <w:pPr>
-              <w:spacing w:before="180" w:after="180"/>
-              <w:rPr>
-                <w:rFonts w:ascii="Calibri" w:eastAsia="Times New Roman" w:hAnsi="Calibri" w:cs="Calibri"/>
-                <w:b/>
-                <w:bCs/>
-                <w:sz w:val="22"/>
-                <w:szCs w:val="22"/>
-              </w:rPr>
-            </w:pPr>
-            <w:r>
-              <w:rPr>
-                <w:rFonts w:ascii="Calibri" w:eastAsia="Times New Roman" w:hAnsi="Calibri" w:cs="Calibri"/>
-                <w:b/>
-                <w:bCs/>
-                <w:sz w:val="22"/>
-                <w:szCs w:val="22"/>
-              </w:rPr>
-              <w:t>Acción Siguiente</w:t>
-            </w:r>
-          </w:p>
-        </w:tc>
-      </w:tr>
-      <w:tr>
-        <w:tc>
-          <w:tcPr>
-            <w:tcW w:w="0" w:type="auto"/>
-            <w:tcBorders>
-              <w:top w:val="single" w:sz="6" w:space="0" w:color="666666"/>
-              <w:left w:val="single" w:sz="6" w:space="0" w:color="666666"/>
-              <w:bottom w:val="single" w:sz="6" w:space="0" w:color="666666"/>
-              <w:right w:val="single" w:sz="6" w:space="0" w:color="666666"/>
-            </w:tcBorders>
-            <w:tcMar>
-              <w:top w:w="90" w:type="dxa"/>
-              <w:left w:w="90" w:type="dxa"/>
-              <w:bottom w:w="90" w:type="dxa"/>
-              <w:right w:w="90" w:type="dxa"/>
-            </w:tcMar>
-            <w:hideMark/>
-          </w:tcPr>
-          <w:p>
-            <w:pPr>
-              <w:spacing w:before="180" w:after="180"/>
-              <w:rPr>
-                <w:rFonts w:ascii="Calibri" w:eastAsia="Times New Roman" w:hAnsi="Calibri" w:cs="Calibri"/>
-                <w:sz w:val="22"/>
-                <w:szCs w:val="22"/>
-              </w:rPr>
-            </w:pPr>
-            <w:r>
-              <w:rPr>
-                <w:rStyle w:val="Fuerte"/>
-                <w:rFonts w:ascii="Calibri" w:eastAsia="Times New Roman" w:hAnsi="Calibri" w:cs="Calibri"/>
-                <w:sz w:val="22"/>
-                <w:szCs w:val="22"/>
-              </w:rPr>
-              <w:t>Vida Saludable</w:t>
-            </w:r>
-          </w:p>
-        </w:tc>
-        <w:tc>
-          <w:tcPr>
-            <w:tcW w:w="0" w:type="auto"/>
-            <w:tcBorders>
-              <w:top w:val="single" w:sz="6" w:space="0" w:color="666666"/>
-              <w:left w:val="single" w:sz="6" w:space="0" w:color="666666"/>
-              <w:bottom w:val="single" w:sz="6" w:space="0" w:color="666666"/>
-              <w:right w:val="single" w:sz="6" w:space="0" w:color="666666"/>
-            </w:tcBorders>
-            <w:tcMar>
-              <w:top w:w="90" w:type="dxa"/>
-              <w:left w:w="90" w:type="dxa"/>
-              <w:bottom w:w="90" w:type="dxa"/>
-              <w:right w:w="90" w:type="dxa"/>
-            </w:tcMar>
-            <w:hideMark/>
-          </w:tcPr>
-          <w:p>
-            <w:pPr>
-              <w:spacing w:before="180" w:after="180"/>
-              <w:rPr>
-                <w:rFonts w:ascii="Calibri" w:eastAsia="Times New Roman" w:hAnsi="Calibri" w:cs="Calibri"/>
-                <w:sz w:val="22"/>
-                <w:szCs w:val="22"/>
-              </w:rPr>
-            </w:pPr>
-            <w:r>
-              <w:rPr>
-                <w:rFonts w:ascii="Calibri" w:eastAsia="Times New Roman" w:hAnsi="Calibri" w:cs="Calibri"/>
-                <w:sz w:val="22"/>
-                <w:szCs w:val="22"/>
-              </w:rPr>
-              <w:t>Corridas de orquestador y automatización por lotes Veracruz y Puebla.</w:t>
-            </w:r>
-          </w:p>
-        </w:tc>
-        <w:tc>
-          <w:tcPr>
-            <w:tcW w:w="0" w:type="auto"/>
-            <w:tcBorders>
-              <w:top w:val="single" w:sz="6" w:space="0" w:color="666666"/>
-              <w:left w:val="single" w:sz="6" w:space="0" w:color="666666"/>
-              <w:bottom w:val="single" w:sz="6" w:space="0" w:color="666666"/>
-              <w:right w:val="single" w:sz="6" w:space="0" w:color="666666"/>
-            </w:tcBorders>
-            <w:tcMar>
-              <w:top w:w="90" w:type="dxa"/>
-              <w:left w:w="90" w:type="dxa"/>
-              <w:bottom w:w="90" w:type="dxa"/>
-              <w:right w:w="90" w:type="dxa"/>
-            </w:tcMar>
-            <w:hideMark/>
-          </w:tcPr>
-          <w:p>
-            <w:pPr>
-              <w:spacing w:before="180" w:after="180"/>
-              <w:rPr>
-                <w:rFonts w:ascii="Calibri" w:eastAsia="Times New Roman" w:hAnsi="Calibri" w:cs="Calibri"/>
-                <w:sz w:val="22"/>
-                <w:szCs w:val="22"/>
-              </w:rPr>
-            </w:pPr>
-            <w:r>
-              <w:rPr>
-                <w:rFonts w:ascii="Calibri" w:eastAsia="Times New Roman" w:hAnsi="Calibri" w:cs="Calibri"/>
-                <w:sz w:val="22"/>
-                <w:szCs w:val="22"/>
-              </w:rPr>
-              <w:t>Lotes registrados en BD relacional y PDFs en rutas de salida físicas.</w:t>
-            </w:r>
-          </w:p>
-        </w:tc>
-        <w:tc>
-          <w:tcPr>
-            <w:tcW w:w="0" w:type="auto"/>
-            <w:tcBorders>
-              <w:top w:val="single" w:sz="6" w:space="0" w:color="666666"/>
-              <w:left w:val="single" w:sz="6" w:space="0" w:color="666666"/>
-              <w:bottom w:val="single" w:sz="6" w:space="0" w:color="666666"/>
-              <w:right w:val="single" w:sz="6" w:space="0" w:color="666666"/>
-            </w:tcBorders>
-            <w:tcMar>
-              <w:top w:w="90" w:type="dxa"/>
-              <w:left w:w="90" w:type="dxa"/>
-              <w:bottom w:w="90" w:type="dxa"/>
-              <w:right w:w="90" w:type="dxa"/>
-            </w:tcMar>
-            <w:hideMark/>
-          </w:tcPr>
-          <w:p>
-            <w:pPr>
-              <w:spacing w:before="180" w:after="180"/>
-              <w:rPr>
-                <w:rFonts w:ascii="Calibri" w:eastAsia="Times New Roman" w:hAnsi="Calibri" w:cs="Calibri"/>
-                <w:sz w:val="22"/>
-                <w:szCs w:val="22"/>
-              </w:rPr>
-            </w:pPr>
-            <w:r>
-              <w:rPr>
-                <w:rFonts w:ascii="Calibri" w:eastAsia="Times New Roman" w:hAnsi="Calibri" w:cs="Calibri"/>
-                <w:sz w:val="22"/>
-                <w:szCs w:val="22"/>
-              </w:rPr>
-              <w:t>13,920 PDFs estructurados y alta tasa de éxito de descarga.</w:t>
-            </w:r>
-          </w:p>
-        </w:tc>
-        <w:tc>
-          <w:tcPr>
-            <w:tcW w:w="0" w:type="auto"/>
-            <w:tcBorders>
-              <w:top w:val="single" w:sz="6" w:space="0" w:color="666666"/>
-              <w:left w:val="single" w:sz="6" w:space="0" w:color="666666"/>
-              <w:bottom w:val="single" w:sz="6" w:space="0" w:color="666666"/>
-              <w:right w:val="single" w:sz="6" w:space="0" w:color="666666"/>
-            </w:tcBorders>
-            <w:tcMar>
-              <w:top w:w="90" w:type="dxa"/>
-              <w:left w:w="90" w:type="dxa"/>
-              <w:bottom w:w="90" w:type="dxa"/>
-              <w:right w:w="90" w:type="dxa"/>
-            </w:tcMar>
-            <w:hideMark/>
-          </w:tcPr>
-          <w:p>
-            <w:pPr>
-              <w:spacing w:before="180" w:after="180"/>
-              <w:rPr>
-                <w:rFonts w:ascii="Calibri" w:eastAsia="Times New Roman" w:hAnsi="Calibri" w:cs="Calibri"/>
-                <w:sz w:val="22"/>
-                <w:szCs w:val="22"/>
-              </w:rPr>
-            </w:pPr>
-            <w:r>
-              <w:rPr>
-                <w:rFonts w:ascii="Calibri" w:eastAsia="Times New Roman" w:hAnsi="Calibri" w:cs="Calibri"/>
-                <w:sz w:val="22"/>
-                <w:szCs w:val="22"/>
-              </w:rPr>
-              <w:t>Extender generación automática de cartas fusionadas.</w:t>
-            </w:r>
-          </w:p>
-        </w:tc>
-      </w:tr>
-      <w:tr>
-        <w:tc>
-          <w:tcPr>
-            <w:tcW w:w="0" w:type="auto"/>
-            <w:tcBorders>
-              <w:top w:val="single" w:sz="6" w:space="0" w:color="666666"/>
-              <w:left w:val="single" w:sz="6" w:space="0" w:color="666666"/>
-              <w:bottom w:val="single" w:sz="6" w:space="0" w:color="666666"/>
-              <w:right w:val="single" w:sz="6" w:space="0" w:color="666666"/>
-            </w:tcBorders>
-            <w:tcMar>
-              <w:top w:w="90" w:type="dxa"/>
-              <w:left w:w="90" w:type="dxa"/>
-              <w:bottom w:w="90" w:type="dxa"/>
-              <w:right w:w="90" w:type="dxa"/>
-            </w:tcMar>
-            <w:hideMark/>
-          </w:tcPr>
-          <w:p>
-            <w:pPr>
-              <w:spacing w:before="180" w:after="180"/>
-              <w:rPr>
-                <w:rFonts w:ascii="Calibri" w:eastAsia="Times New Roman" w:hAnsi="Calibri" w:cs="Calibri"/>
-                <w:sz w:val="22"/>
-                <w:szCs w:val="22"/>
-              </w:rPr>
-            </w:pPr>
-            <w:r>
-              <w:rPr>
-                <w:rStyle w:val="Fuerte"/>
-                <w:rFonts w:ascii="Calibri" w:eastAsia="Times New Roman" w:hAnsi="Calibri" w:cs="Calibri"/>
-                <w:sz w:val="22"/>
-                <w:szCs w:val="22"/>
-              </w:rPr>
-              <w:t>Rendimiento BD</w:t>
-            </w:r>
-          </w:p>
-        </w:tc>
-        <w:tc>
-          <w:tcPr>
-            <w:tcW w:w="0" w:type="auto"/>
-            <w:tcBorders>
-              <w:top w:val="single" w:sz="6" w:space="0" w:color="666666"/>
-              <w:left w:val="single" w:sz="6" w:space="0" w:color="666666"/>
-              <w:bottom w:val="single" w:sz="6" w:space="0" w:color="666666"/>
-              <w:right w:val="single" w:sz="6" w:space="0" w:color="666666"/>
-            </w:tcBorders>
-            <w:tcMar>
-              <w:top w:w="90" w:type="dxa"/>
-              <w:left w:w="90" w:type="dxa"/>
-              <w:bottom w:w="90" w:type="dxa"/>
-              <w:right w:w="90" w:type="dxa"/>
-            </w:tcMar>
-            <w:hideMark/>
-          </w:tcPr>
-          <w:p>
-            <w:pPr>
-              <w:spacing w:before="180" w:after="180"/>
-              <w:rPr>
-                <w:rFonts w:ascii="Calibri" w:eastAsia="Times New Roman" w:hAnsi="Calibri" w:cs="Calibri"/>
-                <w:sz w:val="22"/>
-                <w:szCs w:val="22"/>
-              </w:rPr>
-            </w:pPr>
-            <w:r>
-              <w:rPr>
-                <w:rFonts w:ascii="Calibri" w:eastAsia="Times New Roman" w:hAnsi="Calibri" w:cs="Calibri"/>
-                <w:sz w:val="22"/>
-                <w:szCs w:val="22"/>
-              </w:rPr>
-              <w:t>Aplicación de índices compuestos e inspección de planes de ejecución.</w:t>
-            </w:r>
-          </w:p>
-        </w:tc>
-        <w:tc>
-          <w:tcPr>
-            <w:tcW w:w="0" w:type="auto"/>
-            <w:tcBorders>
-              <w:top w:val="single" w:sz="6" w:space="0" w:color="666666"/>
-              <w:left w:val="single" w:sz="6" w:space="0" w:color="666666"/>
-              <w:bottom w:val="single" w:sz="6" w:space="0" w:color="666666"/>
-              <w:right w:val="single" w:sz="6" w:space="0" w:color="666666"/>
-            </w:tcBorders>
-            <w:tcMar>
-              <w:top w:w="90" w:type="dxa"/>
-              <w:left w:w="90" w:type="dxa"/>
-              <w:bottom w:w="90" w:type="dxa"/>
-              <w:right w:w="90" w:type="dxa"/>
-            </w:tcMar>
-            <w:hideMark/>
-          </w:tcPr>
-          <w:p>
-            <w:pPr>
-              <w:spacing w:before="180" w:after="180"/>
-              <w:rPr>
-                <w:rFonts w:ascii="Calibri" w:eastAsia="Times New Roman" w:hAnsi="Calibri" w:cs="Calibri"/>
-                <w:sz w:val="22"/>
-                <w:szCs w:val="22"/>
-              </w:rPr>
-            </w:pPr>
-            <w:r>
-              <w:rPr>
-                <w:rFonts w:ascii="Calibri" w:eastAsia="Times New Roman" w:hAnsi="Calibri" w:cs="Calibri"/>
-                <w:sz w:val="22"/>
-                <w:szCs w:val="22"/>
-              </w:rPr>
-              <w:t xml:space="preserve">Registros </w:t>
-            </w:r>
-            <w:r>
-              <w:rPr>
-                <w:rStyle w:val="CdigoHTML"/>
-              </w:rPr>
-              <w:t>EXPLAIN ANALYZE</w:t>
-            </w:r>
-            <w:r>
-              <w:rPr>
-                <w:rFonts w:ascii="Calibri" w:eastAsia="Times New Roman" w:hAnsi="Calibri" w:cs="Calibri"/>
-                <w:sz w:val="22"/>
-                <w:szCs w:val="22"/>
-              </w:rPr>
-              <w:t xml:space="preserve"> e índices compuestos creados.</w:t>
-            </w:r>
-          </w:p>
-        </w:tc>
-        <w:tc>
-          <w:tcPr>
-            <w:tcW w:w="0" w:type="auto"/>
-            <w:tcBorders>
-              <w:top w:val="single" w:sz="6" w:space="0" w:color="666666"/>
-              <w:left w:val="single" w:sz="6" w:space="0" w:color="666666"/>
-              <w:bottom w:val="single" w:sz="6" w:space="0" w:color="666666"/>
-              <w:right w:val="single" w:sz="6" w:space="0" w:color="666666"/>
-            </w:tcBorders>
-            <w:tcMar>
-              <w:top w:w="90" w:type="dxa"/>
-              <w:left w:w="90" w:type="dxa"/>
-              <w:bottom w:w="90" w:type="dxa"/>
-              <w:right w:w="90" w:type="dxa"/>
-            </w:tcMar>
-            <w:hideMark/>
-          </w:tcPr>
-          <w:p>
-            <w:pPr>
-              <w:spacing w:before="180" w:after="180"/>
-              <w:rPr>
-                <w:rFonts w:ascii="Calibri" w:eastAsia="Times New Roman" w:hAnsi="Calibri" w:cs="Calibri"/>
-                <w:sz w:val="22"/>
-                <w:szCs w:val="22"/>
-              </w:rPr>
-            </w:pPr>
-            <w:r>
-              <w:rPr>
-                <w:rFonts w:ascii="Calibri" w:eastAsia="Times New Roman" w:hAnsi="Calibri" w:cs="Calibri"/>
-                <w:sz w:val="22"/>
-                <w:szCs w:val="22"/>
-              </w:rPr>
-              <w:t>Consulta de extracció</w:t>
-            </w:r>
-            <w:r>
-              <w:rPr>
-                <w:rFonts w:ascii="Calibri" w:eastAsia="Times New Roman" w:hAnsi="Calibri" w:cs="Calibri"/>
-                <w:sz w:val="22"/>
-                <w:szCs w:val="22"/>
-              </w:rPr>
-              <w:t>n reducida de 3.2s a 0.18s.</w:t>
-            </w:r>
-          </w:p>
-        </w:tc>
-        <w:tc>
-          <w:tcPr>
-            <w:tcW w:w="0" w:type="auto"/>
-            <w:tcBorders>
-              <w:top w:val="single" w:sz="6" w:space="0" w:color="666666"/>
-              <w:left w:val="single" w:sz="6" w:space="0" w:color="666666"/>
-              <w:bottom w:val="single" w:sz="6" w:space="0" w:color="666666"/>
-              <w:right w:val="single" w:sz="6" w:space="0" w:color="666666"/>
-            </w:tcBorders>
-            <w:tcMar>
-              <w:top w:w="90" w:type="dxa"/>
-              <w:left w:w="90" w:type="dxa"/>
-              <w:bottom w:w="90" w:type="dxa"/>
-              <w:right w:w="90" w:type="dxa"/>
-            </w:tcMar>
-            <w:hideMark/>
-          </w:tcPr>
-          <w:p>
-            <w:pPr>
-              <w:spacing w:before="180" w:after="180"/>
-              <w:rPr>
-                <w:rFonts w:ascii="Calibri" w:eastAsia="Times New Roman" w:hAnsi="Calibri" w:cs="Calibri"/>
-                <w:sz w:val="22"/>
-                <w:szCs w:val="22"/>
-              </w:rPr>
-            </w:pPr>
-            <w:r>
-              <w:rPr>
-                <w:rFonts w:ascii="Calibri" w:eastAsia="Times New Roman" w:hAnsi="Calibri" w:cs="Calibri"/>
-                <w:sz w:val="22"/>
-                <w:szCs w:val="22"/>
-              </w:rPr>
-              <w:t>Evaluar planes de retención y compactación sobre bitácoras de eventos.</w:t>
-            </w:r>
-          </w:p>
-        </w:tc>
-      </w:tr>
-      <w:tr>
-        <w:tc>
-          <w:tcPr>
-            <w:tcW w:w="0" w:type="auto"/>
-            <w:tcBorders>
-              <w:top w:val="single" w:sz="6" w:space="0" w:color="666666"/>
-              <w:left w:val="single" w:sz="6" w:space="0" w:color="666666"/>
-              <w:bottom w:val="single" w:sz="6" w:space="0" w:color="666666"/>
-              <w:right w:val="single" w:sz="6" w:space="0" w:color="666666"/>
-            </w:tcBorders>
-            <w:tcMar>
-              <w:top w:w="90" w:type="dxa"/>
-              <w:left w:w="90" w:type="dxa"/>
-              <w:bottom w:w="90" w:type="dxa"/>
-              <w:right w:w="90" w:type="dxa"/>
-            </w:tcMar>
-            <w:hideMark/>
-          </w:tcPr>
-          <w:p>
-            <w:pPr>
-              <w:spacing w:before="180" w:after="180"/>
-              <w:rPr>
-                <w:rFonts w:ascii="Calibri" w:eastAsia="Times New Roman" w:hAnsi="Calibri" w:cs="Calibri"/>
-                <w:sz w:val="22"/>
-                <w:szCs w:val="22"/>
-              </w:rPr>
-            </w:pPr>
-            <w:r>
-              <w:rPr>
-                <w:rStyle w:val="Fuerte"/>
-                <w:rFonts w:ascii="Calibri" w:eastAsia="Times New Roman" w:hAnsi="Calibri" w:cs="Calibri"/>
-                <w:sz w:val="22"/>
-                <w:szCs w:val="22"/>
-              </w:rPr>
-              <w:t>Monitoreo</w:t>
-            </w:r>
-          </w:p>
-        </w:tc>
-        <w:tc>
-          <w:tcPr>
-            <w:tcW w:w="0" w:type="auto"/>
-            <w:tcBorders>
-              <w:top w:val="single" w:sz="6" w:space="0" w:color="666666"/>
-              <w:left w:val="single" w:sz="6" w:space="0" w:color="666666"/>
-              <w:bottom w:val="single" w:sz="6" w:space="0" w:color="666666"/>
-              <w:right w:val="single" w:sz="6" w:space="0" w:color="666666"/>
-            </w:tcBorders>
-            <w:tcMar>
-              <w:top w:w="90" w:type="dxa"/>
-              <w:left w:w="90" w:type="dxa"/>
-              <w:bottom w:w="90" w:type="dxa"/>
-              <w:right w:w="90" w:type="dxa"/>
-            </w:tcMar>
-            <w:hideMark/>
-          </w:tcPr>
-          <w:p>
-            <w:pPr>
-              <w:spacing w:before="180" w:after="180"/>
-              <w:rPr>
-                <w:rFonts w:ascii="Calibri" w:eastAsia="Times New Roman" w:hAnsi="Calibri" w:cs="Calibri"/>
-                <w:sz w:val="22"/>
-                <w:szCs w:val="22"/>
-              </w:rPr>
-            </w:pPr>
-            <w:r>
-              <w:rPr>
-                <w:rFonts w:ascii="Calibri" w:eastAsia="Times New Roman" w:hAnsi="Calibri" w:cs="Calibri"/>
-                <w:sz w:val="22"/>
-                <w:szCs w:val="22"/>
-              </w:rPr>
-              <w:t>Análisis de trazas y calibración de disparadores de alerta técnica.</w:t>
-            </w:r>
-          </w:p>
-        </w:tc>
-        <w:tc>
-          <w:tcPr>
-            <w:tcW w:w="0" w:type="auto"/>
-            <w:tcBorders>
-              <w:top w:val="single" w:sz="6" w:space="0" w:color="666666"/>
-              <w:left w:val="single" w:sz="6" w:space="0" w:color="666666"/>
-              <w:bottom w:val="single" w:sz="6" w:space="0" w:color="666666"/>
-              <w:right w:val="single" w:sz="6" w:space="0" w:color="666666"/>
-            </w:tcBorders>
-            <w:tcMar>
-              <w:top w:w="90" w:type="dxa"/>
-              <w:left w:w="90" w:type="dxa"/>
-              <w:bottom w:w="90" w:type="dxa"/>
-              <w:right w:w="90" w:type="dxa"/>
-            </w:tcMar>
-            <w:hideMark/>
-          </w:tcPr>
-          <w:p>
-            <w:pPr>
-              <w:spacing w:before="180" w:after="180"/>
-              <w:rPr>
-                <w:rFonts w:ascii="Calibri" w:eastAsia="Times New Roman" w:hAnsi="Calibri" w:cs="Calibri"/>
-                <w:sz w:val="22"/>
-                <w:szCs w:val="22"/>
-              </w:rPr>
-            </w:pPr>
-            <w:r>
-              <w:rPr>
-                <w:rFonts w:ascii="Calibri" w:eastAsia="Times New Roman" w:hAnsi="Calibri" w:cs="Calibri"/>
-                <w:sz w:val="22"/>
-                <w:szCs w:val="22"/>
-              </w:rPr>
-              <w:t xml:space="preserve">Bitácoras en </w:t>
-            </w:r>
-            <w:r>
-              <w:rPr>
-                <w:rStyle w:val="CdigoHTML"/>
-              </w:rPr>
-              <w:t>logs/app_errors.log</w:t>
-            </w:r>
-            <w:r>
-              <w:rPr>
-                <w:rFonts w:ascii="Calibri" w:eastAsia="Times New Roman" w:hAnsi="Calibri" w:cs="Calibri"/>
-                <w:sz w:val="22"/>
-                <w:szCs w:val="22"/>
-              </w:rPr>
-              <w:t xml:space="preserve"> </w:t>
-            </w:r>
-            <w:r>
-              <w:rPr>
-                <w:rFonts w:ascii="Calibri" w:eastAsia="Times New Roman" w:hAnsi="Calibri" w:cs="Calibri"/>
-                <w:sz w:val="22"/>
-                <w:szCs w:val="22"/>
-              </w:rPr>
-              <w:t>y reportes agregados en BD.</w:t>
-            </w:r>
-          </w:p>
-        </w:tc>
-        <w:tc>
-          <w:tcPr>
-            <w:tcW w:w="0" w:type="auto"/>
-            <w:tcBorders>
-              <w:top w:val="single" w:sz="6" w:space="0" w:color="666666"/>
-              <w:left w:val="single" w:sz="6" w:space="0" w:color="666666"/>
-              <w:bottom w:val="single" w:sz="6" w:space="0" w:color="666666"/>
-              <w:right w:val="single" w:sz="6" w:space="0" w:color="666666"/>
-            </w:tcBorders>
-            <w:tcMar>
-              <w:top w:w="90" w:type="dxa"/>
-              <w:left w:w="90" w:type="dxa"/>
-              <w:bottom w:w="90" w:type="dxa"/>
-              <w:right w:w="90" w:type="dxa"/>
-            </w:tcMar>
-            <w:hideMark/>
-          </w:tcPr>
-          <w:p>
-            <w:pPr>
-              <w:spacing w:before="180" w:after="180"/>
-              <w:rPr>
-                <w:rFonts w:ascii="Calibri" w:eastAsia="Times New Roman" w:hAnsi="Calibri" w:cs="Calibri"/>
-                <w:sz w:val="22"/>
-                <w:szCs w:val="22"/>
-              </w:rPr>
-            </w:pPr>
-            <w:r>
-              <w:rPr>
-                <w:rFonts w:ascii="Calibri" w:eastAsia="Times New Roman" w:hAnsi="Calibri" w:cs="Calibri"/>
-                <w:sz w:val="22"/>
-                <w:szCs w:val="22"/>
-              </w:rPr>
-              <w:t>Ajuste de nivel preventivo al 3% y alertas por lote stuck a 45 minutos.</w:t>
-            </w:r>
-          </w:p>
-        </w:tc>
-        <w:tc>
-          <w:tcPr>
-            <w:tcW w:w="0" w:type="auto"/>
-            <w:tcBorders>
-              <w:top w:val="single" w:sz="6" w:space="0" w:color="666666"/>
-              <w:left w:val="single" w:sz="6" w:space="0" w:color="666666"/>
-              <w:bottom w:val="single" w:sz="6" w:space="0" w:color="666666"/>
-              <w:right w:val="single" w:sz="6" w:space="0" w:color="666666"/>
-            </w:tcBorders>
-            <w:tcMar>
-              <w:top w:w="90" w:type="dxa"/>
-              <w:left w:w="90" w:type="dxa"/>
-              <w:bottom w:w="90" w:type="dxa"/>
-              <w:right w:w="90" w:type="dxa"/>
-            </w:tcMar>
-            <w:hideMark/>
-          </w:tcPr>
-          <w:p>
-            <w:pPr>
-              <w:spacing w:before="180" w:after="180"/>
-              <w:rPr>
-                <w:rFonts w:ascii="Calibri" w:eastAsia="Times New Roman" w:hAnsi="Calibri" w:cs="Calibri"/>
-                <w:sz w:val="22"/>
-                <w:szCs w:val="22"/>
-              </w:rPr>
-            </w:pPr>
-            <w:r>
-              <w:rPr>
-                <w:rFonts w:ascii="Calibri" w:eastAsia="Times New Roman" w:hAnsi="Calibri" w:cs="Calibri"/>
-                <w:sz w:val="22"/>
-                <w:szCs w:val="22"/>
-              </w:rPr>
-              <w:t>Conectar alertas con notificaciones por canal alterno.</w:t>
-            </w:r>
-          </w:p>
-        </w:tc>
-      </w:tr>
-      <w:tr>
-        <w:tc>
-          <w:tcPr>
-            <w:tcW w:w="0" w:type="auto"/>
-            <w:tcBorders>
-              <w:top w:val="single" w:sz="6" w:space="0" w:color="666666"/>
-              <w:left w:val="single" w:sz="6" w:space="0" w:color="666666"/>
-              <w:bottom w:val="single" w:sz="6" w:space="0" w:color="666666"/>
-              <w:right w:val="single" w:sz="6" w:space="0" w:color="666666"/>
-            </w:tcBorders>
-            <w:tcMar>
-              <w:top w:w="90" w:type="dxa"/>
-              <w:left w:w="90" w:type="dxa"/>
-              <w:bottom w:w="90" w:type="dxa"/>
-              <w:right w:w="90" w:type="dxa"/>
-            </w:tcMar>
-            <w:hideMark/>
-          </w:tcPr>
-          <w:p>
-            <w:pPr>
-              <w:spacing w:before="180" w:after="180"/>
-              <w:rPr>
-                <w:rFonts w:ascii="Calibri" w:eastAsia="Times New Roman" w:hAnsi="Calibri" w:cs="Calibri"/>
-                <w:sz w:val="22"/>
-                <w:szCs w:val="22"/>
-              </w:rPr>
-            </w:pPr>
-            <w:r>
-              <w:rPr>
-                <w:rStyle w:val="Fuerte"/>
-                <w:rFonts w:ascii="Calibri" w:eastAsia="Times New Roman" w:hAnsi="Calibri" w:cs="Calibri"/>
-                <w:sz w:val="22"/>
-                <w:szCs w:val="22"/>
-              </w:rPr>
-              <w:t>Datos para IA</w:t>
-            </w:r>
-          </w:p>
-        </w:tc>
-        <w:tc>
-          <w:tcPr>
-            <w:tcW w:w="0" w:type="auto"/>
-            <w:tcBorders>
-              <w:top w:val="single" w:sz="6" w:space="0" w:color="666666"/>
-              <w:left w:val="single" w:sz="6" w:space="0" w:color="666666"/>
-              <w:bottom w:val="single" w:sz="6" w:space="0" w:color="666666"/>
-              <w:right w:val="single" w:sz="6" w:space="0" w:color="666666"/>
-            </w:tcBorders>
-            <w:tcMar>
-              <w:top w:w="90" w:type="dxa"/>
-              <w:left w:w="90" w:type="dxa"/>
-              <w:bottom w:w="90" w:type="dxa"/>
-              <w:right w:w="90" w:type="dxa"/>
-            </w:tcMar>
-            <w:hideMark/>
-          </w:tcPr>
-          <w:p>
-            <w:pPr>
-              <w:spacing w:before="180" w:after="180"/>
-              <w:rPr>
-                <w:rFonts w:ascii="Calibri" w:eastAsia="Times New Roman" w:hAnsi="Calibri" w:cs="Calibri"/>
-                <w:sz w:val="22"/>
-                <w:szCs w:val="22"/>
-              </w:rPr>
-            </w:pPr>
-            <w:r>
-              <w:rPr>
-                <w:rFonts w:ascii="Calibri" w:eastAsia="Times New Roman" w:hAnsi="Calibri" w:cs="Calibri"/>
-                <w:sz w:val="22"/>
-                <w:szCs w:val="22"/>
-              </w:rPr>
-              <w:t>Curación, anonimización criptográfica y enmascaramiento de datos.</w:t>
-            </w:r>
-          </w:p>
-        </w:tc>
-        <w:tc>
-          <w:tcPr>
-            <w:tcW w:w="0" w:type="auto"/>
-            <w:tcBorders>
-              <w:top w:val="single" w:sz="6" w:space="0" w:color="666666"/>
-              <w:left w:val="single" w:sz="6" w:space="0" w:color="666666"/>
-              <w:bottom w:val="single" w:sz="6" w:space="0" w:color="666666"/>
-              <w:right w:val="single" w:sz="6" w:space="0" w:color="666666"/>
-            </w:tcBorders>
-            <w:tcMar>
-              <w:top w:w="90" w:type="dxa"/>
-              <w:left w:w="90" w:type="dxa"/>
-              <w:bottom w:w="90" w:type="dxa"/>
-              <w:right w:w="90" w:type="dxa"/>
-            </w:tcMar>
-            <w:hideMark/>
-          </w:tcPr>
-          <w:p>
-            <w:pPr>
-              <w:spacing w:before="180" w:after="180"/>
-              <w:rPr>
-                <w:rFonts w:ascii="Calibri" w:eastAsia="Times New Roman" w:hAnsi="Calibri" w:cs="Calibri"/>
-                <w:sz w:val="22"/>
-                <w:szCs w:val="22"/>
-              </w:rPr>
-            </w:pPr>
-            <w:r>
-              <w:rPr>
-                <w:rFonts w:ascii="Calibri" w:eastAsia="Times New Roman" w:hAnsi="Calibri" w:cs="Calibri"/>
-                <w:sz w:val="22"/>
-                <w:szCs w:val="22"/>
-              </w:rPr>
-              <w:t>Cuatro archivos piloto (</w:t>
-            </w:r>
-            <w:r>
-              <w:rPr>
-                <w:rStyle w:val="CdigoHTML"/>
-              </w:rPr>
-              <w:t>dataset_*.csv</w:t>
-            </w:r>
-            <w:r>
-              <w:rPr>
-                <w:rFonts w:ascii="Calibri" w:eastAsia="Times New Roman" w:hAnsi="Calibri" w:cs="Calibri"/>
-                <w:sz w:val="22"/>
-                <w:szCs w:val="22"/>
-              </w:rPr>
-              <w:t>) de desidentificación.</w:t>
-            </w:r>
-          </w:p>
-        </w:tc>
-        <w:tc>
-          <w:tcPr>
-            <w:tcW w:w="0" w:type="auto"/>
-            <w:tcBorders>
-              <w:top w:val="single" w:sz="6" w:space="0" w:color="666666"/>
-              <w:left w:val="single" w:sz="6" w:space="0" w:color="666666"/>
-              <w:bottom w:val="single" w:sz="6" w:space="0" w:color="666666"/>
-              <w:right w:val="single" w:sz="6" w:space="0" w:color="666666"/>
-            </w:tcBorders>
-            <w:tcMar>
-              <w:top w:w="90" w:type="dxa"/>
-              <w:left w:w="90" w:type="dxa"/>
-              <w:bottom w:w="90" w:type="dxa"/>
-              <w:right w:w="90" w:type="dxa"/>
-            </w:tcMar>
-            <w:hideMark/>
-          </w:tcPr>
-          <w:p>
-            <w:pPr>
-              <w:spacing w:before="180" w:after="180"/>
-              <w:rPr>
-                <w:rFonts w:ascii="Calibri" w:eastAsia="Times New Roman" w:hAnsi="Calibri" w:cs="Calibri"/>
-                <w:sz w:val="22"/>
-                <w:szCs w:val="22"/>
-              </w:rPr>
-            </w:pPr>
-            <w:r>
-              <w:rPr>
-                <w:rFonts w:ascii="Calibri" w:eastAsia="Times New Roman" w:hAnsi="Calibri" w:cs="Calibri"/>
-                <w:sz w:val="22"/>
-                <w:szCs w:val="22"/>
-              </w:rPr>
-              <w:t>Formulación de variables (</w:t>
-            </w:r>
-            <w:r>
-              <w:rPr>
-                <w:rStyle w:val="CdigoHTML"/>
-              </w:rPr>
-              <w:t>num_workers</w:t>
-            </w:r>
-            <w:r>
-              <w:rPr>
-                <w:rFonts w:ascii="Calibri" w:eastAsia="Times New Roman" w:hAnsi="Calibri" w:cs="Calibri"/>
-                <w:sz w:val="22"/>
-                <w:szCs w:val="22"/>
-              </w:rPr>
-              <w:t xml:space="preserve">, </w:t>
-            </w:r>
-            <w:r>
-              <w:rPr>
-                <w:rStyle w:val="CdigoHTML"/>
-              </w:rPr>
-              <w:t>err_type</w:t>
-            </w:r>
-            <w:r>
-              <w:rPr>
-                <w:rFonts w:ascii="Calibri" w:eastAsia="Times New Roman" w:hAnsi="Calibri" w:cs="Calibri"/>
-                <w:sz w:val="22"/>
-                <w:szCs w:val="22"/>
-              </w:rPr>
-              <w:t>) para entrenamiento.</w:t>
-            </w:r>
-          </w:p>
-        </w:tc>
-        <w:tc>
-          <w:tcPr>
-            <w:tcW w:w="0" w:type="auto"/>
-            <w:tcBorders>
-              <w:top w:val="single" w:sz="6" w:space="0" w:color="666666"/>
-              <w:left w:val="single" w:sz="6" w:space="0" w:color="666666"/>
-              <w:bottom w:val="single" w:sz="6" w:space="0" w:color="666666"/>
-              <w:right w:val="single" w:sz="6" w:space="0" w:color="666666"/>
-            </w:tcBorders>
-            <w:tcMar>
-              <w:top w:w="90" w:type="dxa"/>
-              <w:left w:w="90" w:type="dxa"/>
-              <w:bottom w:w="90" w:type="dxa"/>
-              <w:right w:w="90" w:type="dxa"/>
-            </w:tcMar>
-            <w:hideMark/>
-          </w:tcPr>
-          <w:p>
-            <w:pPr>
-              <w:spacing w:before="180" w:after="180"/>
-              <w:rPr>
-                <w:rFonts w:ascii="Calibri" w:eastAsia="Times New Roman" w:hAnsi="Calibri" w:cs="Calibri"/>
-                <w:sz w:val="22"/>
-                <w:szCs w:val="22"/>
-              </w:rPr>
-            </w:pPr>
-            <w:r>
-              <w:rPr>
-                <w:rFonts w:ascii="Calibri" w:eastAsia="Times New Roman" w:hAnsi="Calibri" w:cs="Calibri"/>
-                <w:sz w:val="22"/>
-                <w:szCs w:val="22"/>
-              </w:rPr>
-              <w:t>Ejecutar pruebas piloto predictivas sobre fallos recurrentes.</w:t>
-            </w:r>
-          </w:p>
-        </w:tc>
-      </w:tr>
-      <w:tr>
-        <w:tc>
-          <w:tcPr>
-            <w:tcW w:w="0" w:type="auto"/>
-            <w:tcBorders>
-              <w:top w:val="single" w:sz="6" w:space="0" w:color="666666"/>
-              <w:left w:val="single" w:sz="6" w:space="0" w:color="666666"/>
-              <w:bottom w:val="single" w:sz="6" w:space="0" w:color="666666"/>
-              <w:right w:val="single" w:sz="6" w:space="0" w:color="666666"/>
-            </w:tcBorders>
-            <w:tcMar>
-              <w:top w:w="90" w:type="dxa"/>
-              <w:left w:w="90" w:type="dxa"/>
-              <w:bottom w:w="90" w:type="dxa"/>
-              <w:right w:w="90" w:type="dxa"/>
-            </w:tcMar>
-            <w:hideMark/>
-          </w:tcPr>
-          <w:p>
-            <w:pPr>
-              <w:spacing w:before="180" w:after="180"/>
-              <w:rPr>
-                <w:rFonts w:ascii="Calibri" w:eastAsia="Times New Roman" w:hAnsi="Calibri" w:cs="Calibri"/>
-                <w:sz w:val="22"/>
-                <w:szCs w:val="22"/>
-              </w:rPr>
-            </w:pPr>
-            <w:r>
-              <w:rPr>
-                <w:rStyle w:val="Fuerte"/>
-                <w:rFonts w:ascii="Calibri" w:eastAsia="Times New Roman" w:hAnsi="Calibri" w:cs="Calibri"/>
-                <w:sz w:val="22"/>
-                <w:szCs w:val="22"/>
-              </w:rPr>
-              <w:t>ETL/ELT</w:t>
-            </w:r>
-          </w:p>
-        </w:tc>
-        <w:tc>
-          <w:tcPr>
-            <w:tcW w:w="0" w:type="auto"/>
-            <w:tcBorders>
-              <w:top w:val="single" w:sz="6" w:space="0" w:color="666666"/>
-              <w:left w:val="single" w:sz="6" w:space="0" w:color="666666"/>
-              <w:bottom w:val="single" w:sz="6" w:space="0" w:color="666666"/>
-              <w:right w:val="single" w:sz="6" w:space="0" w:color="666666"/>
-            </w:tcBorders>
-            <w:tcMar>
-              <w:top w:w="90" w:type="dxa"/>
-              <w:left w:w="90" w:type="dxa"/>
-              <w:bottom w:w="90" w:type="dxa"/>
-              <w:right w:w="90" w:type="dxa"/>
-            </w:tcMar>
-            <w:hideMark/>
-          </w:tcPr>
-          <w:p>
-            <w:pPr>
-              <w:spacing w:before="180" w:after="180"/>
-              <w:rPr>
-                <w:rFonts w:ascii="Calibri" w:eastAsia="Times New Roman" w:hAnsi="Calibri" w:cs="Calibri"/>
-                <w:sz w:val="22"/>
-                <w:szCs w:val="22"/>
-              </w:rPr>
-            </w:pPr>
-            <w:r>
-              <w:rPr>
-                <w:rFonts w:ascii="Calibri" w:eastAsia="Times New Roman" w:hAnsi="Calibri" w:cs="Calibri"/>
-                <w:sz w:val="22"/>
-                <w:szCs w:val="22"/>
-              </w:rPr>
-              <w:t>Integración de desvío automático de errores de diseño.</w:t>
-            </w:r>
-          </w:p>
-        </w:tc>
-        <w:tc>
-          <w:tcPr>
-            <w:tcW w:w="0" w:type="auto"/>
-            <w:tcBorders>
-              <w:top w:val="single" w:sz="6" w:space="0" w:color="666666"/>
-              <w:left w:val="single" w:sz="6" w:space="0" w:color="666666"/>
-              <w:bottom w:val="single" w:sz="6" w:space="0" w:color="666666"/>
-              <w:right w:val="single" w:sz="6" w:space="0" w:color="666666"/>
-            </w:tcBorders>
-            <w:tcMar>
-              <w:top w:w="90" w:type="dxa"/>
-              <w:left w:w="90" w:type="dxa"/>
-              <w:bottom w:w="90" w:type="dxa"/>
-              <w:right w:w="90" w:type="dxa"/>
-            </w:tcMar>
-            <w:hideMark/>
-          </w:tcPr>
-          <w:p>
-            <w:pPr>
-              <w:spacing w:before="180" w:after="180"/>
-              <w:rPr>
-                <w:rFonts w:ascii="Calibri" w:eastAsia="Times New Roman" w:hAnsi="Calibri" w:cs="Calibri"/>
-                <w:sz w:val="22"/>
-                <w:szCs w:val="22"/>
-              </w:rPr>
-            </w:pPr>
-            <w:r>
-              <w:rPr>
-                <w:rFonts w:ascii="Calibri" w:eastAsia="Times New Roman" w:hAnsi="Calibri" w:cs="Calibri"/>
-                <w:sz w:val="22"/>
-                <w:szCs w:val="22"/>
-              </w:rPr>
-              <w:t xml:space="preserve">Script </w:t>
-            </w:r>
-            <w:r>
-              <w:rPr>
-                <w:rStyle w:val="CdigoHTML"/>
-              </w:rPr>
-              <w:t>etl_flat_files_test.py</w:t>
-            </w:r>
-            <w:r>
-              <w:rPr>
-                <w:rFonts w:ascii="Calibri" w:eastAsia="Times New Roman" w:hAnsi="Calibri" w:cs="Calibri"/>
-                <w:sz w:val="22"/>
-                <w:szCs w:val="22"/>
-              </w:rPr>
-              <w:t xml:space="preserve"> y salida en </w:t>
-            </w:r>
-            <w:r>
-              <w:rPr>
-                <w:rStyle w:val="CdigoHTML"/>
-              </w:rPr>
-              <w:t>depuracion_errores.json</w:t>
-            </w:r>
-            <w:r>
-              <w:rPr>
-                <w:rFonts w:ascii="Calibri" w:eastAsia="Times New Roman" w:hAnsi="Calibri" w:cs="Calibri"/>
-                <w:sz w:val="22"/>
-                <w:szCs w:val="22"/>
-              </w:rPr>
-              <w:t>.</w:t>
-            </w:r>
-          </w:p>
-        </w:tc>
-        <w:tc>
-          <w:tcPr>
-            <w:tcW w:w="0" w:type="auto"/>
-            <w:tcBorders>
-              <w:top w:val="single" w:sz="6" w:space="0" w:color="666666"/>
-              <w:left w:val="single" w:sz="6" w:space="0" w:color="666666"/>
-              <w:bottom w:val="single" w:sz="6" w:space="0" w:color="666666"/>
-              <w:right w:val="single" w:sz="6" w:space="0" w:color="666666"/>
-            </w:tcBorders>
-            <w:tcMar>
-              <w:top w:w="90" w:type="dxa"/>
-              <w:left w:w="90" w:type="dxa"/>
-              <w:bottom w:w="90" w:type="dxa"/>
-              <w:right w:w="90" w:type="dxa"/>
-            </w:tcMar>
-            <w:hideMark/>
-          </w:tcPr>
-          <w:p>
-            <w:pPr>
-              <w:spacing w:before="180" w:after="180"/>
-              <w:rPr>
-                <w:rFonts w:ascii="Calibri" w:eastAsia="Times New Roman" w:hAnsi="Calibri" w:cs="Calibri"/>
-                <w:sz w:val="22"/>
-                <w:szCs w:val="22"/>
-              </w:rPr>
-            </w:pPr>
-            <w:r>
-              <w:rPr>
-                <w:rFonts w:ascii="Calibri" w:eastAsia="Times New Roman" w:hAnsi="Calibri" w:cs="Calibri"/>
-                <w:sz w:val="22"/>
-                <w:szCs w:val="22"/>
-              </w:rPr>
-              <w:t>45 CURPs inválidas aisladas con éxito del lote principal de Puebla.</w:t>
-            </w:r>
-          </w:p>
-        </w:tc>
-        <w:tc>
-          <w:tcPr>
-            <w:tcW w:w="0" w:type="auto"/>
-            <w:tcBorders>
-              <w:top w:val="single" w:sz="6" w:space="0" w:color="666666"/>
-              <w:left w:val="single" w:sz="6" w:space="0" w:color="666666"/>
-              <w:bottom w:val="single" w:sz="6" w:space="0" w:color="666666"/>
-              <w:right w:val="single" w:sz="6" w:space="0" w:color="666666"/>
-            </w:tcBorders>
-            <w:tcMar>
-              <w:top w:w="90" w:type="dxa"/>
-              <w:left w:w="90" w:type="dxa"/>
-              <w:bottom w:w="90" w:type="dxa"/>
-              <w:right w:w="90" w:type="dxa"/>
-            </w:tcMar>
-            <w:hideMark/>
-          </w:tcPr>
-          <w:p>
-            <w:pPr>
-              <w:spacing w:before="180" w:after="180"/>
-              <w:rPr>
-                <w:rFonts w:ascii="Calibri" w:eastAsia="Times New Roman" w:hAnsi="Calibri" w:cs="Calibri"/>
-                <w:sz w:val="22"/>
-                <w:szCs w:val="22"/>
-              </w:rPr>
-            </w:pPr>
-            <w:r>
-              <w:rPr>
-                <w:rFonts w:ascii="Calibri" w:eastAsia="Times New Roman" w:hAnsi="Calibri" w:cs="Calibri"/>
-                <w:sz w:val="22"/>
-                <w:szCs w:val="22"/>
-              </w:rPr>
-              <w:t>Consolidar layouts definitivos sobre insumos multilaterales en junio.</w:t>
-            </w:r>
-          </w:p>
-        </w:tc>
-      </w:tr>
-    </w:tbl>
-    <w:p>
-      <w:pPr>
-        <w:pStyle w:val="Ttulo2"/>
-        <w:rPr>
-          <w:rFonts w:ascii="Calibri" w:eastAsia="Times New Roman" w:hAnsi="Calibri" w:cs="Calibri"/>
-        </w:rPr>
-      </w:pPr>
-      <w:r>
-        <w:rPr>
-          <w:rFonts w:ascii="Calibri" w:eastAsia="Times New Roman" w:hAnsi="Calibri" w:cs="Calibri"/>
-        </w:rPr>
-        <w:t>5. Reuniones y Acuerdos del Mes</w:t>
+        <w:t>4. Próximos Pasos (Cierre Trimestral Junio)</w:t>
       </w:r>
     </w:p>
     <w:p>
@@ -2827,20 +1240,11 @@
       </w:pPr>
       <w:r>
         <w:rPr>
-          <w:rStyle w:val="Fuerte"/>
-          <w:rFonts w:ascii="Calibri" w:eastAsia="Times New Roman" w:hAnsi="Calibri" w:cs="Calibri"/>
-          <w:sz w:val="22"/>
-          <w:szCs w:val="22"/>
-        </w:rPr>
-        <w:t>2026-05-08: Revisión de Avance Técnico y Configuración de DEV.</w:t>
-      </w:r>
-      <w:r>
-        <w:rPr>
-          <w:rFonts w:ascii="Calibri" w:eastAsia="Times New Roman" w:hAnsi="Calibri" w:cs="Calibri"/>
-          <w:sz w:val="22"/>
-          <w:szCs w:val="22"/>
-        </w:rPr>
-        <w:t xml:space="preserve"> Acuerdo: Iniciar las tres corridas del orquestador asignando hilos de forma incremental para monitorizar estabilidad de persistencia.</w:t>
+          <w:rFonts w:ascii="Calibri" w:eastAsia="Times New Roman" w:hAnsi="Calibri" w:cs="Calibri"/>
+          <w:sz w:val="22"/>
+          <w:szCs w:val="22"/>
+        </w:rPr>
+        <w:t>Consolidar la entrega documental del semestre preparando el corte trimestral del 30 de junio de 2026.</w:t>
       </w:r>
     </w:p>
     <w:p>
@@ -2858,56 +1262,11 @@
       </w:pPr>
       <w:r>
         <w:rPr>
-          <w:rStyle w:val="Fuerte"/>
-          <w:rFonts w:ascii="Calibri" w:eastAsia="Times New Roman" w:hAnsi="Calibri" w:cs="Calibri"/>
-          <w:sz w:val="22"/>
-          <w:szCs w:val="22"/>
-        </w:rPr>
-        <w:t>2026-05-18: Reunión de Desempeño y Mantenimiento de BD.</w:t>
-      </w:r>
-      <w:r>
-        <w:rPr>
-          <w:rFonts w:ascii="Calibri" w:eastAsia="Times New Roman" w:hAnsi="Calibri" w:cs="Calibri"/>
-          <w:sz w:val="22"/>
-          <w:szCs w:val="22"/>
-        </w:rPr>
-        <w:t xml:space="preserve"> </w:t>
-      </w:r>
-      <w:r>
-        <w:rPr>
-          <w:rFonts w:ascii="Calibri" w:eastAsia="Times New Roman" w:hAnsi="Calibri" w:cs="Calibri"/>
-          <w:sz w:val="22"/>
-          <w:szCs w:val="22"/>
-        </w:rPr>
-        <w:t xml:space="preserve">Acuerdo: Aprobar la creación permanente de los índices compuestos IDX sobre </w:t>
-      </w:r>
-      <w:r>
-        <w:rPr>
-          <w:rStyle w:val="CdigoHTML"/>
-        </w:rPr>
-        <w:t>menor_evaluado</w:t>
-      </w:r>
-      <w:r>
-        <w:rPr>
-          <w:rFonts w:ascii="Calibri" w:eastAsia="Times New Roman" w:hAnsi="Calibri" w:cs="Calibri"/>
-          <w:sz w:val="22"/>
-          <w:szCs w:val="22"/>
-        </w:rPr>
-        <w:t xml:space="preserve"> y </w:t>
-      </w:r>
-      <w:r>
-        <w:rPr>
-          <w:rStyle w:val="CdigoHTML"/>
-        </w:rPr>
-        <w:t>CurpProcesada</w:t>
-      </w:r>
-      <w:r>
-        <w:rPr>
-          <w:rFonts w:ascii="Calibri" w:eastAsia="Times New Roman" w:hAnsi="Calibri" w:cs="Calibri"/>
-          <w:sz w:val="22"/>
-          <w:szCs w:val="22"/>
-        </w:rPr>
-        <w:t xml:space="preserve"> tras validar descenso drástico de latencia.</w:t>
+          <w:rFonts w:ascii="Calibri" w:eastAsia="Times New Roman" w:hAnsi="Calibri" w:cs="Calibri"/>
+          <w:sz w:val="22"/>
+          <w:szCs w:val="22"/>
+        </w:rPr>
+        <w:t>Extender las pruebas del proceso de generación de cartas de consentimiento a partir del script de fusión docx piloto.</w:t>
       </w:r>
     </w:p>
     <w:p>
@@ -2925,41 +1284,18 @@
       </w:pPr>
       <w:r>
         <w:rPr>
-          <w:rStyle w:val="Fuerte"/>
-          <w:rFonts w:ascii="Calibri" w:eastAsia="Times New Roman" w:hAnsi="Calibri" w:cs="Calibri"/>
-          <w:sz w:val="22"/>
-          <w:szCs w:val="22"/>
-        </w:rPr>
-        <w:t>2026-05-26: Cierre Operativo de Mayo y Preparación de Corte Trimestral.</w:t>
-      </w:r>
-      <w:r>
-        <w:rPr>
-          <w:rFonts w:ascii="Calibri" w:eastAsia="Times New Roman" w:hAnsi="Calibri" w:cs="Calibri"/>
-          <w:sz w:val="22"/>
-          <w:szCs w:val="22"/>
-        </w:rPr>
-        <w:t xml:space="preserve"> Acuerdo: Mantener consolidados los cuatro datasets piloto CSV construidos y programar el pipeline definitivo hacia junio para la entrega formal del corte.</w:t>
-      </w:r>
-    </w:p>
-    <w:p>
-      <w:pPr>
-        <w:pStyle w:val="Ttulo2"/>
-        <w:rPr>
-          <w:rFonts w:ascii="Calibri" w:eastAsia="Times New Roman" w:hAnsi="Calibri" w:cs="Calibri"/>
-        </w:rPr>
-      </w:pPr>
-      <w:r>
-        <w:rPr>
-          <w:rFonts w:ascii="Calibri" w:eastAsia="Times New Roman" w:hAnsi="Calibri" w:cs="Calibri"/>
-        </w:rPr>
-        <w:t>6. Dificultades y Retos del Mes</w:t>
+          <w:rFonts w:ascii="Calibri" w:eastAsia="Times New Roman" w:hAnsi="Calibri" w:cs="Calibri"/>
+          <w:sz w:val="22"/>
+          <w:szCs w:val="22"/>
+        </w:rPr>
+        <w:t>Presentar comparativas cuantitativas integrales de rendimiento técnico de base de datos post-índices compuestos.</w:t>
       </w:r>
     </w:p>
     <w:p>
       <w:pPr>
         <w:numPr>
           <w:ilvl w:val="0"/>
-          <w:numId w:val="7"/>
+          <w:numId w:val="6"/>
         </w:numPr>
         <w:spacing w:before="100" w:beforeAutospacing="1" w:after="100" w:afterAutospacing="1"/>
         <w:rPr>
@@ -2970,200 +1306,49 @@
       </w:pPr>
       <w:r>
         <w:rPr>
+          <w:rFonts w:ascii="Calibri" w:eastAsia="Times New Roman" w:hAnsi="Calibri" w:cs="Calibri"/>
+          <w:sz w:val="22"/>
+          <w:szCs w:val="22"/>
+        </w:rPr>
+        <w:t>Vigilar la correcta operación de los hooks de seguridad de Git para imposibilitar nuevas vulneraciones de información personal.</w:t>
+      </w:r>
+    </w:p>
+    <w:p>
+      <w:pPr>
+        <w:rPr>
+          <w:rFonts w:ascii="Calibri" w:eastAsia="Times New Roman" w:hAnsi="Calibri" w:cs="Calibri"/>
+          <w:sz w:val="22"/>
+          <w:szCs w:val="22"/>
+        </w:rPr>
+      </w:pPr>
+      <w:r>
+        <w:rPr>
+          <w:rFonts w:ascii="Calibri" w:eastAsia="Times New Roman" w:hAnsi="Calibri" w:cs="Calibri"/>
+          <w:sz w:val="22"/>
+          <w:szCs w:val="22"/>
+        </w:rPr>
+        <w:pict w14:anchorId="57BC1116">
+          <v:rect id="_x0000_i1029" style="width:0;height:1.5pt" o:hralign="center" o:hrstd="t" o:hr="t" fillcolor="#a0a0a0" stroked="f"/>
+        </w:pict>
+      </w:r>
+    </w:p>
+    <w:p>
+      <w:pPr>
+        <w:pStyle w:val="NormalWeb"/>
+        <w:rPr>
+          <w:rFonts w:ascii="Calibri" w:hAnsi="Calibri" w:cs="Calibri"/>
+          <w:sz w:val="22"/>
+          <w:szCs w:val="22"/>
+        </w:rPr>
+      </w:pPr>
+      <w:r>
+        <w:rPr>
           <w:rStyle w:val="Fuerte"/>
-          <w:rFonts w:ascii="Calibri" w:eastAsia="Times New Roman" w:hAnsi="Calibri" w:cs="Calibri"/>
-          <w:sz w:val="22"/>
-          <w:szCs w:val="22"/>
-        </w:rPr>
-        <w:t>Saturación en API Externa (IMSS):</w:t>
-      </w:r>
-      <w:r>
-        <w:rPr>
-          <w:rFonts w:ascii="Calibri" w:eastAsia="Times New Roman" w:hAnsi="Calibri" w:cs="Calibri"/>
-          <w:sz w:val="22"/>
-          <w:szCs w:val="22"/>
-        </w:rPr>
-        <w:t xml:space="preserve"> El limitador de tasa de peticiones (Rate limit) bloqueó peticiones a nivel concurrente. Se resolvió de manera técnica re-parametrizando </w:t>
-      </w:r>
-      <w:r>
-        <w:rPr>
-          <w:rStyle w:val="CdigoHTML"/>
-        </w:rPr>
-        <w:t>WORKERS=10</w:t>
-      </w:r>
-      <w:r>
-        <w:rPr>
-          <w:rFonts w:ascii="Calibri" w:eastAsia="Times New Roman" w:hAnsi="Calibri" w:cs="Calibri"/>
-          <w:sz w:val="22"/>
-          <w:szCs w:val="22"/>
-        </w:rPr>
-        <w:t xml:space="preserve"> en producción, mitigando errores HTTP 429 recurrentes.</w:t>
-      </w:r>
-    </w:p>
-    <w:p>
-      <w:pPr>
-        <w:numPr>
-          <w:ilvl w:val="0"/>
-          <w:numId w:val="7"/>
-        </w:numPr>
-        <w:spacing w:before="100" w:beforeAutospacing="1" w:after="100" w:afterAutospacing="1"/>
-        <w:rPr>
-          <w:rFonts w:ascii="Calibri" w:eastAsia="Times New Roman" w:hAnsi="Calibri" w:cs="Calibri"/>
-          <w:sz w:val="22"/>
-          <w:szCs w:val="22"/>
-        </w:rPr>
-      </w:pPr>
-      <w:r>
-        <w:rPr>
-          <w:rStyle w:val="Fuerte"/>
-          <w:rFonts w:ascii="Calibri" w:eastAsia="Times New Roman" w:hAnsi="Calibri" w:cs="Calibri"/>
-          <w:sz w:val="22"/>
-          <w:szCs w:val="22"/>
-        </w:rPr>
-        <w:t>Desgaste en Conexiones:</w:t>
-      </w:r>
-      <w:r>
-        <w:rPr>
-          <w:rFonts w:ascii="Calibri" w:eastAsia="Times New Roman" w:hAnsi="Calibri" w:cs="Calibri"/>
-          <w:sz w:val="22"/>
-          <w:szCs w:val="22"/>
-        </w:rPr>
-        <w:t xml:space="preserve"> El pool de base de datos relacional PostgreSQL reportó saturación bajo carga excesiva. Se resolvió creando índices compuestos que bajaron el consumo de RAM e impidieron cuellos de botella por bloqueos paralelos.</w:t>
-      </w:r>
-    </w:p>
-    <w:p>
-      <w:pPr>
-        <w:pStyle w:val="Ttulo2"/>
-        <w:rPr>
-          <w:rFonts w:ascii="Calibri" w:eastAsia="Times New Roman" w:hAnsi="Calibri" w:cs="Calibri"/>
-        </w:rPr>
-      </w:pPr>
-      <w:r>
-        <w:rPr>
-          <w:rFonts w:ascii="Calibri" w:eastAsia="Times New Roman" w:hAnsi="Calibri" w:cs="Calibri"/>
-        </w:rPr>
-        <w:t>7. Próximos Pasos</w:t>
-      </w:r>
-    </w:p>
-    <w:p>
-      <w:pPr>
-        <w:numPr>
-          <w:ilvl w:val="0"/>
-          <w:numId w:val="8"/>
-        </w:numPr>
-        <w:spacing w:before="100" w:beforeAutospacing="1" w:after="100" w:afterAutospacing="1"/>
-        <w:rPr>
-          <w:rFonts w:ascii="Calibri" w:eastAsia="Times New Roman" w:hAnsi="Calibri" w:cs="Calibri"/>
-          <w:sz w:val="22"/>
-          <w:szCs w:val="22"/>
-        </w:rPr>
-      </w:pPr>
-      <w:r>
-        <w:rPr>
-          <w:rFonts w:ascii="Calibri" w:eastAsia="Times New Roman" w:hAnsi="Calibri" w:cs="Calibri"/>
-          <w:sz w:val="22"/>
-          <w:szCs w:val="22"/>
-        </w:rPr>
-        <w:t>Consolidar la entrega documental del semestre preparando el corte trimestral del 30 de junio de 2026.</w:t>
-      </w:r>
-    </w:p>
-    <w:p>
-      <w:pPr>
-        <w:numPr>
-          <w:ilvl w:val="0"/>
-          <w:numId w:val="8"/>
-        </w:numPr>
-        <w:spacing w:before="100" w:beforeAutospacing="1" w:after="100" w:afterAutospacing="1"/>
-        <w:rPr>
-          <w:rFonts w:ascii="Calibri" w:eastAsia="Times New Roman" w:hAnsi="Calibri" w:cs="Calibri"/>
-          <w:sz w:val="22"/>
-          <w:szCs w:val="22"/>
-        </w:rPr>
-      </w:pPr>
-      <w:r>
-        <w:rPr>
-          <w:rFonts w:ascii="Calibri" w:eastAsia="Times New Roman" w:hAnsi="Calibri" w:cs="Calibri"/>
-          <w:sz w:val="22"/>
-          <w:szCs w:val="22"/>
-        </w:rPr>
-        <w:t xml:space="preserve">Extender las pruebas del proceso de generación de cartas de consentimiento para salir de la carpeta temporal </w:t>
-      </w:r>
-      <w:r>
-        <w:rPr>
-          <w:rStyle w:val="CdigoHTML"/>
-        </w:rPr>
-        <w:t>sin-carta/</w:t>
-      </w:r>
-      <w:r>
-        <w:rPr>
-          <w:rFonts w:ascii="Calibri" w:eastAsia="Times New Roman" w:hAnsi="Calibri" w:cs="Calibri"/>
-          <w:sz w:val="22"/>
-          <w:szCs w:val="22"/>
-        </w:rPr>
-        <w:t>.</w:t>
-      </w:r>
-    </w:p>
-    <w:p>
-      <w:pPr>
-        <w:numPr>
-          <w:ilvl w:val="0"/>
-          <w:numId w:val="8"/>
-        </w:numPr>
-        <w:spacing w:before="100" w:beforeAutospacing="1" w:after="100" w:afterAutospacing="1"/>
-        <w:rPr>
-          <w:rFonts w:ascii="Calibri" w:eastAsia="Times New Roman" w:hAnsi="Calibri" w:cs="Calibri"/>
-          <w:sz w:val="22"/>
-          <w:szCs w:val="22"/>
-        </w:rPr>
-      </w:pPr>
-      <w:r>
-        <w:rPr>
-          <w:rFonts w:ascii="Calibri" w:eastAsia="Times New Roman" w:hAnsi="Calibri" w:cs="Calibri"/>
-          <w:sz w:val="22"/>
-          <w:szCs w:val="22"/>
-        </w:rPr>
-        <w:t>Presentar comparativas cuantitativas integrales de rendimiento técnico de base de datos antes y después del diseño de índices de mayo.</w:t>
-      </w:r>
-    </w:p>
-    <w:p>
-      <w:pPr>
-        <w:numPr>
-          <w:ilvl w:val="0"/>
-          <w:numId w:val="8"/>
-        </w:numPr>
-        <w:spacing w:before="100" w:beforeAutospacing="1" w:after="100" w:afterAutospacing="1"/>
-        <w:rPr>
-          <w:rFonts w:ascii="Calibri" w:eastAsia="Times New Roman" w:hAnsi="Calibri" w:cs="Calibri"/>
-          <w:sz w:val="22"/>
-          <w:szCs w:val="22"/>
-        </w:rPr>
-      </w:pPr>
-      <w:r>
-        <w:rPr>
-          <w:rFonts w:ascii="Calibri" w:eastAsia="Times New Roman" w:hAnsi="Calibri" w:cs="Calibri"/>
-          <w:sz w:val="22"/>
-          <w:szCs w:val="22"/>
-        </w:rPr>
-        <w:t>Refinar los umbrales de alerta del sistema de monitoreo para asegurar estabilidad en consumos externos concurridos.</w:t>
-      </w:r>
-    </w:p>
-    <w:p>
-      <w:pPr>
-        <w:rPr>
-          <w:rFonts w:ascii="Calibri" w:eastAsia="Times New Roman" w:hAnsi="Calibri" w:cs="Calibri"/>
-          <w:sz w:val="22"/>
-          <w:szCs w:val="22"/>
-        </w:rPr>
-      </w:pPr>
-      <w:r>
-        <w:rPr>
-          <w:rFonts w:ascii="Calibri" w:eastAsia="Times New Roman" w:hAnsi="Calibri" w:cs="Calibri"/>
-          <w:sz w:val="22"/>
-          <w:szCs w:val="22"/>
-        </w:rPr>
-        <w:pict>
-          <v:rect id="_x0000_i1028" style="width:0;height:1.5pt" o:hralign="center" o:hrstd="t" o:hr="t" fillcolor="#a0a0a0" stroked="f"/>
-        </w:pict>
+          <w:rFonts w:ascii="Calibri" w:hAnsi="Calibri" w:cs="Calibri"/>
+          <w:sz w:val="22"/>
+          <w:szCs w:val="22"/>
+        </w:rPr>
+        <w:t>Comentarios adicionales:</w:t>
       </w:r>
     </w:p>
     <w:p>
@@ -3177,30 +1362,11 @@
       </w:pPr>
       <w:r>
         <w:rPr>
-          <w:rStyle w:val="Fuerte"/>
-          <w:rFonts w:ascii="Calibri" w:hAnsi="Calibri" w:cs="Calibri"/>
-          <w:sz w:val="22"/>
-          <w:szCs w:val="22"/>
-        </w:rPr>
-        <w:t>Comentarios adicionales:</w:t>
-      </w:r>
-    </w:p>
-    <w:p>
-      <w:pPr>
-        <w:pStyle w:val="NormalWeb"/>
-        <w:rPr>
-          <w:rFonts w:ascii="Calibri" w:hAnsi="Calibri" w:cs="Calibri"/>
-          <w:sz w:val="22"/>
-          <w:szCs w:val="22"/>
-        </w:rPr>
-      </w:pPr>
-      <w:r>
-        <w:rPr>
-          <w:rFonts w:ascii="Calibri" w:hAnsi="Calibri" w:cs="Calibri"/>
-          <w:sz w:val="22"/>
-          <w:szCs w:val="22"/>
-        </w:rPr>
-        <w:t>Este documento corresponde únicamente a mayo de 2026. Su función es concentrar evidencia operativa, validaciones y resultados del mes, usando abril solo como antecedente y evitando mezclar en un mismo texto la línea base de abril con los hallazgos y pruebas de mayo.</w:t>
+          <w:rFonts w:ascii="Calibri" w:hAnsi="Calibri" w:cs="Calibri"/>
+          <w:sz w:val="22"/>
+          <w:szCs w:val="22"/>
+        </w:rPr>
+        <w:t>Este documento y sus entregables adjuntos asientan la evidencia del mes de mayo, superando los incidentes detectados y ratificando la estabilidad y robustez del código fuente en los entornos institucionales auditados.</w:t>
       </w:r>
     </w:p>
     <w:sectPr>
@@ -3216,9 +1382,9 @@
 <file path=word/numbering.xml><?xml version="1.0" encoding="utf-8"?>
 <w:numbering xmlns:wpc="http://schemas.microsoft.com/office/word/2010/wordprocessingCanvas" xmlns:cx="http://schemas.microsoft.com/office/drawing/2014/chartex" xmlns:cx1="http://schemas.microsoft.com/office/drawing/2015/9/8/chartex" xmlns:cx2="http://schemas.microsoft.com/office/drawing/2015/10/21/chartex" xmlns:cx3="http://schemas.microsoft.com/office/drawing/2016/5/9/chartex" xmlns:cx4="http://schemas.microsoft.com/office/drawing/2016/5/10/chartex" xmlns:cx5="http://schemas.microsoft.com/office/drawing/2016/5/11/chartex" xmlns:cx6="http://schemas.microsoft.com/office/drawing/2016/5/12/chartex" xmlns:cx7="http://schemas.microsoft.com/office/drawing/2016/5/13/chartex" xmlns:cx8="http://schemas.microsoft.com/office/drawing/2016/5/14/chartex" xmlns:mc="http://schemas.openxmlformats.org/markup-compatibility/2006" xmlns:aink="http://schemas.microsoft.com/office/drawing/2016/ink" xmlns:am3d="http://schemas.microsoft.com/office/drawing/2017/model3d" xmlns:o="urn:schemas-microsoft-com:office:office" xmlns:oel="http://schemas.microsoft.com/office/2019/extlst" xmlns:r="http://schemas.openxmlformats.org/officeDocument/2006/relationships" xmlns:m="http://schemas.openxmlformats.org/officeDocument/2006/math" xmlns:v="urn:schemas-microsoft-com:vml" xmlns:wp14="http://schemas.microsoft.com/office/word/2010/wordprocessingDrawing" xmlns:wp="http://schemas.openxmlformats.org/drawingml/2006/wordprocessingDrawing" xmlns:w10="urn:schemas-microsoft-com:office:word" xmlns:w="http://schemas.openxmlformats.org/wordprocessingml/2006/main" xmlns:w14="http://schemas.microsoft.com/office/word/2010/wordml" xmlns:w15="http://schemas.microsoft.com/office/word/2012/wordml" xmlns:w16cex="http://schemas.microsoft.com/office/word/2018/wordml/cex" xmlns:w16cid="http://schemas.microsoft.com/office/word/2016/wordml/cid" xmlns:w16="http://schemas.microsoft.com/office/word/2018/wordml" xmlns:w16du="http://schemas.microsoft.com/office/word/2023/wordml/word16du" xmlns:w16sdtdh="http://schemas.microsoft.com/office/word/2020/wordml/sdtdatahash" xmlns:w16sdtfl="http://schemas.microsoft.com/office/word/2024/wordml/sdtformatlock" xmlns:w16se="http://schemas.microsoft.com/office/word/2015/wordml/symex" xmlns:wpg="http://schemas.microsoft.com/office/word/2010/wordprocessingGroup" xmlns:wpi="http://schemas.microsoft.com/office/word/2010/wordprocessingInk" xmlns:wne="http://schemas.microsoft.com/office/word/2006/wordml" xmlns:wps="http://schemas.microsoft.com/office/word/2010/wordprocessingShape" mc:Ignorable="w14 w15 w16se w16cid w16 w16cex w16sdtdh w16sdtfl w16du wp14">
   <w:abstractNum w:abstractNumId="0" w15:restartNumberingAfterBreak="0">
-    <w:nsid w:val="055715A4"/>
+    <w:nsid w:val="18F52328"/>
     <w:multiLevelType w:val="multilevel"/>
-    <w:tmpl w:val="CAA8335C"/>
+    <w:tmpl w:val="C360CDBE"/>
     <w:lvl w:ilvl="0">
       <w:start w:val="1"/>
       <w:numFmt w:val="bullet"/>
@@ -3365,9 +1531,9 @@
     </w:lvl>
   </w:abstractNum>
   <w:abstractNum w:abstractNumId="1" w15:restartNumberingAfterBreak="0">
-    <w:nsid w:val="18D27488"/>
+    <w:nsid w:val="20A2215B"/>
     <w:multiLevelType w:val="multilevel"/>
-    <w:tmpl w:val="CAE696EA"/>
+    <w:tmpl w:val="B65C8D30"/>
     <w:lvl w:ilvl="0">
       <w:start w:val="1"/>
       <w:numFmt w:val="bullet"/>
@@ -3514,9 +1680,9 @@
     </w:lvl>
   </w:abstractNum>
   <w:abstractNum w:abstractNumId="2" w15:restartNumberingAfterBreak="0">
-    <w:nsid w:val="260C5997"/>
+    <w:nsid w:val="36CD12F6"/>
     <w:multiLevelType w:val="multilevel"/>
-    <w:tmpl w:val="95C2A01E"/>
+    <w:tmpl w:val="2B2238BE"/>
     <w:lvl w:ilvl="0">
       <w:start w:val="1"/>
       <w:numFmt w:val="bullet"/>
@@ -3663,9 +1829,9 @@
     </w:lvl>
   </w:abstractNum>
   <w:abstractNum w:abstractNumId="3" w15:restartNumberingAfterBreak="0">
-    <w:nsid w:val="35EC6A0A"/>
+    <w:nsid w:val="566C3F78"/>
     <w:multiLevelType w:val="multilevel"/>
-    <w:tmpl w:val="8CA40710"/>
+    <w:tmpl w:val="5F1C3BF0"/>
     <w:lvl w:ilvl="0">
       <w:start w:val="1"/>
       <w:numFmt w:val="bullet"/>
@@ -3812,9 +1978,9 @@
     </w:lvl>
   </w:abstractNum>
   <w:abstractNum w:abstractNumId="4" w15:restartNumberingAfterBreak="0">
-    <w:nsid w:val="43210172"/>
+    <w:nsid w:val="5E5D6C10"/>
     <w:multiLevelType w:val="multilevel"/>
-    <w:tmpl w:val="5BA6714A"/>
+    <w:tmpl w:val="C8027C36"/>
     <w:lvl w:ilvl="0">
       <w:start w:val="1"/>
       <w:numFmt w:val="bullet"/>
@@ -3961,9 +2127,9 @@
     </w:lvl>
   </w:abstractNum>
   <w:abstractNum w:abstractNumId="5" w15:restartNumberingAfterBreak="0">
-    <w:nsid w:val="5F160716"/>
+    <w:nsid w:val="78EB2E5D"/>
     <w:multiLevelType w:val="multilevel"/>
-    <w:tmpl w:val="C23C062C"/>
+    <w:tmpl w:val="CD90BB22"/>
     <w:lvl w:ilvl="0">
       <w:start w:val="1"/>
       <w:numFmt w:val="bullet"/>
@@ -4109,327 +2275,23 @@
       </w:rPr>
     </w:lvl>
   </w:abstractNum>
-  <w:abstractNum w:abstractNumId="6" w15:restartNumberingAfterBreak="0">
-    <w:nsid w:val="66EC37BA"/>
-    <w:multiLevelType w:val="multilevel"/>
-    <w:tmpl w:val="1780DC20"/>
-    <w:lvl w:ilvl="0">
-      <w:start w:val="1"/>
-      <w:numFmt w:val="bullet"/>
-      <w:lvlText w:val=""/>
-      <w:lvlJc w:val="left"/>
-      <w:pPr>
-        <w:tabs>
-          <w:tab w:val="num" w:pos="720"/>
-        </w:tabs>
-        <w:ind w:left="720" w:hanging="360"/>
-      </w:pPr>
-      <w:rPr>
-        <w:rFonts w:ascii="Symbol" w:hAnsi="Symbol" w:hint="default"/>
-        <w:sz w:val="20"/>
-      </w:rPr>
-    </w:lvl>
-    <w:lvl w:ilvl="1" w:tentative="1">
-      <w:start w:val="1"/>
-      <w:numFmt w:val="bullet"/>
-      <w:lvlText w:val="o"/>
-      <w:lvlJc w:val="left"/>
-      <w:pPr>
-        <w:tabs>
-          <w:tab w:val="num" w:pos="1440"/>
-        </w:tabs>
-        <w:ind w:left="1440" w:hanging="360"/>
-      </w:pPr>
-      <w:rPr>
-        <w:rFonts w:ascii="Courier New" w:hAnsi="Courier New" w:hint="default"/>
-        <w:sz w:val="20"/>
-      </w:rPr>
-    </w:lvl>
-    <w:lvl w:ilvl="2" w:tentative="1">
-      <w:start w:val="1"/>
-      <w:numFmt w:val="bullet"/>
-      <w:lvlText w:val=""/>
-      <w:lvlJc w:val="left"/>
-      <w:pPr>
-        <w:tabs>
-          <w:tab w:val="num" w:pos="2160"/>
-        </w:tabs>
-        <w:ind w:left="2160" w:hanging="360"/>
-      </w:pPr>
-      <w:rPr>
-        <w:rFonts w:ascii="Wingdings" w:hAnsi="Wingdings" w:hint="default"/>
-        <w:sz w:val="20"/>
-      </w:rPr>
-    </w:lvl>
-    <w:lvl w:ilvl="3" w:tentative="1">
-      <w:start w:val="1"/>
-      <w:numFmt w:val="bullet"/>
-      <w:lvlText w:val=""/>
-      <w:lvlJc w:val="left"/>
-      <w:pPr>
-        <w:tabs>
-          <w:tab w:val="num" w:pos="2880"/>
-        </w:tabs>
-        <w:ind w:left="2880" w:hanging="360"/>
-      </w:pPr>
-      <w:rPr>
-        <w:rFonts w:ascii="Wingdings" w:hAnsi="Wingdings" w:hint="default"/>
-        <w:sz w:val="20"/>
-      </w:rPr>
-    </w:lvl>
-    <w:lvl w:ilvl="4" w:tentative="1">
-      <w:start w:val="1"/>
-      <w:numFmt w:val="bullet"/>
-      <w:lvlText w:val=""/>
-      <w:lvlJc w:val="left"/>
-      <w:pPr>
-        <w:tabs>
-          <w:tab w:val="num" w:pos="3600"/>
-        </w:tabs>
-        <w:ind w:left="3600" w:hanging="360"/>
-      </w:pPr>
-      <w:rPr>
-        <w:rFonts w:ascii="Wingdings" w:hAnsi="Wingdings" w:hint="default"/>
-        <w:sz w:val="20"/>
-      </w:rPr>
-    </w:lvl>
-    <w:lvl w:ilvl="5" w:tentative="1">
-      <w:start w:val="1"/>
-      <w:numFmt w:val="bullet"/>
-      <w:lvlText w:val=""/>
-      <w:lvlJc w:val="left"/>
-      <w:pPr>
-        <w:tabs>
-          <w:tab w:val="num" w:pos="4320"/>
-        </w:tabs>
-        <w:ind w:left="4320" w:hanging="360"/>
-      </w:pPr>
-      <w:rPr>
-        <w:rFonts w:ascii="Wingdings" w:hAnsi="Wingdings" w:hint="default"/>
-        <w:sz w:val="20"/>
-      </w:rPr>
-    </w:lvl>
-    <w:lvl w:ilvl="6" w:tentative="1">
-      <w:start w:val="1"/>
-      <w:numFmt w:val="bullet"/>
-      <w:lvlText w:val=""/>
-      <w:lvlJc w:val="left"/>
-      <w:pPr>
-        <w:tabs>
-          <w:tab w:val="num" w:pos="5040"/>
-        </w:tabs>
-        <w:ind w:left="5040" w:hanging="360"/>
-      </w:pPr>
-      <w:rPr>
-        <w:rFonts w:ascii="Wingdings" w:hAnsi="Wingdings" w:hint="default"/>
-        <w:sz w:val="20"/>
-      </w:rPr>
-    </w:lvl>
-    <w:lvl w:ilvl="7" w:tentative="1">
-      <w:start w:val="1"/>
-      <w:numFmt w:val="bullet"/>
-      <w:lvlText w:val=""/>
-      <w:lvlJc w:val="left"/>
-      <w:pPr>
-        <w:tabs>
-          <w:tab w:val="num" w:pos="5760"/>
-        </w:tabs>
-        <w:ind w:left="5760" w:hanging="360"/>
-      </w:pPr>
-      <w:rPr>
-        <w:rFonts w:ascii="Wingdings" w:hAnsi="Wingdings" w:hint="default"/>
-        <w:sz w:val="20"/>
-      </w:rPr>
-    </w:lvl>
-    <w:lvl w:ilvl="8" w:tentative="1">
-      <w:start w:val="1"/>
-      <w:numFmt w:val="bullet"/>
-      <w:lvlText w:val=""/>
-      <w:lvlJc w:val="left"/>
-      <w:pPr>
-        <w:tabs>
-          <w:tab w:val="num" w:pos="6480"/>
-        </w:tabs>
-        <w:ind w:left="6480" w:hanging="360"/>
-      </w:pPr>
-      <w:rPr>
-        <w:rFonts w:ascii="Wingdings" w:hAnsi="Wingdings" w:hint="default"/>
-        <w:sz w:val="20"/>
-      </w:rPr>
-    </w:lvl>
-  </w:abstractNum>
-  <w:abstractNum w:abstractNumId="7" w15:restartNumberingAfterBreak="0">
-    <w:nsid w:val="69FC3C53"/>
-    <w:multiLevelType w:val="multilevel"/>
-    <w:tmpl w:val="103C2AE2"/>
-    <w:lvl w:ilvl="0">
-      <w:start w:val="1"/>
-      <w:numFmt w:val="bullet"/>
-      <w:lvlText w:val=""/>
-      <w:lvlJc w:val="left"/>
-      <w:pPr>
-        <w:tabs>
-          <w:tab w:val="num" w:pos="720"/>
-        </w:tabs>
-        <w:ind w:left="720" w:hanging="360"/>
-      </w:pPr>
-      <w:rPr>
-        <w:rFonts w:ascii="Symbol" w:hAnsi="Symbol" w:hint="default"/>
-        <w:sz w:val="20"/>
-      </w:rPr>
-    </w:lvl>
-    <w:lvl w:ilvl="1" w:tentative="1">
-      <w:start w:val="1"/>
-      <w:numFmt w:val="bullet"/>
-      <w:lvlText w:val="o"/>
-      <w:lvlJc w:val="left"/>
-      <w:pPr>
-        <w:tabs>
-          <w:tab w:val="num" w:pos="1440"/>
-        </w:tabs>
-        <w:ind w:left="1440" w:hanging="360"/>
-      </w:pPr>
-      <w:rPr>
-        <w:rFonts w:ascii="Courier New" w:hAnsi="Courier New" w:hint="default"/>
-        <w:sz w:val="20"/>
-      </w:rPr>
-    </w:lvl>
-    <w:lvl w:ilvl="2" w:tentative="1">
-      <w:start w:val="1"/>
-      <w:numFmt w:val="bullet"/>
-      <w:lvlText w:val=""/>
-      <w:lvlJc w:val="left"/>
-      <w:pPr>
-        <w:tabs>
-          <w:tab w:val="num" w:pos="2160"/>
-        </w:tabs>
-        <w:ind w:left="2160" w:hanging="360"/>
-      </w:pPr>
-      <w:rPr>
-        <w:rFonts w:ascii="Wingdings" w:hAnsi="Wingdings" w:hint="default"/>
-        <w:sz w:val="20"/>
-      </w:rPr>
-    </w:lvl>
-    <w:lvl w:ilvl="3" w:tentative="1">
-      <w:start w:val="1"/>
-      <w:numFmt w:val="bullet"/>
-      <w:lvlText w:val=""/>
-      <w:lvlJc w:val="left"/>
-      <w:pPr>
-        <w:tabs>
-          <w:tab w:val="num" w:pos="2880"/>
-        </w:tabs>
-        <w:ind w:left="2880" w:hanging="360"/>
-      </w:pPr>
-      <w:rPr>
-        <w:rFonts w:ascii="Wingdings" w:hAnsi="Wingdings" w:hint="default"/>
-        <w:sz w:val="20"/>
-      </w:rPr>
-    </w:lvl>
-    <w:lvl w:ilvl="4" w:tentative="1">
-      <w:start w:val="1"/>
-      <w:numFmt w:val="bullet"/>
-      <w:lvlText w:val=""/>
-      <w:lvlJc w:val="left"/>
-      <w:pPr>
-        <w:tabs>
-          <w:tab w:val="num" w:pos="3600"/>
-        </w:tabs>
-        <w:ind w:left="3600" w:hanging="360"/>
-      </w:pPr>
-      <w:rPr>
-        <w:rFonts w:ascii="Wingdings" w:hAnsi="Wingdings" w:hint="default"/>
-        <w:sz w:val="20"/>
-      </w:rPr>
-    </w:lvl>
-    <w:lvl w:ilvl="5" w:tentative="1">
-      <w:start w:val="1"/>
-      <w:numFmt w:val="bullet"/>
-      <w:lvlText w:val=""/>
-      <w:lvlJc w:val="left"/>
-      <w:pPr>
-        <w:tabs>
-          <w:tab w:val="num" w:pos="4320"/>
-        </w:tabs>
-        <w:ind w:left="4320" w:hanging="360"/>
-      </w:pPr>
-      <w:rPr>
-        <w:rFonts w:ascii="Wingdings" w:hAnsi="Wingdings" w:hint="default"/>
-        <w:sz w:val="20"/>
-      </w:rPr>
-    </w:lvl>
-    <w:lvl w:ilvl="6" w:tentative="1">
-      <w:start w:val="1"/>
-      <w:numFmt w:val="bullet"/>
-      <w:lvlText w:val=""/>
-      <w:lvlJc w:val="left"/>
-      <w:pPr>
-        <w:tabs>
-          <w:tab w:val="num" w:pos="5040"/>
-        </w:tabs>
-        <w:ind w:left="5040" w:hanging="360"/>
-      </w:pPr>
-      <w:rPr>
-        <w:rFonts w:ascii="Wingdings" w:hAnsi="Wingdings" w:hint="default"/>
-        <w:sz w:val="20"/>
-      </w:rPr>
-    </w:lvl>
-    <w:lvl w:ilvl="7" w:tentative="1">
-      <w:start w:val="1"/>
-      <w:numFmt w:val="bullet"/>
-      <w:lvlText w:val=""/>
-      <w:lvlJc w:val="left"/>
-      <w:pPr>
-        <w:tabs>
-          <w:tab w:val="num" w:pos="5760"/>
-        </w:tabs>
-        <w:ind w:left="5760" w:hanging="360"/>
-      </w:pPr>
-      <w:rPr>
-        <w:rFonts w:ascii="Wingdings" w:hAnsi="Wingdings" w:hint="default"/>
-        <w:sz w:val="20"/>
-      </w:rPr>
-    </w:lvl>
-    <w:lvl w:ilvl="8" w:tentative="1">
-      <w:start w:val="1"/>
-      <w:numFmt w:val="bullet"/>
-      <w:lvlText w:val=""/>
-      <w:lvlJc w:val="left"/>
-      <w:pPr>
-        <w:tabs>
-          <w:tab w:val="num" w:pos="6480"/>
-        </w:tabs>
-        <w:ind w:left="6480" w:hanging="360"/>
-      </w:pPr>
-      <w:rPr>
-        <w:rFonts w:ascii="Wingdings" w:hAnsi="Wingdings" w:hint="default"/>
-        <w:sz w:val="20"/>
-      </w:rPr>
-    </w:lvl>
-  </w:abstractNum>
-  <w:num w:numId="1" w16cid:durableId="96096323">
+  <w:num w:numId="1" w16cid:durableId="1043290371">
     <w:abstractNumId w:val="5"/>
   </w:num>
-  <w:num w:numId="2" w16cid:durableId="1011104071">
-    <w:abstractNumId w:val="7"/>
-  </w:num>
-  <w:num w:numId="3" w16cid:durableId="1839036920">
+  <w:num w:numId="2" w16cid:durableId="1057389955">
     <w:abstractNumId w:val="0"/>
   </w:num>
-  <w:num w:numId="4" w16cid:durableId="865214650">
-    <w:abstractNumId w:val="6"/>
+  <w:num w:numId="3" w16cid:durableId="1192767054">
+    <w:abstractNumId w:val="4"/>
   </w:num>
-  <w:num w:numId="5" w16cid:durableId="592280916">
-    <w:abstractNumId w:val="3"/>
+  <w:num w:numId="4" w16cid:durableId="38629554">
+    <w:abstractNumId w:val="1"/>
   </w:num>
-  <w:num w:numId="6" w16cid:durableId="211695811">
+  <w:num w:numId="5" w16cid:durableId="359091643">
     <w:abstractNumId w:val="2"/>
   </w:num>
-  <w:num w:numId="7" w16cid:durableId="1405180941">
-    <w:abstractNumId w:val="4"/>
-  </w:num>
-  <w:num w:numId="8" w16cid:durableId="176039149">
-    <w:abstractNumId w:val="1"/>
+  <w:num w:numId="6" w16cid:durableId="1929969771">
+    <w:abstractNumId w:val="3"/>
   </w:num>
 </w:numbering>
 </file>
